--- a/public/chat_files/cuevas_pediatric_intake_and_consent_final.docx
+++ b/public/chat_files/cuevas_pediatric_intake_and_consent_final.docx
@@ -8,7 +8,7 @@
           <w:b/>
           <w:sz w:val="28"/>
         </w:rPr>
-        <w:t>Cuevas Speech &amp; Language Therapy — Master Clinical Service Agreement &amp; Consent (v2 Final)</w:t>
+        <w:t>Master Clinical Intake &amp; Patient Guarantor Agreement — Final (v2)</w:t>
       </w:r>
     </w:p>
     <w:p>
@@ -16,7 +16,7 @@
         <w:rPr>
           <w:sz w:val="22"/>
         </w:rPr>
-        <w:t xml:space="preserve">1. MASTER CLINICAL SERVICE AGREEMENT</w:t>
+        <w:t xml:space="preserve">SECTION 1: CLINICAL DESIGNATION &amp; LEGAL GUARANTOR RESPONSIBILITY</w:t>
       </w:r>
     </w:p>
     <w:p>
@@ -24,7 +24,7 @@
         <w:rPr>
           <w:sz w:val="22"/>
         </w:rPr>
-        <w:t xml:space="preserve">Legally binding clinical agreement between Cuevas Speech &amp; Language Therapy LLC and Parent/Legal Guardian (Guarantor).</w:t>
+        <w:t xml:space="preserve">Parents / legal guardians are designated as sole financial guarantors for all scheduled therapy hours.</w:t>
       </w:r>
     </w:p>
     <w:p>
@@ -32,7 +32,7 @@
         <w:rPr>
           <w:sz w:val="22"/>
         </w:rPr>
-        <w:t xml:space="preserve">Distinguishes pediatric patient receiving clinical therapy from parent guarantor responsible for financial undertakings.</w:t>
+        <w:t xml:space="preserve">SECTION 2: ATTENDANCE &amp; RESERVED CLINICAL HOUR POLICY</w:t>
       </w:r>
     </w:p>
     <w:p>
@@ -40,7 +40,7 @@
         <w:rPr>
           <w:sz w:val="22"/>
         </w:rPr>
-        <w:t xml:space="preserve">2. RESERVED CLINICAL HOUR &amp; CANCELLATION POLICY</w:t>
+        <w:t xml:space="preserve">Unscheduled missed sessions without 24-hour advance written notice are subject to the reserved clinical hour fee of $75.</w:t>
       </w:r>
     </w:p>
     <w:p>
@@ -48,7 +48,7 @@
         <w:rPr>
           <w:sz w:val="22"/>
         </w:rPr>
-        <w:t xml:space="preserve">Unscheduled missed sessions without 24-hour advance written notice are subject to the reserved clinical hour fee of $75.00.</w:t>
+        <w:t xml:space="preserve">SECTION 3: OBSERVATION &amp; VIDEO RECORDING AUTHORIZATION</w:t>
       </w:r>
     </w:p>
     <w:p>
@@ -56,7 +56,7 @@
         <w:rPr>
           <w:sz w:val="22"/>
         </w:rPr>
-        <w:t xml:space="preserve">Designation satisfies commercial healthcare insurance billing compliance for unrendered scheduled units.</w:t>
+        <w:t xml:space="preserve">Permits observation mirrors and therapeutic video recording strictly for home exercise demonstrations.</w:t>
       </w:r>
     </w:p>
     <w:p>
@@ -64,7 +64,7 @@
         <w:rPr>
           <w:sz w:val="22"/>
         </w:rPr>
-        <w:t xml:space="preserve">3. SUPERBILL &amp; OUT-OF-NETWORK REIMBURSEMENT</w:t>
+        <w:t xml:space="preserve">SECTION 4: PROGRESS EVALUATION DISCLAIMER</w:t>
       </w:r>
     </w:p>
     <w:p>
@@ -72,23 +72,7 @@
         <w:rPr>
           <w:sz w:val="22"/>
         </w:rPr>
-        <w:t xml:space="preserve">Superbills with standardized ICD-10 diagnostic codes and CPT therapy codes (92507, 92523) are generated on the 1st of each calendar month.</w:t>
-      </w:r>
-    </w:p>
-    <w:p>
-      <w:r>
-        <w:rPr>
-          <w:sz w:val="22"/>
-        </w:rPr>
-        <w:t xml:space="preserve">4. CLINICAL OUTCOME ESTIMATES</w:t>
-      </w:r>
-    </w:p>
-    <w:p>
-      <w:r>
-        <w:rPr>
-          <w:sz w:val="22"/>
-        </w:rPr>
-        <w:t xml:space="preserve">Progress re-evaluations and clinical prognosis represent professional estimates and not guaranteed medical outcomes.</w:t>
+        <w:t xml:space="preserve">Progress evaluations are clinical estimates and do not constitute guaranteed medical outcomes.</w:t>
       </w:r>
     </w:p>
   </w:body>

--- a/public/chat_files/cuevas_pediatric_intake_and_consent_final.docx
+++ b/public/chat_files/cuevas_pediatric_intake_and_consent_final.docx
@@ -13,64 +13,7 @@
           <w:color w:val="0F172A"/>
           <w:sz w:val="44"/>
         </w:rPr>
-        <w:t>Cuevas Pediatric Speech Therapy — Clinical Intake &amp; Medical Consent Packet</w:t>
-      </w:r>
-    </w:p>
-    <w:p>
-      <w:pPr>
-        <w:spacing w:before="0" w:after="120" w:line="276" w:lineRule="auto"/>
-      </w:pPr>
-      <w:r>
-        <w:rPr>
-          <w:rFonts w:ascii="Calibri" w:hAnsi="Calibri"/>
-          <w:color w:val="1E293B"/>
-          <w:sz w:val="20"/>
-        </w:rPr>
-        <w:t>PRACTICE: Cuevas Pediatric Speech &amp; Language Therapy LLC</w:t>
-      </w:r>
-    </w:p>
-    <w:p>
-      <w:pPr>
-        <w:spacing w:before="0" w:after="120" w:line="276" w:lineRule="auto"/>
-      </w:pPr>
-      <w:r>
-        <w:rPr>
-          <w:rFonts w:ascii="Calibri" w:hAnsi="Calibri"/>
-          <w:color w:val="1E293B"/>
-          <w:sz w:val="20"/>
-        </w:rPr>
-        <w:t>LOCATION: 1211 W 6th St, Suite 300, Austin, TX 78703</w:t>
-      </w:r>
-    </w:p>
-    <w:p>
-      <w:pPr>
-        <w:spacing w:before="0" w:after="120" w:line="276" w:lineRule="auto"/>
-      </w:pPr>
-      <w:r>
-        <w:rPr>
-          <w:rFonts w:ascii="Calibri" w:hAnsi="Calibri"/>
-          <w:color w:val="1E293B"/>
-          <w:sz w:val="20"/>
-        </w:rPr>
-        <w:t>CLINICAL CREDENTIALS: Issa Cuevas, M.S., CCC-SLP · Texas License #72841 · NPI #1982736450</w:t>
-      </w:r>
-    </w:p>
-    <w:p>
-      <w:pPr>
-        <w:spacing w:before="0" w:after="120" w:line="276" w:lineRule="auto"/>
-      </w:pPr>
-      <w:r>
-        <w:rPr>
-          <w:rFonts w:ascii="Calibri" w:hAnsi="Calibri"/>
-          <w:color w:val="1E293B"/>
-          <w:sz w:val="20"/>
-        </w:rPr>
-        <w:t>DOCUMENT: Comprehensive Pediatric Intake, Medical History &amp; Consent Agreement</w:t>
-      </w:r>
-    </w:p>
-    <w:p>
-      <w:r>
-        <w:br w:type="page"/>
+        <w:t>Master Clinical Intake &amp; Patient Guarantor Agreement — Cuevas Speech &amp; Language Therapy (Final)</w:t>
       </w:r>
     </w:p>
     <w:p>
@@ -85,999 +28,7 @@
           <w:color w:val="0F172A"/>
           <w:sz w:val="26"/>
         </w:rPr>
-        <w:t>SECTION 1: PATIENT &amp; GUARANTOR IDENTIFICATION</w:t>
-      </w:r>
-    </w:p>
-    <w:tbl>
-      <w:tblPr>
-        <w:tblW w:type="auto" w:w="0"/>
-        <w:jc w:val="center"/>
-        <w:tblLayout w:type="autofit"/>
-        <w:tblLook w:firstColumn="1" w:firstRow="1" w:lastColumn="0" w:lastRow="0" w:noHBand="0" w:noVBand="1" w:val="04A0"/>
-      </w:tblPr>
-      <w:tblGrid>
-        <w:gridCol w:w="2340"/>
-        <w:gridCol w:w="2340"/>
-        <w:gridCol w:w="2340"/>
-        <w:gridCol w:w="2340"/>
-      </w:tblGrid>
-      <w:tr>
-        <w:tc>
-          <w:tcPr>
-            <w:tcW w:type="dxa" w:w="2340"/>
-            <w:shd w:fill="0F172A"/>
-            <w:tcBorders>
-              <w:top w:val="single" w:sz="4" w:space="0" w:color="CBD5E1"/>
-              <w:left w:val="none"/>
-              <w:bottom w:val="single" w:sz="4" w:space="0" w:color="CBD5E1"/>
-              <w:right w:val="none"/>
-            </w:tcBorders>
-          </w:tcPr>
-          <w:p>
-            <w:pPr>
-              <w:spacing w:before="80" w:after="80"/>
-              <w:jc w:val="center"/>
-            </w:pPr>
-            <w:r>
-              <w:rPr>
-                <w:rFonts w:ascii="Calibri" w:hAnsi="Calibri"/>
-                <w:b/>
-                <w:color w:val="FFFFFF"/>
-                <w:sz w:val="19"/>
-              </w:rPr>
-              <w:t>Field</w:t>
-            </w:r>
-          </w:p>
-        </w:tc>
-        <w:tc>
-          <w:tcPr>
-            <w:tcW w:type="dxa" w:w="2340"/>
-            <w:shd w:fill="0F172A"/>
-            <w:tcBorders>
-              <w:top w:val="single" w:sz="4" w:space="0" w:color="CBD5E1"/>
-              <w:left w:val="none"/>
-              <w:bottom w:val="single" w:sz="4" w:space="0" w:color="CBD5E1"/>
-              <w:right w:val="none"/>
-            </w:tcBorders>
-          </w:tcPr>
-          <w:p>
-            <w:pPr>
-              <w:spacing w:before="80" w:after="80"/>
-              <w:jc w:val="center"/>
-            </w:pPr>
-            <w:r>
-              <w:rPr>
-                <w:rFonts w:ascii="Calibri" w:hAnsi="Calibri"/>
-                <w:b/>
-                <w:color w:val="FFFFFF"/>
-                <w:sz w:val="19"/>
-              </w:rPr>
-              <w:t>Primary Patient Record</w:t>
-            </w:r>
-          </w:p>
-        </w:tc>
-        <w:tc>
-          <w:tcPr>
-            <w:tcW w:type="dxa" w:w="2340"/>
-            <w:shd w:fill="0F172A"/>
-            <w:tcBorders>
-              <w:top w:val="single" w:sz="4" w:space="0" w:color="CBD5E1"/>
-              <w:left w:val="none"/>
-              <w:bottom w:val="single" w:sz="4" w:space="0" w:color="CBD5E1"/>
-              <w:right w:val="none"/>
-            </w:tcBorders>
-          </w:tcPr>
-          <w:p>
-            <w:pPr>
-              <w:spacing w:before="80" w:after="80"/>
-              <w:jc w:val="center"/>
-            </w:pPr>
-            <w:r>
-              <w:rPr>
-                <w:rFonts w:ascii="Calibri" w:hAnsi="Calibri"/>
-                <w:b/>
-                <w:color w:val="FFFFFF"/>
-                <w:sz w:val="19"/>
-              </w:rPr>
-              <w:t>Field</w:t>
-            </w:r>
-          </w:p>
-        </w:tc>
-        <w:tc>
-          <w:tcPr>
-            <w:tcW w:type="dxa" w:w="2340"/>
-            <w:shd w:fill="0F172A"/>
-            <w:tcBorders>
-              <w:top w:val="single" w:sz="4" w:space="0" w:color="CBD5E1"/>
-              <w:left w:val="none"/>
-              <w:bottom w:val="single" w:sz="4" w:space="0" w:color="CBD5E1"/>
-              <w:right w:val="none"/>
-            </w:tcBorders>
-          </w:tcPr>
-          <w:p>
-            <w:pPr>
-              <w:spacing w:before="80" w:after="80"/>
-              <w:jc w:val="center"/>
-            </w:pPr>
-            <w:r>
-              <w:rPr>
-                <w:rFonts w:ascii="Calibri" w:hAnsi="Calibri"/>
-                <w:b/>
-                <w:color w:val="FFFFFF"/>
-                <w:sz w:val="19"/>
-              </w:rPr>
-              <w:t>Secondary / Alternate</w:t>
-            </w:r>
-          </w:p>
-        </w:tc>
-      </w:tr>
-      <w:tr>
-        <w:tc>
-          <w:tcPr>
-            <w:tcW w:type="dxa" w:w="2340"/>
-            <w:shd w:fill="F8FAFC"/>
-            <w:tcBorders>
-              <w:top w:val="single" w:sz="4" w:space="0" w:color="CBD5E1"/>
-              <w:left w:val="none"/>
-              <w:bottom w:val="single" w:sz="4" w:space="0" w:color="CBD5E1"/>
-              <w:right w:val="none"/>
-            </w:tcBorders>
-          </w:tcPr>
-          <w:p>
-            <w:pPr>
-              <w:spacing w:before="80" w:after="80"/>
-              <w:jc w:val="left"/>
-            </w:pPr>
-            <w:r>
-              <w:rPr>
-                <w:rFonts w:ascii="Calibri" w:hAnsi="Calibri"/>
-                <w:color w:val="1E293B"/>
-                <w:sz w:val="18"/>
-              </w:rPr>
-              <w:t>Child Legal Name</w:t>
-            </w:r>
-          </w:p>
-        </w:tc>
-        <w:tc>
-          <w:tcPr>
-            <w:tcW w:type="dxa" w:w="2340"/>
-            <w:shd w:fill="F8FAFC"/>
-            <w:tcBorders>
-              <w:top w:val="single" w:sz="4" w:space="0" w:color="CBD5E1"/>
-              <w:left w:val="none"/>
-              <w:bottom w:val="single" w:sz="4" w:space="0" w:color="CBD5E1"/>
-              <w:right w:val="none"/>
-            </w:tcBorders>
-          </w:tcPr>
-          <w:p>
-            <w:pPr>
-              <w:spacing w:before="80" w:after="80"/>
-              <w:jc w:val="left"/>
-            </w:pPr>
-            <w:r>
-              <w:rPr>
-                <w:rFonts w:ascii="Calibri" w:hAnsi="Calibri"/>
-                <w:color w:val="1E293B"/>
-                <w:sz w:val="18"/>
-              </w:rPr>
-              <w:t>Leo Alexander Martinez</w:t>
-            </w:r>
-          </w:p>
-        </w:tc>
-        <w:tc>
-          <w:tcPr>
-            <w:tcW w:type="dxa" w:w="2340"/>
-            <w:shd w:fill="F8FAFC"/>
-            <w:tcBorders>
-              <w:top w:val="single" w:sz="4" w:space="0" w:color="CBD5E1"/>
-              <w:left w:val="none"/>
-              <w:bottom w:val="single" w:sz="4" w:space="0" w:color="CBD5E1"/>
-              <w:right w:val="none"/>
-            </w:tcBorders>
-          </w:tcPr>
-          <w:p>
-            <w:pPr>
-              <w:spacing w:before="80" w:after="80"/>
-              <w:jc w:val="left"/>
-            </w:pPr>
-            <w:r>
-              <w:rPr>
-                <w:rFonts w:ascii="Calibri" w:hAnsi="Calibri"/>
-                <w:color w:val="1E293B"/>
-                <w:sz w:val="18"/>
-              </w:rPr>
-              <w:t>Preferred Name / Nickname</w:t>
-            </w:r>
-          </w:p>
-        </w:tc>
-        <w:tc>
-          <w:tcPr>
-            <w:tcW w:type="dxa" w:w="2340"/>
-            <w:shd w:fill="F8FAFC"/>
-            <w:tcBorders>
-              <w:top w:val="single" w:sz="4" w:space="0" w:color="CBD5E1"/>
-              <w:left w:val="none"/>
-              <w:bottom w:val="single" w:sz="4" w:space="0" w:color="CBD5E1"/>
-              <w:right w:val="none"/>
-            </w:tcBorders>
-          </w:tcPr>
-          <w:p>
-            <w:pPr>
-              <w:spacing w:before="80" w:after="80"/>
-              <w:jc w:val="left"/>
-            </w:pPr>
-            <w:r>
-              <w:rPr>
-                <w:rFonts w:ascii="Calibri" w:hAnsi="Calibri"/>
-                <w:color w:val="1E293B"/>
-                <w:sz w:val="18"/>
-              </w:rPr>
-              <w:t>Leo</w:t>
-            </w:r>
-          </w:p>
-        </w:tc>
-      </w:tr>
-      <w:tr>
-        <w:tc>
-          <w:tcPr>
-            <w:tcW w:type="dxa" w:w="2340"/>
-            <w:shd w:fill="FFFFFF"/>
-            <w:tcBorders>
-              <w:top w:val="single" w:sz="4" w:space="0" w:color="CBD5E1"/>
-              <w:left w:val="none"/>
-              <w:bottom w:val="single" w:sz="4" w:space="0" w:color="CBD5E1"/>
-              <w:right w:val="none"/>
-            </w:tcBorders>
-          </w:tcPr>
-          <w:p>
-            <w:pPr>
-              <w:spacing w:before="80" w:after="80"/>
-              <w:jc w:val="left"/>
-            </w:pPr>
-            <w:r>
-              <w:rPr>
-                <w:rFonts w:ascii="Calibri" w:hAnsi="Calibri"/>
-                <w:color w:val="1E293B"/>
-                <w:sz w:val="18"/>
-              </w:rPr>
-              <w:t>Date of Birth</w:t>
-            </w:r>
-          </w:p>
-        </w:tc>
-        <w:tc>
-          <w:tcPr>
-            <w:tcW w:type="dxa" w:w="2340"/>
-            <w:shd w:fill="FFFFFF"/>
-            <w:tcBorders>
-              <w:top w:val="single" w:sz="4" w:space="0" w:color="CBD5E1"/>
-              <w:left w:val="none"/>
-              <w:bottom w:val="single" w:sz="4" w:space="0" w:color="CBD5E1"/>
-              <w:right w:val="none"/>
-            </w:tcBorders>
-          </w:tcPr>
-          <w:p>
-            <w:pPr>
-              <w:spacing w:before="80" w:after="80"/>
-              <w:jc w:val="left"/>
-            </w:pPr>
-            <w:r>
-              <w:rPr>
-                <w:rFonts w:ascii="Calibri" w:hAnsi="Calibri"/>
-                <w:color w:val="1E293B"/>
-                <w:sz w:val="18"/>
-              </w:rPr>
-              <w:t>March 14, 2023</w:t>
-            </w:r>
-          </w:p>
-        </w:tc>
-        <w:tc>
-          <w:tcPr>
-            <w:tcW w:type="dxa" w:w="2340"/>
-            <w:shd w:fill="FFFFFF"/>
-            <w:tcBorders>
-              <w:top w:val="single" w:sz="4" w:space="0" w:color="CBD5E1"/>
-              <w:left w:val="none"/>
-              <w:bottom w:val="single" w:sz="4" w:space="0" w:color="CBD5E1"/>
-              <w:right w:val="none"/>
-            </w:tcBorders>
-          </w:tcPr>
-          <w:p>
-            <w:pPr>
-              <w:spacing w:before="80" w:after="80"/>
-              <w:jc w:val="left"/>
-            </w:pPr>
-            <w:r>
-              <w:rPr>
-                <w:rFonts w:ascii="Calibri" w:hAnsi="Calibri"/>
-                <w:color w:val="1E293B"/>
-                <w:sz w:val="18"/>
-              </w:rPr>
-              <w:t>Chronological Age</w:t>
-            </w:r>
-          </w:p>
-        </w:tc>
-        <w:tc>
-          <w:tcPr>
-            <w:tcW w:type="dxa" w:w="2340"/>
-            <w:shd w:fill="FFFFFF"/>
-            <w:tcBorders>
-              <w:top w:val="single" w:sz="4" w:space="0" w:color="CBD5E1"/>
-              <w:left w:val="none"/>
-              <w:bottom w:val="single" w:sz="4" w:space="0" w:color="CBD5E1"/>
-              <w:right w:val="none"/>
-            </w:tcBorders>
-          </w:tcPr>
-          <w:p>
-            <w:pPr>
-              <w:spacing w:before="80" w:after="80"/>
-              <w:jc w:val="left"/>
-            </w:pPr>
-            <w:r>
-              <w:rPr>
-                <w:rFonts w:ascii="Calibri" w:hAnsi="Calibri"/>
-                <w:color w:val="1E293B"/>
-                <w:sz w:val="18"/>
-              </w:rPr>
-              <w:t>3 Years, 7 Months</w:t>
-            </w:r>
-          </w:p>
-        </w:tc>
-      </w:tr>
-      <w:tr>
-        <w:tc>
-          <w:tcPr>
-            <w:tcW w:type="dxa" w:w="2340"/>
-            <w:shd w:fill="F8FAFC"/>
-            <w:tcBorders>
-              <w:top w:val="single" w:sz="4" w:space="0" w:color="CBD5E1"/>
-              <w:left w:val="none"/>
-              <w:bottom w:val="single" w:sz="4" w:space="0" w:color="CBD5E1"/>
-              <w:right w:val="none"/>
-            </w:tcBorders>
-          </w:tcPr>
-          <w:p>
-            <w:pPr>
-              <w:spacing w:before="80" w:after="80"/>
-              <w:jc w:val="left"/>
-            </w:pPr>
-            <w:r>
-              <w:rPr>
-                <w:rFonts w:ascii="Calibri" w:hAnsi="Calibri"/>
-                <w:color w:val="1E293B"/>
-                <w:sz w:val="18"/>
-              </w:rPr>
-              <w:t>Biological Sex</w:t>
-            </w:r>
-          </w:p>
-        </w:tc>
-        <w:tc>
-          <w:tcPr>
-            <w:tcW w:type="dxa" w:w="2340"/>
-            <w:shd w:fill="F8FAFC"/>
-            <w:tcBorders>
-              <w:top w:val="single" w:sz="4" w:space="0" w:color="CBD5E1"/>
-              <w:left w:val="none"/>
-              <w:bottom w:val="single" w:sz="4" w:space="0" w:color="CBD5E1"/>
-              <w:right w:val="none"/>
-            </w:tcBorders>
-          </w:tcPr>
-          <w:p>
-            <w:pPr>
-              <w:spacing w:before="80" w:after="80"/>
-              <w:jc w:val="left"/>
-            </w:pPr>
-            <w:r>
-              <w:rPr>
-                <w:rFonts w:ascii="Calibri" w:hAnsi="Calibri"/>
-                <w:color w:val="1E293B"/>
-                <w:sz w:val="18"/>
-              </w:rPr>
-              <w:t>Male</w:t>
-            </w:r>
-          </w:p>
-        </w:tc>
-        <w:tc>
-          <w:tcPr>
-            <w:tcW w:type="dxa" w:w="2340"/>
-            <w:shd w:fill="F8FAFC"/>
-            <w:tcBorders>
-              <w:top w:val="single" w:sz="4" w:space="0" w:color="CBD5E1"/>
-              <w:left w:val="none"/>
-              <w:bottom w:val="single" w:sz="4" w:space="0" w:color="CBD5E1"/>
-              <w:right w:val="none"/>
-            </w:tcBorders>
-          </w:tcPr>
-          <w:p>
-            <w:pPr>
-              <w:spacing w:before="80" w:after="80"/>
-              <w:jc w:val="left"/>
-            </w:pPr>
-            <w:r>
-              <w:rPr>
-                <w:rFonts w:ascii="Calibri" w:hAnsi="Calibri"/>
-                <w:color w:val="1E293B"/>
-                <w:sz w:val="18"/>
-              </w:rPr>
-              <w:t>Gestational Age at Birth</w:t>
-            </w:r>
-          </w:p>
-        </w:tc>
-        <w:tc>
-          <w:tcPr>
-            <w:tcW w:type="dxa" w:w="2340"/>
-            <w:shd w:fill="F8FAFC"/>
-            <w:tcBorders>
-              <w:top w:val="single" w:sz="4" w:space="0" w:color="CBD5E1"/>
-              <w:left w:val="none"/>
-              <w:bottom w:val="single" w:sz="4" w:space="0" w:color="CBD5E1"/>
-              <w:right w:val="none"/>
-            </w:tcBorders>
-          </w:tcPr>
-          <w:p>
-            <w:pPr>
-              <w:spacing w:before="80" w:after="80"/>
-              <w:jc w:val="left"/>
-            </w:pPr>
-            <w:r>
-              <w:rPr>
-                <w:rFonts w:ascii="Calibri" w:hAnsi="Calibri"/>
-                <w:color w:val="1E293B"/>
-                <w:sz w:val="18"/>
-              </w:rPr>
-              <w:t>38 Weeks (Full Term)</w:t>
-            </w:r>
-          </w:p>
-        </w:tc>
-      </w:tr>
-      <w:tr>
-        <w:tc>
-          <w:tcPr>
-            <w:tcW w:type="dxa" w:w="2340"/>
-            <w:shd w:fill="FFFFFF"/>
-            <w:tcBorders>
-              <w:top w:val="single" w:sz="4" w:space="0" w:color="CBD5E1"/>
-              <w:left w:val="none"/>
-              <w:bottom w:val="single" w:sz="4" w:space="0" w:color="CBD5E1"/>
-              <w:right w:val="none"/>
-            </w:tcBorders>
-          </w:tcPr>
-          <w:p>
-            <w:pPr>
-              <w:spacing w:before="80" w:after="80"/>
-              <w:jc w:val="left"/>
-            </w:pPr>
-            <w:r>
-              <w:rPr>
-                <w:rFonts w:ascii="Calibri" w:hAnsi="Calibri"/>
-                <w:color w:val="1E293B"/>
-                <w:sz w:val="18"/>
-              </w:rPr>
-              <w:t>Primary Parent/Guardian</w:t>
-            </w:r>
-          </w:p>
-        </w:tc>
-        <w:tc>
-          <w:tcPr>
-            <w:tcW w:type="dxa" w:w="2340"/>
-            <w:shd w:fill="FFFFFF"/>
-            <w:tcBorders>
-              <w:top w:val="single" w:sz="4" w:space="0" w:color="CBD5E1"/>
-              <w:left w:val="none"/>
-              <w:bottom w:val="single" w:sz="4" w:space="0" w:color="CBD5E1"/>
-              <w:right w:val="none"/>
-            </w:tcBorders>
-          </w:tcPr>
-          <w:p>
-            <w:pPr>
-              <w:spacing w:before="80" w:after="80"/>
-              <w:jc w:val="left"/>
-            </w:pPr>
-            <w:r>
-              <w:rPr>
-                <w:rFonts w:ascii="Calibri" w:hAnsi="Calibri"/>
-                <w:color w:val="1E293B"/>
-                <w:sz w:val="18"/>
-              </w:rPr>
-              <w:t>Elena Martinez, M.D.</w:t>
-            </w:r>
-          </w:p>
-        </w:tc>
-        <w:tc>
-          <w:tcPr>
-            <w:tcW w:type="dxa" w:w="2340"/>
-            <w:shd w:fill="FFFFFF"/>
-            <w:tcBorders>
-              <w:top w:val="single" w:sz="4" w:space="0" w:color="CBD5E1"/>
-              <w:left w:val="none"/>
-              <w:bottom w:val="single" w:sz="4" w:space="0" w:color="CBD5E1"/>
-              <w:right w:val="none"/>
-            </w:tcBorders>
-          </w:tcPr>
-          <w:p>
-            <w:pPr>
-              <w:spacing w:before="80" w:after="80"/>
-              <w:jc w:val="left"/>
-            </w:pPr>
-            <w:r>
-              <w:rPr>
-                <w:rFonts w:ascii="Calibri" w:hAnsi="Calibri"/>
-                <w:color w:val="1E293B"/>
-                <w:sz w:val="18"/>
-              </w:rPr>
-              <w:t>Relationship to Child</w:t>
-            </w:r>
-          </w:p>
-        </w:tc>
-        <w:tc>
-          <w:tcPr>
-            <w:tcW w:type="dxa" w:w="2340"/>
-            <w:shd w:fill="FFFFFF"/>
-            <w:tcBorders>
-              <w:top w:val="single" w:sz="4" w:space="0" w:color="CBD5E1"/>
-              <w:left w:val="none"/>
-              <w:bottom w:val="single" w:sz="4" w:space="0" w:color="CBD5E1"/>
-              <w:right w:val="none"/>
-            </w:tcBorders>
-          </w:tcPr>
-          <w:p>
-            <w:pPr>
-              <w:spacing w:before="80" w:after="80"/>
-              <w:jc w:val="left"/>
-            </w:pPr>
-            <w:r>
-              <w:rPr>
-                <w:rFonts w:ascii="Calibri" w:hAnsi="Calibri"/>
-                <w:color w:val="1E293B"/>
-                <w:sz w:val="18"/>
-              </w:rPr>
-              <w:t>Mother (Legal Guardian)</w:t>
-            </w:r>
-          </w:p>
-        </w:tc>
-      </w:tr>
-      <w:tr>
-        <w:tc>
-          <w:tcPr>
-            <w:tcW w:type="dxa" w:w="2340"/>
-            <w:shd w:fill="F8FAFC"/>
-            <w:tcBorders>
-              <w:top w:val="single" w:sz="4" w:space="0" w:color="CBD5E1"/>
-              <w:left w:val="none"/>
-              <w:bottom w:val="single" w:sz="4" w:space="0" w:color="CBD5E1"/>
-              <w:right w:val="none"/>
-            </w:tcBorders>
-          </w:tcPr>
-          <w:p>
-            <w:pPr>
-              <w:spacing w:before="80" w:after="80"/>
-              <w:jc w:val="left"/>
-            </w:pPr>
-            <w:r>
-              <w:rPr>
-                <w:rFonts w:ascii="Calibri" w:hAnsi="Calibri"/>
-                <w:color w:val="1E293B"/>
-                <w:sz w:val="18"/>
-              </w:rPr>
-              <w:t>Home Address</w:t>
-            </w:r>
-          </w:p>
-        </w:tc>
-        <w:tc>
-          <w:tcPr>
-            <w:tcW w:type="dxa" w:w="2340"/>
-            <w:shd w:fill="F8FAFC"/>
-            <w:tcBorders>
-              <w:top w:val="single" w:sz="4" w:space="0" w:color="CBD5E1"/>
-              <w:left w:val="none"/>
-              <w:bottom w:val="single" w:sz="4" w:space="0" w:color="CBD5E1"/>
-              <w:right w:val="none"/>
-            </w:tcBorders>
-          </w:tcPr>
-          <w:p>
-            <w:pPr>
-              <w:spacing w:before="80" w:after="80"/>
-              <w:jc w:val="left"/>
-            </w:pPr>
-            <w:r>
-              <w:rPr>
-                <w:rFonts w:ascii="Calibri" w:hAnsi="Calibri"/>
-                <w:color w:val="1E293B"/>
-                <w:sz w:val="18"/>
-              </w:rPr>
-              <w:t>3812 Oakview Terrace, Austin, TX 78704</w:t>
-            </w:r>
-          </w:p>
-        </w:tc>
-        <w:tc>
-          <w:tcPr>
-            <w:tcW w:type="dxa" w:w="2340"/>
-            <w:shd w:fill="F8FAFC"/>
-            <w:tcBorders>
-              <w:top w:val="single" w:sz="4" w:space="0" w:color="CBD5E1"/>
-              <w:left w:val="none"/>
-              <w:bottom w:val="single" w:sz="4" w:space="0" w:color="CBD5E1"/>
-              <w:right w:val="none"/>
-            </w:tcBorders>
-          </w:tcPr>
-          <w:p>
-            <w:pPr>
-              <w:spacing w:before="80" w:after="80"/>
-              <w:jc w:val="left"/>
-            </w:pPr>
-            <w:r>
-              <w:rPr>
-                <w:rFonts w:ascii="Calibri" w:hAnsi="Calibri"/>
-                <w:color w:val="1E293B"/>
-                <w:sz w:val="18"/>
-              </w:rPr>
-              <w:t>Primary Phone</w:t>
-            </w:r>
-          </w:p>
-        </w:tc>
-        <w:tc>
-          <w:tcPr>
-            <w:tcW w:type="dxa" w:w="2340"/>
-            <w:shd w:fill="F8FAFC"/>
-            <w:tcBorders>
-              <w:top w:val="single" w:sz="4" w:space="0" w:color="CBD5E1"/>
-              <w:left w:val="none"/>
-              <w:bottom w:val="single" w:sz="4" w:space="0" w:color="CBD5E1"/>
-              <w:right w:val="none"/>
-            </w:tcBorders>
-          </w:tcPr>
-          <w:p>
-            <w:pPr>
-              <w:spacing w:before="80" w:after="80"/>
-              <w:jc w:val="left"/>
-            </w:pPr>
-            <w:r>
-              <w:rPr>
-                <w:rFonts w:ascii="Calibri" w:hAnsi="Calibri"/>
-                <w:color w:val="1E293B"/>
-                <w:sz w:val="18"/>
-              </w:rPr>
-              <w:t>(512) 555-0182</w:t>
-            </w:r>
-          </w:p>
-        </w:tc>
-      </w:tr>
-      <w:tr>
-        <w:tc>
-          <w:tcPr>
-            <w:tcW w:type="dxa" w:w="2340"/>
-            <w:shd w:fill="FFFFFF"/>
-            <w:tcBorders>
-              <w:top w:val="single" w:sz="4" w:space="0" w:color="CBD5E1"/>
-              <w:left w:val="none"/>
-              <w:bottom w:val="single" w:sz="4" w:space="0" w:color="CBD5E1"/>
-              <w:right w:val="none"/>
-            </w:tcBorders>
-          </w:tcPr>
-          <w:p>
-            <w:pPr>
-              <w:spacing w:before="80" w:after="80"/>
-              <w:jc w:val="left"/>
-            </w:pPr>
-            <w:r>
-              <w:rPr>
-                <w:rFonts w:ascii="Calibri" w:hAnsi="Calibri"/>
-                <w:color w:val="1E293B"/>
-                <w:sz w:val="18"/>
-              </w:rPr>
-              <w:t>Guarantor Email</w:t>
-            </w:r>
-          </w:p>
-        </w:tc>
-        <w:tc>
-          <w:tcPr>
-            <w:tcW w:type="dxa" w:w="2340"/>
-            <w:shd w:fill="FFFFFF"/>
-            <w:tcBorders>
-              <w:top w:val="single" w:sz="4" w:space="0" w:color="CBD5E1"/>
-              <w:left w:val="none"/>
-              <w:bottom w:val="single" w:sz="4" w:space="0" w:color="CBD5E1"/>
-              <w:right w:val="none"/>
-            </w:tcBorders>
-          </w:tcPr>
-          <w:p>
-            <w:pPr>
-              <w:spacing w:before="80" w:after="80"/>
-              <w:jc w:val="left"/>
-            </w:pPr>
-            <w:r>
-              <w:rPr>
-                <w:rFonts w:ascii="Calibri" w:hAnsi="Calibri"/>
-                <w:color w:val="1E293B"/>
-                <w:sz w:val="18"/>
-              </w:rPr>
-              <w:t>elena.martinez@austinpediatrics.org</w:t>
-            </w:r>
-          </w:p>
-        </w:tc>
-        <w:tc>
-          <w:tcPr>
-            <w:tcW w:type="dxa" w:w="2340"/>
-            <w:shd w:fill="FFFFFF"/>
-            <w:tcBorders>
-              <w:top w:val="single" w:sz="4" w:space="0" w:color="CBD5E1"/>
-              <w:left w:val="none"/>
-              <w:bottom w:val="single" w:sz="4" w:space="0" w:color="CBD5E1"/>
-              <w:right w:val="none"/>
-            </w:tcBorders>
-          </w:tcPr>
-          <w:p>
-            <w:pPr>
-              <w:spacing w:before="80" w:after="80"/>
-              <w:jc w:val="left"/>
-            </w:pPr>
-            <w:r>
-              <w:rPr>
-                <w:rFonts w:ascii="Calibri" w:hAnsi="Calibri"/>
-                <w:color w:val="1E293B"/>
-                <w:sz w:val="18"/>
-              </w:rPr>
-              <w:t>Secondary Parent/Guardian</w:t>
-            </w:r>
-          </w:p>
-        </w:tc>
-        <w:tc>
-          <w:tcPr>
-            <w:tcW w:type="dxa" w:w="2340"/>
-            <w:shd w:fill="FFFFFF"/>
-            <w:tcBorders>
-              <w:top w:val="single" w:sz="4" w:space="0" w:color="CBD5E1"/>
-              <w:left w:val="none"/>
-              <w:bottom w:val="single" w:sz="4" w:space="0" w:color="CBD5E1"/>
-              <w:right w:val="none"/>
-            </w:tcBorders>
-          </w:tcPr>
-          <w:p>
-            <w:pPr>
-              <w:spacing w:before="80" w:after="80"/>
-              <w:jc w:val="left"/>
-            </w:pPr>
-            <w:r>
-              <w:rPr>
-                <w:rFonts w:ascii="Calibri" w:hAnsi="Calibri"/>
-                <w:color w:val="1E293B"/>
-                <w:sz w:val="18"/>
-              </w:rPr>
-              <w:t>David Martinez (Father)</w:t>
-            </w:r>
-          </w:p>
-        </w:tc>
-      </w:tr>
-      <w:tr>
-        <w:tc>
-          <w:tcPr>
-            <w:tcW w:type="dxa" w:w="2340"/>
-            <w:shd w:fill="F8FAFC"/>
-            <w:tcBorders>
-              <w:top w:val="single" w:sz="4" w:space="0" w:color="CBD5E1"/>
-              <w:left w:val="none"/>
-              <w:bottom w:val="single" w:sz="4" w:space="0" w:color="CBD5E1"/>
-              <w:right w:val="none"/>
-            </w:tcBorders>
-          </w:tcPr>
-          <w:p>
-            <w:pPr>
-              <w:spacing w:before="80" w:after="80"/>
-              <w:jc w:val="left"/>
-            </w:pPr>
-            <w:r>
-              <w:rPr>
-                <w:rFonts w:ascii="Calibri" w:hAnsi="Calibri"/>
-                <w:color w:val="1E293B"/>
-                <w:sz w:val="18"/>
-              </w:rPr>
-              <w:t>Primary Care Physician</w:t>
-            </w:r>
-          </w:p>
-        </w:tc>
-        <w:tc>
-          <w:tcPr>
-            <w:tcW w:type="dxa" w:w="2340"/>
-            <w:shd w:fill="F8FAFC"/>
-            <w:tcBorders>
-              <w:top w:val="single" w:sz="4" w:space="0" w:color="CBD5E1"/>
-              <w:left w:val="none"/>
-              <w:bottom w:val="single" w:sz="4" w:space="0" w:color="CBD5E1"/>
-              <w:right w:val="none"/>
-            </w:tcBorders>
-          </w:tcPr>
-          <w:p>
-            <w:pPr>
-              <w:spacing w:before="80" w:after="80"/>
-              <w:jc w:val="left"/>
-            </w:pPr>
-            <w:r>
-              <w:rPr>
-                <w:rFonts w:ascii="Calibri" w:hAnsi="Calibri"/>
-                <w:color w:val="1E293B"/>
-                <w:sz w:val="18"/>
-              </w:rPr>
-              <w:t>Dr. Patricia Warren, MD</w:t>
-            </w:r>
-          </w:p>
-        </w:tc>
-        <w:tc>
-          <w:tcPr>
-            <w:tcW w:type="dxa" w:w="2340"/>
-            <w:shd w:fill="F8FAFC"/>
-            <w:tcBorders>
-              <w:top w:val="single" w:sz="4" w:space="0" w:color="CBD5E1"/>
-              <w:left w:val="none"/>
-              <w:bottom w:val="single" w:sz="4" w:space="0" w:color="CBD5E1"/>
-              <w:right w:val="none"/>
-            </w:tcBorders>
-          </w:tcPr>
-          <w:p>
-            <w:pPr>
-              <w:spacing w:before="80" w:after="80"/>
-              <w:jc w:val="left"/>
-            </w:pPr>
-            <w:r>
-              <w:rPr>
-                <w:rFonts w:ascii="Calibri" w:hAnsi="Calibri"/>
-                <w:color w:val="1E293B"/>
-                <w:sz w:val="18"/>
-              </w:rPr>
-              <w:t>Pediatric Clinic</w:t>
-            </w:r>
-          </w:p>
-        </w:tc>
-        <w:tc>
-          <w:tcPr>
-            <w:tcW w:type="dxa" w:w="2340"/>
-            <w:shd w:fill="F8FAFC"/>
-            <w:tcBorders>
-              <w:top w:val="single" w:sz="4" w:space="0" w:color="CBD5E1"/>
-              <w:left w:val="none"/>
-              <w:bottom w:val="single" w:sz="4" w:space="0" w:color="CBD5E1"/>
-              <w:right w:val="none"/>
-            </w:tcBorders>
-          </w:tcPr>
-          <w:p>
-            <w:pPr>
-              <w:spacing w:before="80" w:after="80"/>
-              <w:jc w:val="left"/>
-            </w:pPr>
-            <w:r>
-              <w:rPr>
-                <w:rFonts w:ascii="Calibri" w:hAnsi="Calibri"/>
-                <w:color w:val="1E293B"/>
-                <w:sz w:val="18"/>
-              </w:rPr>
-              <w:t>Bee Cave Pediatrics</w:t>
-            </w:r>
-          </w:p>
-        </w:tc>
-      </w:tr>
-      <w:tr>
-        <w:tc>
-          <w:tcPr>
-            <w:tcW w:type="dxa" w:w="2340"/>
-            <w:shd w:fill="FFFFFF"/>
-            <w:tcBorders>
-              <w:top w:val="single" w:sz="4" w:space="0" w:color="CBD5E1"/>
-              <w:left w:val="none"/>
-              <w:bottom w:val="single" w:sz="4" w:space="0" w:color="CBD5E1"/>
-              <w:right w:val="none"/>
-            </w:tcBorders>
-          </w:tcPr>
-          <w:p>
-            <w:pPr>
-              <w:spacing w:before="80" w:after="80"/>
-              <w:jc w:val="left"/>
-            </w:pPr>
-            <w:r>
-              <w:rPr>
-                <w:rFonts w:ascii="Calibri" w:hAnsi="Calibri"/>
-                <w:color w:val="1E293B"/>
-                <w:sz w:val="18"/>
-              </w:rPr>
-              <w:t>Referring Provider</w:t>
-            </w:r>
-          </w:p>
-        </w:tc>
-        <w:tc>
-          <w:tcPr>
-            <w:tcW w:type="dxa" w:w="2340"/>
-            <w:shd w:fill="FFFFFF"/>
-            <w:tcBorders>
-              <w:top w:val="single" w:sz="4" w:space="0" w:color="CBD5E1"/>
-              <w:left w:val="none"/>
-              <w:bottom w:val="single" w:sz="4" w:space="0" w:color="CBD5E1"/>
-              <w:right w:val="none"/>
-            </w:tcBorders>
-          </w:tcPr>
-          <w:p>
-            <w:pPr>
-              <w:spacing w:before="80" w:after="80"/>
-              <w:jc w:val="left"/>
-            </w:pPr>
-            <w:r>
-              <w:rPr>
-                <w:rFonts w:ascii="Calibri" w:hAnsi="Calibri"/>
-                <w:color w:val="1E293B"/>
-                <w:sz w:val="18"/>
-              </w:rPr>
-              <w:t>Bee Cave Pediatrics (Annual Well-Check Referral)</w:t>
-            </w:r>
-          </w:p>
-        </w:tc>
-        <w:tc>
-          <w:tcPr>
-            <w:tcW w:type="dxa" w:w="2340"/>
-            <w:shd w:fill="FFFFFF"/>
-            <w:tcBorders>
-              <w:top w:val="single" w:sz="4" w:space="0" w:color="CBD5E1"/>
-              <w:left w:val="none"/>
-              <w:bottom w:val="single" w:sz="4" w:space="0" w:color="CBD5E1"/>
-              <w:right w:val="none"/>
-            </w:tcBorders>
-          </w:tcPr>
-          <w:p>
-            <w:pPr>
-              <w:spacing w:before="80" w:after="80"/>
-              <w:jc w:val="left"/>
-            </w:pPr>
-            <w:r>
-              <w:rPr>
-                <w:rFonts w:ascii="Calibri" w:hAnsi="Calibri"/>
-                <w:color w:val="1E293B"/>
-                <w:sz w:val="18"/>
-              </w:rPr>
-              <w:t>Date of Referral</w:t>
-            </w:r>
-          </w:p>
-        </w:tc>
-        <w:tc>
-          <w:tcPr>
-            <w:tcW w:type="dxa" w:w="2340"/>
-            <w:shd w:fill="FFFFFF"/>
-            <w:tcBorders>
-              <w:top w:val="single" w:sz="4" w:space="0" w:color="CBD5E1"/>
-              <w:left w:val="none"/>
-              <w:bottom w:val="single" w:sz="4" w:space="0" w:color="CBD5E1"/>
-              <w:right w:val="none"/>
-            </w:tcBorders>
-          </w:tcPr>
-          <w:p>
-            <w:pPr>
-              <w:spacing w:before="80" w:after="80"/>
-              <w:jc w:val="left"/>
-            </w:pPr>
-            <w:r>
-              <w:rPr>
-                <w:rFonts w:ascii="Calibri" w:hAnsi="Calibri"/>
-                <w:color w:val="1E293B"/>
-                <w:sz w:val="18"/>
-              </w:rPr>
-              <w:t>October 02, 2026</w:t>
-            </w:r>
-          </w:p>
-        </w:tc>
-      </w:tr>
-    </w:tbl>
-    <w:p>
-      <w:pPr>
-        <w:spacing w:before="0" w:after="160"/>
-      </w:pPr>
-    </w:p>
-    <w:p>
-      <w:pPr>
-        <w:keepNext/>
-        <w:spacing w:before="280" w:after="80"/>
-      </w:pPr>
-      <w:r>
-        <w:rPr>
-          <w:rFonts w:ascii="Calibri" w:hAnsi="Calibri"/>
-          <w:b/>
-          <w:color w:val="0F172A"/>
-          <w:sz w:val="26"/>
-        </w:rPr>
-        <w:t>SECTION 2: CHIEF COMPLAINT &amp; DEVELOPMENTAL CONCERNS</w:t>
+        <w:t>CUEVAS SPEECH &amp; LANGUAGE THERAPY, PLLC — AUSTIN, TEXAS</w:t>
       </w:r>
     </w:p>
     <w:p>
@@ -1090,7 +41,7 @@
           <w:color w:val="1E293B"/>
           <w:sz w:val="20"/>
         </w:rPr>
-        <w:t>Primary Caregiver Statement: Parents note Leo has a vocabulary of approximately 45 single words but rarely combines words into two-word phrases. He experiences frequent frustration when attempting to communicate desires, frequently resorting to pointing, leading parents by the hand, or crying.</w:t>
+        <w:t>Physical Clinic: 3410 Far West Blvd, Suite 280, Austin, TX 78731 · Phone: (512) 555-0182 · Fax: (512) 555-0183</w:t>
       </w:r>
     </w:p>
     <w:p>
@@ -1103,7 +54,7 @@
           <w:color w:val="1E293B"/>
           <w:sz w:val="20"/>
         </w:rPr>
-        <w:t>Specific Articulation Concerns: Inability to pronounce initial consonants /b/, /d/, and /m/. Unfamiliar listeners understand less than 30% of Leo's verbal attempts.</w:t>
+        <w:t>Clinical Director: Issa Cuevas, M.S., CCC-SLP · Texas License #72841 · NPI #1982736450</w:t>
       </w:r>
     </w:p>
     <w:p>
@@ -1116,12 +67,7 @@
           <w:color w:val="1E293B"/>
           <w:sz w:val="20"/>
         </w:rPr>
-        <w:t>Previous Evaluations: Audiology screening completed at Dell Children's Medical Center on August 15, 2026. Bilateral tympanometry indicated normal middle ear function; hearing acuity within normal pediatric thresholds bilaterally.</w:t>
-      </w:r>
-    </w:p>
-    <w:p>
-      <w:r>
-        <w:br w:type="page"/>
+        <w:t>This Master Clinical Services Agreement &amp; Patient Guarantor Attestation ('Agreement') is entered into by and between Cuevas Speech &amp; Language Therapy, PLLC ('Clinic') and the undersigned Parent, Managing Conservator, or Legal Guardian ('Legal Guarantor'), acting on behalf of the minor pediatric patient ('Patient').</w:t>
       </w:r>
     </w:p>
     <w:p>
@@ -1136,985 +82,8 @@
           <w:color w:val="0F172A"/>
           <w:sz w:val="26"/>
         </w:rPr>
-        <w:t>SECTION 3: BIRTH, PRENATAL &amp; MEDICAL TIMELINE</w:t>
+        <w:t>ARTICLE I: CLINICAL SCOPE OF PRACTICE &amp; THERAPY DESIGNATION</w:t>
       </w:r>
-    </w:p>
-    <w:tbl>
-      <w:tblPr>
-        <w:tblW w:type="auto" w:w="0"/>
-        <w:jc w:val="center"/>
-        <w:tblLayout w:type="autofit"/>
-        <w:tblLook w:firstColumn="1" w:firstRow="1" w:lastColumn="0" w:lastRow="0" w:noHBand="0" w:noVBand="1" w:val="04A0"/>
-      </w:tblPr>
-      <w:tblGrid>
-        <w:gridCol w:w="2340"/>
-        <w:gridCol w:w="2340"/>
-        <w:gridCol w:w="2340"/>
-        <w:gridCol w:w="2340"/>
-      </w:tblGrid>
-      <w:tr>
-        <w:tc>
-          <w:tcPr>
-            <w:tcW w:type="dxa" w:w="2340"/>
-            <w:shd w:fill="0F172A"/>
-            <w:tcBorders>
-              <w:top w:val="single" w:sz="4" w:space="0" w:color="CBD5E1"/>
-              <w:left w:val="none"/>
-              <w:bottom w:val="single" w:sz="4" w:space="0" w:color="CBD5E1"/>
-              <w:right w:val="none"/>
-            </w:tcBorders>
-          </w:tcPr>
-          <w:p>
-            <w:pPr>
-              <w:spacing w:before="80" w:after="80"/>
-              <w:jc w:val="center"/>
-            </w:pPr>
-            <w:r>
-              <w:rPr>
-                <w:rFonts w:ascii="Calibri" w:hAnsi="Calibri"/>
-                <w:b/>
-                <w:color w:val="FFFFFF"/>
-                <w:sz w:val="19"/>
-              </w:rPr>
-              <w:t>Developmental Milestone</w:t>
-            </w:r>
-          </w:p>
-        </w:tc>
-        <w:tc>
-          <w:tcPr>
-            <w:tcW w:type="dxa" w:w="2340"/>
-            <w:shd w:fill="0F172A"/>
-            <w:tcBorders>
-              <w:top w:val="single" w:sz="4" w:space="0" w:color="CBD5E1"/>
-              <w:left w:val="none"/>
-              <w:bottom w:val="single" w:sz="4" w:space="0" w:color="CBD5E1"/>
-              <w:right w:val="none"/>
-            </w:tcBorders>
-          </w:tcPr>
-          <w:p>
-            <w:pPr>
-              <w:spacing w:before="80" w:after="80"/>
-              <w:jc w:val="center"/>
-            </w:pPr>
-            <w:r>
-              <w:rPr>
-                <w:rFonts w:ascii="Calibri" w:hAnsi="Calibri"/>
-                <w:b/>
-                <w:color w:val="FFFFFF"/>
-                <w:sz w:val="19"/>
-              </w:rPr>
-              <w:t>Age Achieved</w:t>
-            </w:r>
-          </w:p>
-        </w:tc>
-        <w:tc>
-          <w:tcPr>
-            <w:tcW w:type="dxa" w:w="2340"/>
-            <w:shd w:fill="0F172A"/>
-            <w:tcBorders>
-              <w:top w:val="single" w:sz="4" w:space="0" w:color="CBD5E1"/>
-              <w:left w:val="none"/>
-              <w:bottom w:val="single" w:sz="4" w:space="0" w:color="CBD5E1"/>
-              <w:right w:val="none"/>
-            </w:tcBorders>
-          </w:tcPr>
-          <w:p>
-            <w:pPr>
-              <w:spacing w:before="80" w:after="80"/>
-              <w:jc w:val="center"/>
-            </w:pPr>
-            <w:r>
-              <w:rPr>
-                <w:rFonts w:ascii="Calibri" w:hAnsi="Calibri"/>
-                <w:b/>
-                <w:color w:val="FFFFFF"/>
-                <w:sz w:val="19"/>
-              </w:rPr>
-              <w:t>Clinical Reference Range</w:t>
-            </w:r>
-          </w:p>
-        </w:tc>
-        <w:tc>
-          <w:tcPr>
-            <w:tcW w:type="dxa" w:w="2340"/>
-            <w:shd w:fill="0F172A"/>
-            <w:tcBorders>
-              <w:top w:val="single" w:sz="4" w:space="0" w:color="CBD5E1"/>
-              <w:left w:val="none"/>
-              <w:bottom w:val="single" w:sz="4" w:space="0" w:color="CBD5E1"/>
-              <w:right w:val="none"/>
-            </w:tcBorders>
-          </w:tcPr>
-          <w:p>
-            <w:pPr>
-              <w:spacing w:before="80" w:after="80"/>
-              <w:jc w:val="center"/>
-            </w:pPr>
-            <w:r>
-              <w:rPr>
-                <w:rFonts w:ascii="Calibri" w:hAnsi="Calibri"/>
-                <w:b/>
-                <w:color w:val="FFFFFF"/>
-                <w:sz w:val="19"/>
-              </w:rPr>
-              <w:t>Status</w:t>
-            </w:r>
-          </w:p>
-        </w:tc>
-      </w:tr>
-      <w:tr>
-        <w:tc>
-          <w:tcPr>
-            <w:tcW w:type="dxa" w:w="2340"/>
-            <w:shd w:fill="F8FAFC"/>
-            <w:tcBorders>
-              <w:top w:val="single" w:sz="4" w:space="0" w:color="CBD5E1"/>
-              <w:left w:val="none"/>
-              <w:bottom w:val="single" w:sz="4" w:space="0" w:color="CBD5E1"/>
-              <w:right w:val="none"/>
-            </w:tcBorders>
-          </w:tcPr>
-          <w:p>
-            <w:pPr>
-              <w:spacing w:before="80" w:after="80"/>
-              <w:jc w:val="left"/>
-            </w:pPr>
-            <w:r>
-              <w:rPr>
-                <w:rFonts w:ascii="Calibri" w:hAnsi="Calibri"/>
-                <w:color w:val="1E293B"/>
-                <w:sz w:val="18"/>
-              </w:rPr>
-              <w:t>First Social Smile</w:t>
-            </w:r>
-          </w:p>
-        </w:tc>
-        <w:tc>
-          <w:tcPr>
-            <w:tcW w:type="dxa" w:w="2340"/>
-            <w:shd w:fill="F8FAFC"/>
-            <w:tcBorders>
-              <w:top w:val="single" w:sz="4" w:space="0" w:color="CBD5E1"/>
-              <w:left w:val="none"/>
-              <w:bottom w:val="single" w:sz="4" w:space="0" w:color="CBD5E1"/>
-              <w:right w:val="none"/>
-            </w:tcBorders>
-          </w:tcPr>
-          <w:p>
-            <w:pPr>
-              <w:spacing w:before="80" w:after="80"/>
-              <w:jc w:val="left"/>
-            </w:pPr>
-            <w:r>
-              <w:rPr>
-                <w:rFonts w:ascii="Calibri" w:hAnsi="Calibri"/>
-                <w:color w:val="1E293B"/>
-                <w:sz w:val="18"/>
-              </w:rPr>
-              <w:t>6 Weeks</w:t>
-            </w:r>
-          </w:p>
-        </w:tc>
-        <w:tc>
-          <w:tcPr>
-            <w:tcW w:type="dxa" w:w="2340"/>
-            <w:shd w:fill="F8FAFC"/>
-            <w:tcBorders>
-              <w:top w:val="single" w:sz="4" w:space="0" w:color="CBD5E1"/>
-              <w:left w:val="none"/>
-              <w:bottom w:val="single" w:sz="4" w:space="0" w:color="CBD5E1"/>
-              <w:right w:val="none"/>
-            </w:tcBorders>
-          </w:tcPr>
-          <w:p>
-            <w:pPr>
-              <w:spacing w:before="80" w:after="80"/>
-              <w:jc w:val="left"/>
-            </w:pPr>
-            <w:r>
-              <w:rPr>
-                <w:rFonts w:ascii="Calibri" w:hAnsi="Calibri"/>
-                <w:color w:val="1E293B"/>
-                <w:sz w:val="18"/>
-              </w:rPr>
-              <w:t>4–8 Weeks</w:t>
-            </w:r>
-          </w:p>
-        </w:tc>
-        <w:tc>
-          <w:tcPr>
-            <w:tcW w:type="dxa" w:w="2340"/>
-            <w:shd w:fill="F8FAFC"/>
-            <w:tcBorders>
-              <w:top w:val="single" w:sz="4" w:space="0" w:color="CBD5E1"/>
-              <w:left w:val="none"/>
-              <w:bottom w:val="single" w:sz="4" w:space="0" w:color="CBD5E1"/>
-              <w:right w:val="none"/>
-            </w:tcBorders>
-          </w:tcPr>
-          <w:p>
-            <w:pPr>
-              <w:spacing w:before="80" w:after="80"/>
-              <w:jc w:val="left"/>
-            </w:pPr>
-            <w:r>
-              <w:rPr>
-                <w:rFonts w:ascii="Calibri" w:hAnsi="Calibri"/>
-                <w:color w:val="1E293B"/>
-                <w:sz w:val="18"/>
-              </w:rPr>
-              <w:t>Typical</w:t>
-            </w:r>
-          </w:p>
-        </w:tc>
-      </w:tr>
-      <w:tr>
-        <w:tc>
-          <w:tcPr>
-            <w:tcW w:type="dxa" w:w="2340"/>
-            <w:shd w:fill="FFFFFF"/>
-            <w:tcBorders>
-              <w:top w:val="single" w:sz="4" w:space="0" w:color="CBD5E1"/>
-              <w:left w:val="none"/>
-              <w:bottom w:val="single" w:sz="4" w:space="0" w:color="CBD5E1"/>
-              <w:right w:val="none"/>
-            </w:tcBorders>
-          </w:tcPr>
-          <w:p>
-            <w:pPr>
-              <w:spacing w:before="80" w:after="80"/>
-              <w:jc w:val="left"/>
-            </w:pPr>
-            <w:r>
-              <w:rPr>
-                <w:rFonts w:ascii="Calibri" w:hAnsi="Calibri"/>
-                <w:color w:val="1E293B"/>
-                <w:sz w:val="18"/>
-              </w:rPr>
-              <w:t>Sat Independently Without Support</w:t>
-            </w:r>
-          </w:p>
-        </w:tc>
-        <w:tc>
-          <w:tcPr>
-            <w:tcW w:type="dxa" w:w="2340"/>
-            <w:shd w:fill="FFFFFF"/>
-            <w:tcBorders>
-              <w:top w:val="single" w:sz="4" w:space="0" w:color="CBD5E1"/>
-              <w:left w:val="none"/>
-              <w:bottom w:val="single" w:sz="4" w:space="0" w:color="CBD5E1"/>
-              <w:right w:val="none"/>
-            </w:tcBorders>
-          </w:tcPr>
-          <w:p>
-            <w:pPr>
-              <w:spacing w:before="80" w:after="80"/>
-              <w:jc w:val="left"/>
-            </w:pPr>
-            <w:r>
-              <w:rPr>
-                <w:rFonts w:ascii="Calibri" w:hAnsi="Calibri"/>
-                <w:color w:val="1E293B"/>
-                <w:sz w:val="18"/>
-              </w:rPr>
-              <w:t>6.5 Months</w:t>
-            </w:r>
-          </w:p>
-        </w:tc>
-        <w:tc>
-          <w:tcPr>
-            <w:tcW w:type="dxa" w:w="2340"/>
-            <w:shd w:fill="FFFFFF"/>
-            <w:tcBorders>
-              <w:top w:val="single" w:sz="4" w:space="0" w:color="CBD5E1"/>
-              <w:left w:val="none"/>
-              <w:bottom w:val="single" w:sz="4" w:space="0" w:color="CBD5E1"/>
-              <w:right w:val="none"/>
-            </w:tcBorders>
-          </w:tcPr>
-          <w:p>
-            <w:pPr>
-              <w:spacing w:before="80" w:after="80"/>
-              <w:jc w:val="left"/>
-            </w:pPr>
-            <w:r>
-              <w:rPr>
-                <w:rFonts w:ascii="Calibri" w:hAnsi="Calibri"/>
-                <w:color w:val="1E293B"/>
-                <w:sz w:val="18"/>
-              </w:rPr>
-              <w:t>5–8 Months</w:t>
-            </w:r>
-          </w:p>
-        </w:tc>
-        <w:tc>
-          <w:tcPr>
-            <w:tcW w:type="dxa" w:w="2340"/>
-            <w:shd w:fill="FFFFFF"/>
-            <w:tcBorders>
-              <w:top w:val="single" w:sz="4" w:space="0" w:color="CBD5E1"/>
-              <w:left w:val="none"/>
-              <w:bottom w:val="single" w:sz="4" w:space="0" w:color="CBD5E1"/>
-              <w:right w:val="none"/>
-            </w:tcBorders>
-          </w:tcPr>
-          <w:p>
-            <w:pPr>
-              <w:spacing w:before="80" w:after="80"/>
-              <w:jc w:val="left"/>
-            </w:pPr>
-            <w:r>
-              <w:rPr>
-                <w:rFonts w:ascii="Calibri" w:hAnsi="Calibri"/>
-                <w:color w:val="1E293B"/>
-                <w:sz w:val="18"/>
-              </w:rPr>
-              <w:t>Typical</w:t>
-            </w:r>
-          </w:p>
-        </w:tc>
-      </w:tr>
-      <w:tr>
-        <w:tc>
-          <w:tcPr>
-            <w:tcW w:type="dxa" w:w="2340"/>
-            <w:shd w:fill="F8FAFC"/>
-            <w:tcBorders>
-              <w:top w:val="single" w:sz="4" w:space="0" w:color="CBD5E1"/>
-              <w:left w:val="none"/>
-              <w:bottom w:val="single" w:sz="4" w:space="0" w:color="CBD5E1"/>
-              <w:right w:val="none"/>
-            </w:tcBorders>
-          </w:tcPr>
-          <w:p>
-            <w:pPr>
-              <w:spacing w:before="80" w:after="80"/>
-              <w:jc w:val="left"/>
-            </w:pPr>
-            <w:r>
-              <w:rPr>
-                <w:rFonts w:ascii="Calibri" w:hAnsi="Calibri"/>
-                <w:color w:val="1E293B"/>
-                <w:sz w:val="18"/>
-              </w:rPr>
-              <w:t>Crawled on Hands and Knees</w:t>
-            </w:r>
-          </w:p>
-        </w:tc>
-        <w:tc>
-          <w:tcPr>
-            <w:tcW w:type="dxa" w:w="2340"/>
-            <w:shd w:fill="F8FAFC"/>
-            <w:tcBorders>
-              <w:top w:val="single" w:sz="4" w:space="0" w:color="CBD5E1"/>
-              <w:left w:val="none"/>
-              <w:bottom w:val="single" w:sz="4" w:space="0" w:color="CBD5E1"/>
-              <w:right w:val="none"/>
-            </w:tcBorders>
-          </w:tcPr>
-          <w:p>
-            <w:pPr>
-              <w:spacing w:before="80" w:after="80"/>
-              <w:jc w:val="left"/>
-            </w:pPr>
-            <w:r>
-              <w:rPr>
-                <w:rFonts w:ascii="Calibri" w:hAnsi="Calibri"/>
-                <w:color w:val="1E293B"/>
-                <w:sz w:val="18"/>
-              </w:rPr>
-              <w:t>9 Months</w:t>
-            </w:r>
-          </w:p>
-        </w:tc>
-        <w:tc>
-          <w:tcPr>
-            <w:tcW w:type="dxa" w:w="2340"/>
-            <w:shd w:fill="F8FAFC"/>
-            <w:tcBorders>
-              <w:top w:val="single" w:sz="4" w:space="0" w:color="CBD5E1"/>
-              <w:left w:val="none"/>
-              <w:bottom w:val="single" w:sz="4" w:space="0" w:color="CBD5E1"/>
-              <w:right w:val="none"/>
-            </w:tcBorders>
-          </w:tcPr>
-          <w:p>
-            <w:pPr>
-              <w:spacing w:before="80" w:after="80"/>
-              <w:jc w:val="left"/>
-            </w:pPr>
-            <w:r>
-              <w:rPr>
-                <w:rFonts w:ascii="Calibri" w:hAnsi="Calibri"/>
-                <w:color w:val="1E293B"/>
-                <w:sz w:val="18"/>
-              </w:rPr>
-              <w:t>7–10 Months</w:t>
-            </w:r>
-          </w:p>
-        </w:tc>
-        <w:tc>
-          <w:tcPr>
-            <w:tcW w:type="dxa" w:w="2340"/>
-            <w:shd w:fill="F8FAFC"/>
-            <w:tcBorders>
-              <w:top w:val="single" w:sz="4" w:space="0" w:color="CBD5E1"/>
-              <w:left w:val="none"/>
-              <w:bottom w:val="single" w:sz="4" w:space="0" w:color="CBD5E1"/>
-              <w:right w:val="none"/>
-            </w:tcBorders>
-          </w:tcPr>
-          <w:p>
-            <w:pPr>
-              <w:spacing w:before="80" w:after="80"/>
-              <w:jc w:val="left"/>
-            </w:pPr>
-            <w:r>
-              <w:rPr>
-                <w:rFonts w:ascii="Calibri" w:hAnsi="Calibri"/>
-                <w:color w:val="1E293B"/>
-                <w:sz w:val="18"/>
-              </w:rPr>
-              <w:t>Typical</w:t>
-            </w:r>
-          </w:p>
-        </w:tc>
-      </w:tr>
-      <w:tr>
-        <w:tc>
-          <w:tcPr>
-            <w:tcW w:type="dxa" w:w="2340"/>
-            <w:shd w:fill="FFFFFF"/>
-            <w:tcBorders>
-              <w:top w:val="single" w:sz="4" w:space="0" w:color="CBD5E1"/>
-              <w:left w:val="none"/>
-              <w:bottom w:val="single" w:sz="4" w:space="0" w:color="CBD5E1"/>
-              <w:right w:val="none"/>
-            </w:tcBorders>
-          </w:tcPr>
-          <w:p>
-            <w:pPr>
-              <w:spacing w:before="80" w:after="80"/>
-              <w:jc w:val="left"/>
-            </w:pPr>
-            <w:r>
-              <w:rPr>
-                <w:rFonts w:ascii="Calibri" w:hAnsi="Calibri"/>
-                <w:color w:val="1E293B"/>
-                <w:sz w:val="18"/>
-              </w:rPr>
-              <w:t>Walked Independently</w:t>
-            </w:r>
-          </w:p>
-        </w:tc>
-        <w:tc>
-          <w:tcPr>
-            <w:tcW w:type="dxa" w:w="2340"/>
-            <w:shd w:fill="FFFFFF"/>
-            <w:tcBorders>
-              <w:top w:val="single" w:sz="4" w:space="0" w:color="CBD5E1"/>
-              <w:left w:val="none"/>
-              <w:bottom w:val="single" w:sz="4" w:space="0" w:color="CBD5E1"/>
-              <w:right w:val="none"/>
-            </w:tcBorders>
-          </w:tcPr>
-          <w:p>
-            <w:pPr>
-              <w:spacing w:before="80" w:after="80"/>
-              <w:jc w:val="left"/>
-            </w:pPr>
-            <w:r>
-              <w:rPr>
-                <w:rFonts w:ascii="Calibri" w:hAnsi="Calibri"/>
-                <w:color w:val="1E293B"/>
-                <w:sz w:val="18"/>
-              </w:rPr>
-              <w:t>13 Months</w:t>
-            </w:r>
-          </w:p>
-        </w:tc>
-        <w:tc>
-          <w:tcPr>
-            <w:tcW w:type="dxa" w:w="2340"/>
-            <w:shd w:fill="FFFFFF"/>
-            <w:tcBorders>
-              <w:top w:val="single" w:sz="4" w:space="0" w:color="CBD5E1"/>
-              <w:left w:val="none"/>
-              <w:bottom w:val="single" w:sz="4" w:space="0" w:color="CBD5E1"/>
-              <w:right w:val="none"/>
-            </w:tcBorders>
-          </w:tcPr>
-          <w:p>
-            <w:pPr>
-              <w:spacing w:before="80" w:after="80"/>
-              <w:jc w:val="left"/>
-            </w:pPr>
-            <w:r>
-              <w:rPr>
-                <w:rFonts w:ascii="Calibri" w:hAnsi="Calibri"/>
-                <w:color w:val="1E293B"/>
-                <w:sz w:val="18"/>
-              </w:rPr>
-              <w:t>11–15 Months</w:t>
-            </w:r>
-          </w:p>
-        </w:tc>
-        <w:tc>
-          <w:tcPr>
-            <w:tcW w:type="dxa" w:w="2340"/>
-            <w:shd w:fill="FFFFFF"/>
-            <w:tcBorders>
-              <w:top w:val="single" w:sz="4" w:space="0" w:color="CBD5E1"/>
-              <w:left w:val="none"/>
-              <w:bottom w:val="single" w:sz="4" w:space="0" w:color="CBD5E1"/>
-              <w:right w:val="none"/>
-            </w:tcBorders>
-          </w:tcPr>
-          <w:p>
-            <w:pPr>
-              <w:spacing w:before="80" w:after="80"/>
-              <w:jc w:val="left"/>
-            </w:pPr>
-            <w:r>
-              <w:rPr>
-                <w:rFonts w:ascii="Calibri" w:hAnsi="Calibri"/>
-                <w:color w:val="1E293B"/>
-                <w:sz w:val="18"/>
-              </w:rPr>
-              <w:t>Typical</w:t>
-            </w:r>
-          </w:p>
-        </w:tc>
-      </w:tr>
-      <w:tr>
-        <w:tc>
-          <w:tcPr>
-            <w:tcW w:type="dxa" w:w="2340"/>
-            <w:shd w:fill="F8FAFC"/>
-            <w:tcBorders>
-              <w:top w:val="single" w:sz="4" w:space="0" w:color="CBD5E1"/>
-              <w:left w:val="none"/>
-              <w:bottom w:val="single" w:sz="4" w:space="0" w:color="CBD5E1"/>
-              <w:right w:val="none"/>
-            </w:tcBorders>
-          </w:tcPr>
-          <w:p>
-            <w:pPr>
-              <w:spacing w:before="80" w:after="80"/>
-              <w:jc w:val="left"/>
-            </w:pPr>
-            <w:r>
-              <w:rPr>
-                <w:rFonts w:ascii="Calibri" w:hAnsi="Calibri"/>
-                <w:color w:val="1E293B"/>
-                <w:sz w:val="18"/>
-              </w:rPr>
-              <w:t>First True Consonant Babbling (ba-ba, ma-ma)</w:t>
-            </w:r>
-          </w:p>
-        </w:tc>
-        <w:tc>
-          <w:tcPr>
-            <w:tcW w:type="dxa" w:w="2340"/>
-            <w:shd w:fill="F8FAFC"/>
-            <w:tcBorders>
-              <w:top w:val="single" w:sz="4" w:space="0" w:color="CBD5E1"/>
-              <w:left w:val="none"/>
-              <w:bottom w:val="single" w:sz="4" w:space="0" w:color="CBD5E1"/>
-              <w:right w:val="none"/>
-            </w:tcBorders>
-          </w:tcPr>
-          <w:p>
-            <w:pPr>
-              <w:spacing w:before="80" w:after="80"/>
-              <w:jc w:val="left"/>
-            </w:pPr>
-            <w:r>
-              <w:rPr>
-                <w:rFonts w:ascii="Calibri" w:hAnsi="Calibri"/>
-                <w:color w:val="1E293B"/>
-                <w:sz w:val="18"/>
-              </w:rPr>
-              <w:t>14 Months</w:t>
-            </w:r>
-          </w:p>
-        </w:tc>
-        <w:tc>
-          <w:tcPr>
-            <w:tcW w:type="dxa" w:w="2340"/>
-            <w:shd w:fill="F8FAFC"/>
-            <w:tcBorders>
-              <w:top w:val="single" w:sz="4" w:space="0" w:color="CBD5E1"/>
-              <w:left w:val="none"/>
-              <w:bottom w:val="single" w:sz="4" w:space="0" w:color="CBD5E1"/>
-              <w:right w:val="none"/>
-            </w:tcBorders>
-          </w:tcPr>
-          <w:p>
-            <w:pPr>
-              <w:spacing w:before="80" w:after="80"/>
-              <w:jc w:val="left"/>
-            </w:pPr>
-            <w:r>
-              <w:rPr>
-                <w:rFonts w:ascii="Calibri" w:hAnsi="Calibri"/>
-                <w:color w:val="1E293B"/>
-                <w:sz w:val="18"/>
-              </w:rPr>
-              <w:t>6–9 Months</w:t>
-            </w:r>
-          </w:p>
-        </w:tc>
-        <w:tc>
-          <w:tcPr>
-            <w:tcW w:type="dxa" w:w="2340"/>
-            <w:shd w:fill="F8FAFC"/>
-            <w:tcBorders>
-              <w:top w:val="single" w:sz="4" w:space="0" w:color="CBD5E1"/>
-              <w:left w:val="none"/>
-              <w:bottom w:val="single" w:sz="4" w:space="0" w:color="CBD5E1"/>
-              <w:right w:val="none"/>
-            </w:tcBorders>
-          </w:tcPr>
-          <w:p>
-            <w:pPr>
-              <w:spacing w:before="80" w:after="80"/>
-              <w:jc w:val="left"/>
-            </w:pPr>
-            <w:r>
-              <w:rPr>
-                <w:rFonts w:ascii="Calibri" w:hAnsi="Calibri"/>
-                <w:color w:val="1E293B"/>
-                <w:sz w:val="18"/>
-              </w:rPr>
-              <w:t>Delayed</w:t>
-            </w:r>
-          </w:p>
-        </w:tc>
-      </w:tr>
-      <w:tr>
-        <w:tc>
-          <w:tcPr>
-            <w:tcW w:type="dxa" w:w="2340"/>
-            <w:shd w:fill="FFFFFF"/>
-            <w:tcBorders>
-              <w:top w:val="single" w:sz="4" w:space="0" w:color="CBD5E1"/>
-              <w:left w:val="none"/>
-              <w:bottom w:val="single" w:sz="4" w:space="0" w:color="CBD5E1"/>
-              <w:right w:val="none"/>
-            </w:tcBorders>
-          </w:tcPr>
-          <w:p>
-            <w:pPr>
-              <w:spacing w:before="80" w:after="80"/>
-              <w:jc w:val="left"/>
-            </w:pPr>
-            <w:r>
-              <w:rPr>
-                <w:rFonts w:ascii="Calibri" w:hAnsi="Calibri"/>
-                <w:color w:val="1E293B"/>
-                <w:sz w:val="18"/>
-              </w:rPr>
-              <w:t>First Meaningful Single Word</w:t>
-            </w:r>
-          </w:p>
-        </w:tc>
-        <w:tc>
-          <w:tcPr>
-            <w:tcW w:type="dxa" w:w="2340"/>
-            <w:shd w:fill="FFFFFF"/>
-            <w:tcBorders>
-              <w:top w:val="single" w:sz="4" w:space="0" w:color="CBD5E1"/>
-              <w:left w:val="none"/>
-              <w:bottom w:val="single" w:sz="4" w:space="0" w:color="CBD5E1"/>
-              <w:right w:val="none"/>
-            </w:tcBorders>
-          </w:tcPr>
-          <w:p>
-            <w:pPr>
-              <w:spacing w:before="80" w:after="80"/>
-              <w:jc w:val="left"/>
-            </w:pPr>
-            <w:r>
-              <w:rPr>
-                <w:rFonts w:ascii="Calibri" w:hAnsi="Calibri"/>
-                <w:color w:val="1E293B"/>
-                <w:sz w:val="18"/>
-              </w:rPr>
-              <w:t>22 Months</w:t>
-            </w:r>
-          </w:p>
-        </w:tc>
-        <w:tc>
-          <w:tcPr>
-            <w:tcW w:type="dxa" w:w="2340"/>
-            <w:shd w:fill="FFFFFF"/>
-            <w:tcBorders>
-              <w:top w:val="single" w:sz="4" w:space="0" w:color="CBD5E1"/>
-              <w:left w:val="none"/>
-              <w:bottom w:val="single" w:sz="4" w:space="0" w:color="CBD5E1"/>
-              <w:right w:val="none"/>
-            </w:tcBorders>
-          </w:tcPr>
-          <w:p>
-            <w:pPr>
-              <w:spacing w:before="80" w:after="80"/>
-              <w:jc w:val="left"/>
-            </w:pPr>
-            <w:r>
-              <w:rPr>
-                <w:rFonts w:ascii="Calibri" w:hAnsi="Calibri"/>
-                <w:color w:val="1E293B"/>
-                <w:sz w:val="18"/>
-              </w:rPr>
-              <w:t>10–14 Months</w:t>
-            </w:r>
-          </w:p>
-        </w:tc>
-        <w:tc>
-          <w:tcPr>
-            <w:tcW w:type="dxa" w:w="2340"/>
-            <w:shd w:fill="FFFFFF"/>
-            <w:tcBorders>
-              <w:top w:val="single" w:sz="4" w:space="0" w:color="CBD5E1"/>
-              <w:left w:val="none"/>
-              <w:bottom w:val="single" w:sz="4" w:space="0" w:color="CBD5E1"/>
-              <w:right w:val="none"/>
-            </w:tcBorders>
-          </w:tcPr>
-          <w:p>
-            <w:pPr>
-              <w:spacing w:before="80" w:after="80"/>
-              <w:jc w:val="left"/>
-            </w:pPr>
-            <w:r>
-              <w:rPr>
-                <w:rFonts w:ascii="Calibri" w:hAnsi="Calibri"/>
-                <w:color w:val="1E293B"/>
-                <w:sz w:val="18"/>
-              </w:rPr>
-              <w:t>Delayed</w:t>
-            </w:r>
-          </w:p>
-        </w:tc>
-      </w:tr>
-      <w:tr>
-        <w:tc>
-          <w:tcPr>
-            <w:tcW w:type="dxa" w:w="2340"/>
-            <w:shd w:fill="F8FAFC"/>
-            <w:tcBorders>
-              <w:top w:val="single" w:sz="4" w:space="0" w:color="CBD5E1"/>
-              <w:left w:val="none"/>
-              <w:bottom w:val="single" w:sz="4" w:space="0" w:color="CBD5E1"/>
-              <w:right w:val="none"/>
-            </w:tcBorders>
-          </w:tcPr>
-          <w:p>
-            <w:pPr>
-              <w:spacing w:before="80" w:after="80"/>
-              <w:jc w:val="left"/>
-            </w:pPr>
-            <w:r>
-              <w:rPr>
-                <w:rFonts w:ascii="Calibri" w:hAnsi="Calibri"/>
-                <w:color w:val="1E293B"/>
-                <w:sz w:val="18"/>
-              </w:rPr>
-              <w:t>Spontaneous Two-Word Combinations</w:t>
-            </w:r>
-          </w:p>
-        </w:tc>
-        <w:tc>
-          <w:tcPr>
-            <w:tcW w:type="dxa" w:w="2340"/>
-            <w:shd w:fill="F8FAFC"/>
-            <w:tcBorders>
-              <w:top w:val="single" w:sz="4" w:space="0" w:color="CBD5E1"/>
-              <w:left w:val="none"/>
-              <w:bottom w:val="single" w:sz="4" w:space="0" w:color="CBD5E1"/>
-              <w:right w:val="none"/>
-            </w:tcBorders>
-          </w:tcPr>
-          <w:p>
-            <w:pPr>
-              <w:spacing w:before="80" w:after="80"/>
-              <w:jc w:val="left"/>
-            </w:pPr>
-            <w:r>
-              <w:rPr>
-                <w:rFonts w:ascii="Calibri" w:hAnsi="Calibri"/>
-                <w:color w:val="1E293B"/>
-                <w:sz w:val="18"/>
-              </w:rPr>
-              <w:t>Not Yet Emerging</w:t>
-            </w:r>
-          </w:p>
-        </w:tc>
-        <w:tc>
-          <w:tcPr>
-            <w:tcW w:type="dxa" w:w="2340"/>
-            <w:shd w:fill="F8FAFC"/>
-            <w:tcBorders>
-              <w:top w:val="single" w:sz="4" w:space="0" w:color="CBD5E1"/>
-              <w:left w:val="none"/>
-              <w:bottom w:val="single" w:sz="4" w:space="0" w:color="CBD5E1"/>
-              <w:right w:val="none"/>
-            </w:tcBorders>
-          </w:tcPr>
-          <w:p>
-            <w:pPr>
-              <w:spacing w:before="80" w:after="80"/>
-              <w:jc w:val="left"/>
-            </w:pPr>
-            <w:r>
-              <w:rPr>
-                <w:rFonts w:ascii="Calibri" w:hAnsi="Calibri"/>
-                <w:color w:val="1E293B"/>
-                <w:sz w:val="18"/>
-              </w:rPr>
-              <w:t>18–24 Months</w:t>
-            </w:r>
-          </w:p>
-        </w:tc>
-        <w:tc>
-          <w:tcPr>
-            <w:tcW w:type="dxa" w:w="2340"/>
-            <w:shd w:fill="F8FAFC"/>
-            <w:tcBorders>
-              <w:top w:val="single" w:sz="4" w:space="0" w:color="CBD5E1"/>
-              <w:left w:val="none"/>
-              <w:bottom w:val="single" w:sz="4" w:space="0" w:color="CBD5E1"/>
-              <w:right w:val="none"/>
-            </w:tcBorders>
-          </w:tcPr>
-          <w:p>
-            <w:pPr>
-              <w:spacing w:before="80" w:after="80"/>
-              <w:jc w:val="left"/>
-            </w:pPr>
-            <w:r>
-              <w:rPr>
-                <w:rFonts w:ascii="Calibri" w:hAnsi="Calibri"/>
-                <w:color w:val="1E293B"/>
-                <w:sz w:val="18"/>
-              </w:rPr>
-              <w:t>Significantly Delayed</w:t>
-            </w:r>
-          </w:p>
-        </w:tc>
-      </w:tr>
-      <w:tr>
-        <w:tc>
-          <w:tcPr>
-            <w:tcW w:type="dxa" w:w="2340"/>
-            <w:shd w:fill="FFFFFF"/>
-            <w:tcBorders>
-              <w:top w:val="single" w:sz="4" w:space="0" w:color="CBD5E1"/>
-              <w:left w:val="none"/>
-              <w:bottom w:val="single" w:sz="4" w:space="0" w:color="CBD5E1"/>
-              <w:right w:val="none"/>
-            </w:tcBorders>
-          </w:tcPr>
-          <w:p>
-            <w:pPr>
-              <w:spacing w:before="80" w:after="80"/>
-              <w:jc w:val="left"/>
-            </w:pPr>
-            <w:r>
-              <w:rPr>
-                <w:rFonts w:ascii="Calibri" w:hAnsi="Calibri"/>
-                <w:color w:val="1E293B"/>
-                <w:sz w:val="18"/>
-              </w:rPr>
-              <w:t>Independent Cup Drinking &amp; Chewing Solids</w:t>
-            </w:r>
-          </w:p>
-        </w:tc>
-        <w:tc>
-          <w:tcPr>
-            <w:tcW w:type="dxa" w:w="2340"/>
-            <w:shd w:fill="FFFFFF"/>
-            <w:tcBorders>
-              <w:top w:val="single" w:sz="4" w:space="0" w:color="CBD5E1"/>
-              <w:left w:val="none"/>
-              <w:bottom w:val="single" w:sz="4" w:space="0" w:color="CBD5E1"/>
-              <w:right w:val="none"/>
-            </w:tcBorders>
-          </w:tcPr>
-          <w:p>
-            <w:pPr>
-              <w:spacing w:before="80" w:after="80"/>
-              <w:jc w:val="left"/>
-            </w:pPr>
-            <w:r>
-              <w:rPr>
-                <w:rFonts w:ascii="Calibri" w:hAnsi="Calibri"/>
-                <w:color w:val="1E293B"/>
-                <w:sz w:val="18"/>
-              </w:rPr>
-              <w:t>12 Months</w:t>
-            </w:r>
-          </w:p>
-        </w:tc>
-        <w:tc>
-          <w:tcPr>
-            <w:tcW w:type="dxa" w:w="2340"/>
-            <w:shd w:fill="FFFFFF"/>
-            <w:tcBorders>
-              <w:top w:val="single" w:sz="4" w:space="0" w:color="CBD5E1"/>
-              <w:left w:val="none"/>
-              <w:bottom w:val="single" w:sz="4" w:space="0" w:color="CBD5E1"/>
-              <w:right w:val="none"/>
-            </w:tcBorders>
-          </w:tcPr>
-          <w:p>
-            <w:pPr>
-              <w:spacing w:before="80" w:after="80"/>
-              <w:jc w:val="left"/>
-            </w:pPr>
-            <w:r>
-              <w:rPr>
-                <w:rFonts w:ascii="Calibri" w:hAnsi="Calibri"/>
-                <w:color w:val="1E293B"/>
-                <w:sz w:val="18"/>
-              </w:rPr>
-              <w:t>9–14 Months</w:t>
-            </w:r>
-          </w:p>
-        </w:tc>
-        <w:tc>
-          <w:tcPr>
-            <w:tcW w:type="dxa" w:w="2340"/>
-            <w:shd w:fill="FFFFFF"/>
-            <w:tcBorders>
-              <w:top w:val="single" w:sz="4" w:space="0" w:color="CBD5E1"/>
-              <w:left w:val="none"/>
-              <w:bottom w:val="single" w:sz="4" w:space="0" w:color="CBD5E1"/>
-              <w:right w:val="none"/>
-            </w:tcBorders>
-          </w:tcPr>
-          <w:p>
-            <w:pPr>
-              <w:spacing w:before="80" w:after="80"/>
-              <w:jc w:val="left"/>
-            </w:pPr>
-            <w:r>
-              <w:rPr>
-                <w:rFonts w:ascii="Calibri" w:hAnsi="Calibri"/>
-                <w:color w:val="1E293B"/>
-                <w:sz w:val="18"/>
-              </w:rPr>
-              <w:t>Typical</w:t>
-            </w:r>
-          </w:p>
-        </w:tc>
-      </w:tr>
-    </w:tbl>
-    <w:p>
-      <w:pPr>
-        <w:spacing w:before="0" w:after="160"/>
-      </w:pPr>
     </w:p>
     <w:p>
       <w:pPr>
@@ -2126,7 +95,33 @@
           <w:color w:val="1E293B"/>
           <w:sz w:val="20"/>
         </w:rPr>
-        <w:t>Medical History: Born via uncomplicated spontaneous vaginal delivery. Birth weight 7 lbs 6 oz. No neonatal ICU stay. Experienced three recurrent episodes of acute otitis media between 9 and 16 months of age; treated successfully with oral amoxicillin. No history of seizures, head trauma, or chronic medical diagnoses.</w:t>
+        <w:t>1.1 Comprehensive Clinical Scope: The Clinic provides specialized pediatric diagnostic evaluations and therapeutic interventions, including articulation therapy, receptive and expressive language intervention, childhood apraxia of speech (CAS), pragmatics/social cognitive development, fluency disorders, and pediatric sensory-based feeding therapy.</w:t>
+      </w:r>
+    </w:p>
+    <w:p>
+      <w:pPr>
+        <w:spacing w:before="0" w:after="120" w:line="276" w:lineRule="auto"/>
+      </w:pPr>
+      <w:r>
+        <w:rPr>
+          <w:rFonts w:ascii="Calibri" w:hAnsi="Calibri"/>
+          <w:color w:val="1E293B"/>
+          <w:sz w:val="20"/>
+        </w:rPr>
+        <w:t>1.2 Individualized Treatment Plans: Therapy frequency, duration (typically 30-minute, 45-minute, or 60-minute clinical units), and clinical modalities are established exclusively following a licensed speech-language pathologist evaluation and formal diagnostic baseline assessment.</w:t>
+      </w:r>
+    </w:p>
+    <w:p>
+      <w:pPr>
+        <w:spacing w:before="0" w:after="120" w:line="276" w:lineRule="auto"/>
+      </w:pPr>
+      <w:r>
+        <w:rPr>
+          <w:rFonts w:ascii="Calibri" w:hAnsi="Calibri"/>
+          <w:color w:val="1E293B"/>
+          <w:sz w:val="20"/>
+        </w:rPr>
+        <w:t>1.3 Multi-Disciplinary Coordination: The Legal Guarantor authorizes the Clinic to exchange relevant clinical notes, IEP summaries, and developmental histories with the Patient's designated Primary Care Physician (PCP), pediatric ENT, occupational therapists, and school speech pathologists to ensure continuity of care.</w:t>
       </w:r>
     </w:p>
     <w:p>
@@ -2141,513 +136,46 @@
           <w:color w:val="0F172A"/>
           <w:sz w:val="26"/>
         </w:rPr>
-        <w:t>SECTION 4: CLINICAL SPEECH &amp; PRAGMATIC COMMUNICATION MATRIX</w:t>
+        <w:t>ARTICLE II: DESIGNATION OF LEGAL FINANCIAL GUARANTOR</w:t>
       </w:r>
     </w:p>
-    <w:tbl>
-      <w:tblPr>
-        <w:tblW w:type="auto" w:w="0"/>
-        <w:jc w:val="center"/>
-        <w:tblLayout w:type="autofit"/>
-        <w:tblLook w:firstColumn="1" w:firstRow="1" w:lastColumn="0" w:lastRow="0" w:noHBand="0" w:noVBand="1" w:val="04A0"/>
-      </w:tblPr>
-      <w:tblGrid>
-        <w:gridCol w:w="3120"/>
-        <w:gridCol w:w="3120"/>
-        <w:gridCol w:w="3120"/>
-      </w:tblGrid>
-      <w:tr>
-        <w:tc>
-          <w:tcPr>
-            <w:tcW w:type="dxa" w:w="3120"/>
-            <w:shd w:fill="0F172A"/>
-            <w:tcBorders>
-              <w:top w:val="single" w:sz="4" w:space="0" w:color="CBD5E1"/>
-              <w:left w:val="none"/>
-              <w:bottom w:val="single" w:sz="4" w:space="0" w:color="CBD5E1"/>
-              <w:right w:val="none"/>
-            </w:tcBorders>
-          </w:tcPr>
-          <w:p>
-            <w:pPr>
-              <w:spacing w:before="80" w:after="80"/>
-              <w:jc w:val="center"/>
-            </w:pPr>
-            <w:r>
-              <w:rPr>
-                <w:rFonts w:ascii="Calibri" w:hAnsi="Calibri"/>
-                <w:b/>
-                <w:color w:val="FFFFFF"/>
-                <w:sz w:val="19"/>
-              </w:rPr>
-              <w:t>Domain</w:t>
-            </w:r>
-          </w:p>
-        </w:tc>
-        <w:tc>
-          <w:tcPr>
-            <w:tcW w:type="dxa" w:w="3120"/>
-            <w:shd w:fill="0F172A"/>
-            <w:tcBorders>
-              <w:top w:val="single" w:sz="4" w:space="0" w:color="CBD5E1"/>
-              <w:left w:val="none"/>
-              <w:bottom w:val="single" w:sz="4" w:space="0" w:color="CBD5E1"/>
-              <w:right w:val="none"/>
-            </w:tcBorders>
-          </w:tcPr>
-          <w:p>
-            <w:pPr>
-              <w:spacing w:before="80" w:after="80"/>
-              <w:jc w:val="center"/>
-            </w:pPr>
-            <w:r>
-              <w:rPr>
-                <w:rFonts w:ascii="Calibri" w:hAnsi="Calibri"/>
-                <w:b/>
-                <w:color w:val="FFFFFF"/>
-                <w:sz w:val="19"/>
-              </w:rPr>
-              <w:t>Observed Behaviors</w:t>
-            </w:r>
-          </w:p>
-        </w:tc>
-        <w:tc>
-          <w:tcPr>
-            <w:tcW w:type="dxa" w:w="3120"/>
-            <w:shd w:fill="0F172A"/>
-            <w:tcBorders>
-              <w:top w:val="single" w:sz="4" w:space="0" w:color="CBD5E1"/>
-              <w:left w:val="none"/>
-              <w:bottom w:val="single" w:sz="4" w:space="0" w:color="CBD5E1"/>
-              <w:right w:val="none"/>
-            </w:tcBorders>
-          </w:tcPr>
-          <w:p>
-            <w:pPr>
-              <w:spacing w:before="80" w:after="80"/>
-              <w:jc w:val="center"/>
-            </w:pPr>
-            <w:r>
-              <w:rPr>
-                <w:rFonts w:ascii="Calibri" w:hAnsi="Calibri"/>
-                <w:b/>
-                <w:color w:val="FFFFFF"/>
-                <w:sz w:val="19"/>
-              </w:rPr>
-              <w:t>Clinical Screener Status</w:t>
-            </w:r>
-          </w:p>
-        </w:tc>
-      </w:tr>
-      <w:tr>
-        <w:tc>
-          <w:tcPr>
-            <w:tcW w:type="dxa" w:w="3120"/>
-            <w:shd w:fill="F8FAFC"/>
-            <w:tcBorders>
-              <w:top w:val="single" w:sz="4" w:space="0" w:color="CBD5E1"/>
-              <w:left w:val="none"/>
-              <w:bottom w:val="single" w:sz="4" w:space="0" w:color="CBD5E1"/>
-              <w:right w:val="none"/>
-            </w:tcBorders>
-          </w:tcPr>
-          <w:p>
-            <w:pPr>
-              <w:spacing w:before="80" w:after="80"/>
-              <w:jc w:val="left"/>
-            </w:pPr>
-            <w:r>
-              <w:rPr>
-                <w:rFonts w:ascii="Calibri" w:hAnsi="Calibri"/>
-                <w:color w:val="1E293B"/>
-                <w:sz w:val="18"/>
-              </w:rPr>
-              <w:t>Receptive Language</w:t>
-            </w:r>
-          </w:p>
-        </w:tc>
-        <w:tc>
-          <w:tcPr>
-            <w:tcW w:type="dxa" w:w="3120"/>
-            <w:shd w:fill="F8FAFC"/>
-            <w:tcBorders>
-              <w:top w:val="single" w:sz="4" w:space="0" w:color="CBD5E1"/>
-              <w:left w:val="none"/>
-              <w:bottom w:val="single" w:sz="4" w:space="0" w:color="CBD5E1"/>
-              <w:right w:val="none"/>
-            </w:tcBorders>
-          </w:tcPr>
-          <w:p>
-            <w:pPr>
-              <w:spacing w:before="80" w:after="80"/>
-              <w:jc w:val="left"/>
-            </w:pPr>
-            <w:r>
-              <w:rPr>
-                <w:rFonts w:ascii="Calibri" w:hAnsi="Calibri"/>
-                <w:color w:val="1E293B"/>
-                <w:sz w:val="18"/>
-              </w:rPr>
-              <w:t>Follows 1-step familiar commands ('get your shoes'). Struggles with 2-step unrelated directives.</w:t>
-            </w:r>
-          </w:p>
-        </w:tc>
-        <w:tc>
-          <w:tcPr>
-            <w:tcW w:type="dxa" w:w="3120"/>
-            <w:shd w:fill="F8FAFC"/>
-            <w:tcBorders>
-              <w:top w:val="single" w:sz="4" w:space="0" w:color="CBD5E1"/>
-              <w:left w:val="none"/>
-              <w:bottom w:val="single" w:sz="4" w:space="0" w:color="CBD5E1"/>
-              <w:right w:val="none"/>
-            </w:tcBorders>
-          </w:tcPr>
-          <w:p>
-            <w:pPr>
-              <w:spacing w:before="80" w:after="80"/>
-              <w:jc w:val="left"/>
-            </w:pPr>
-            <w:r>
-              <w:rPr>
-                <w:rFonts w:ascii="Calibri" w:hAnsi="Calibri"/>
-                <w:color w:val="1E293B"/>
-                <w:sz w:val="18"/>
-              </w:rPr>
-              <w:t>Mild Delay (-1.2 SD)</w:t>
-            </w:r>
-          </w:p>
-        </w:tc>
-      </w:tr>
-      <w:tr>
-        <w:tc>
-          <w:tcPr>
-            <w:tcW w:type="dxa" w:w="3120"/>
-            <w:shd w:fill="FFFFFF"/>
-            <w:tcBorders>
-              <w:top w:val="single" w:sz="4" w:space="0" w:color="CBD5E1"/>
-              <w:left w:val="none"/>
-              <w:bottom w:val="single" w:sz="4" w:space="0" w:color="CBD5E1"/>
-              <w:right w:val="none"/>
-            </w:tcBorders>
-          </w:tcPr>
-          <w:p>
-            <w:pPr>
-              <w:spacing w:before="80" w:after="80"/>
-              <w:jc w:val="left"/>
-            </w:pPr>
-            <w:r>
-              <w:rPr>
-                <w:rFonts w:ascii="Calibri" w:hAnsi="Calibri"/>
-                <w:color w:val="1E293B"/>
-                <w:sz w:val="18"/>
-              </w:rPr>
-              <w:t>Expressive Vocabulary</w:t>
-            </w:r>
-          </w:p>
-        </w:tc>
-        <w:tc>
-          <w:tcPr>
-            <w:tcW w:type="dxa" w:w="3120"/>
-            <w:shd w:fill="FFFFFF"/>
-            <w:tcBorders>
-              <w:top w:val="single" w:sz="4" w:space="0" w:color="CBD5E1"/>
-              <w:left w:val="none"/>
-              <w:bottom w:val="single" w:sz="4" w:space="0" w:color="CBD5E1"/>
-              <w:right w:val="none"/>
-            </w:tcBorders>
-          </w:tcPr>
-          <w:p>
-            <w:pPr>
-              <w:spacing w:before="80" w:after="80"/>
-              <w:jc w:val="left"/>
-            </w:pPr>
-            <w:r>
-              <w:rPr>
-                <w:rFonts w:ascii="Calibri" w:hAnsi="Calibri"/>
-                <w:color w:val="1E293B"/>
-                <w:sz w:val="18"/>
-              </w:rPr>
-              <w:t>Estimated 40–50 single nouns and proto-words. Missing verbs, prepositions, and pronouns.</w:t>
-            </w:r>
-          </w:p>
-        </w:tc>
-        <w:tc>
-          <w:tcPr>
-            <w:tcW w:type="dxa" w:w="3120"/>
-            <w:shd w:fill="FFFFFF"/>
-            <w:tcBorders>
-              <w:top w:val="single" w:sz="4" w:space="0" w:color="CBD5E1"/>
-              <w:left w:val="none"/>
-              <w:bottom w:val="single" w:sz="4" w:space="0" w:color="CBD5E1"/>
-              <w:right w:val="none"/>
-            </w:tcBorders>
-          </w:tcPr>
-          <w:p>
-            <w:pPr>
-              <w:spacing w:before="80" w:after="80"/>
-              <w:jc w:val="left"/>
-            </w:pPr>
-            <w:r>
-              <w:rPr>
-                <w:rFonts w:ascii="Calibri" w:hAnsi="Calibri"/>
-                <w:color w:val="1E293B"/>
-                <w:sz w:val="18"/>
-              </w:rPr>
-              <w:t>Moderate-Severe Delay (-2.1 SD)</w:t>
-            </w:r>
-          </w:p>
-        </w:tc>
-      </w:tr>
-      <w:tr>
-        <w:tc>
-          <w:tcPr>
-            <w:tcW w:type="dxa" w:w="3120"/>
-            <w:shd w:fill="F8FAFC"/>
-            <w:tcBorders>
-              <w:top w:val="single" w:sz="4" w:space="0" w:color="CBD5E1"/>
-              <w:left w:val="none"/>
-              <w:bottom w:val="single" w:sz="4" w:space="0" w:color="CBD5E1"/>
-              <w:right w:val="none"/>
-            </w:tcBorders>
-          </w:tcPr>
-          <w:p>
-            <w:pPr>
-              <w:spacing w:before="80" w:after="80"/>
-              <w:jc w:val="left"/>
-            </w:pPr>
-            <w:r>
-              <w:rPr>
-                <w:rFonts w:ascii="Calibri" w:hAnsi="Calibri"/>
-                <w:color w:val="1E293B"/>
-                <w:sz w:val="18"/>
-              </w:rPr>
-              <w:t>Speech Intelligibility</w:t>
-            </w:r>
-          </w:p>
-        </w:tc>
-        <w:tc>
-          <w:tcPr>
-            <w:tcW w:type="dxa" w:w="3120"/>
-            <w:shd w:fill="F8FAFC"/>
-            <w:tcBorders>
-              <w:top w:val="single" w:sz="4" w:space="0" w:color="CBD5E1"/>
-              <w:left w:val="none"/>
-              <w:bottom w:val="single" w:sz="4" w:space="0" w:color="CBD5E1"/>
-              <w:right w:val="none"/>
-            </w:tcBorders>
-          </w:tcPr>
-          <w:p>
-            <w:pPr>
-              <w:spacing w:before="80" w:after="80"/>
-              <w:jc w:val="left"/>
-            </w:pPr>
-            <w:r>
-              <w:rPr>
-                <w:rFonts w:ascii="Calibri" w:hAnsi="Calibri"/>
-                <w:color w:val="1E293B"/>
-                <w:sz w:val="18"/>
-              </w:rPr>
-              <w:t>Understood 60% by parents, &lt;25% by unfamiliar adults. Frequent vowel elongation with final consonant deletion.</w:t>
-            </w:r>
-          </w:p>
-        </w:tc>
-        <w:tc>
-          <w:tcPr>
-            <w:tcW w:type="dxa" w:w="3120"/>
-            <w:shd w:fill="F8FAFC"/>
-            <w:tcBorders>
-              <w:top w:val="single" w:sz="4" w:space="0" w:color="CBD5E1"/>
-              <w:left w:val="none"/>
-              <w:bottom w:val="single" w:sz="4" w:space="0" w:color="CBD5E1"/>
-              <w:right w:val="none"/>
-            </w:tcBorders>
-          </w:tcPr>
-          <w:p>
-            <w:pPr>
-              <w:spacing w:before="80" w:after="80"/>
-              <w:jc w:val="left"/>
-            </w:pPr>
-            <w:r>
-              <w:rPr>
-                <w:rFonts w:ascii="Calibri" w:hAnsi="Calibri"/>
-                <w:color w:val="1E293B"/>
-                <w:sz w:val="18"/>
-              </w:rPr>
-              <w:t>Significant Phonological Delay</w:t>
-            </w:r>
-          </w:p>
-        </w:tc>
-      </w:tr>
-      <w:tr>
-        <w:tc>
-          <w:tcPr>
-            <w:tcW w:type="dxa" w:w="3120"/>
-            <w:shd w:fill="FFFFFF"/>
-            <w:tcBorders>
-              <w:top w:val="single" w:sz="4" w:space="0" w:color="CBD5E1"/>
-              <w:left w:val="none"/>
-              <w:bottom w:val="single" w:sz="4" w:space="0" w:color="CBD5E1"/>
-              <w:right w:val="none"/>
-            </w:tcBorders>
-          </w:tcPr>
-          <w:p>
-            <w:pPr>
-              <w:spacing w:before="80" w:after="80"/>
-              <w:jc w:val="left"/>
-            </w:pPr>
-            <w:r>
-              <w:rPr>
-                <w:rFonts w:ascii="Calibri" w:hAnsi="Calibri"/>
-                <w:color w:val="1E293B"/>
-                <w:sz w:val="18"/>
-              </w:rPr>
-              <w:t>Social / Pragmatic</w:t>
-            </w:r>
-          </w:p>
-        </w:tc>
-        <w:tc>
-          <w:tcPr>
-            <w:tcW w:type="dxa" w:w="3120"/>
-            <w:shd w:fill="FFFFFF"/>
-            <w:tcBorders>
-              <w:top w:val="single" w:sz="4" w:space="0" w:color="CBD5E1"/>
-              <w:left w:val="none"/>
-              <w:bottom w:val="single" w:sz="4" w:space="0" w:color="CBD5E1"/>
-              <w:right w:val="none"/>
-            </w:tcBorders>
-          </w:tcPr>
-          <w:p>
-            <w:pPr>
-              <w:spacing w:before="80" w:after="80"/>
-              <w:jc w:val="left"/>
-            </w:pPr>
-            <w:r>
-              <w:rPr>
-                <w:rFonts w:ascii="Calibri" w:hAnsi="Calibri"/>
-                <w:color w:val="1E293B"/>
-                <w:sz w:val="18"/>
-              </w:rPr>
-              <w:t>Maintains warm eye contact, engages in reciprocal peek-a-boo, shares joint attention with preferred toys.</w:t>
-            </w:r>
-          </w:p>
-        </w:tc>
-        <w:tc>
-          <w:tcPr>
-            <w:tcW w:type="dxa" w:w="3120"/>
-            <w:shd w:fill="FFFFFF"/>
-            <w:tcBorders>
-              <w:top w:val="single" w:sz="4" w:space="0" w:color="CBD5E1"/>
-              <w:left w:val="none"/>
-              <w:bottom w:val="single" w:sz="4" w:space="0" w:color="CBD5E1"/>
-              <w:right w:val="none"/>
-            </w:tcBorders>
-          </w:tcPr>
-          <w:p>
-            <w:pPr>
-              <w:spacing w:before="80" w:after="80"/>
-              <w:jc w:val="left"/>
-            </w:pPr>
-            <w:r>
-              <w:rPr>
-                <w:rFonts w:ascii="Calibri" w:hAnsi="Calibri"/>
-                <w:color w:val="1E293B"/>
-                <w:sz w:val="18"/>
-              </w:rPr>
-              <w:t>Age Appropriate</w:t>
-            </w:r>
-          </w:p>
-        </w:tc>
-      </w:tr>
-      <w:tr>
-        <w:tc>
-          <w:tcPr>
-            <w:tcW w:type="dxa" w:w="3120"/>
-            <w:shd w:fill="F8FAFC"/>
-            <w:tcBorders>
-              <w:top w:val="single" w:sz="4" w:space="0" w:color="CBD5E1"/>
-              <w:left w:val="none"/>
-              <w:bottom w:val="single" w:sz="4" w:space="0" w:color="CBD5E1"/>
-              <w:right w:val="none"/>
-            </w:tcBorders>
-          </w:tcPr>
-          <w:p>
-            <w:pPr>
-              <w:spacing w:before="80" w:after="80"/>
-              <w:jc w:val="left"/>
-            </w:pPr>
-            <w:r>
-              <w:rPr>
-                <w:rFonts w:ascii="Calibri" w:hAnsi="Calibri"/>
-                <w:color w:val="1E293B"/>
-                <w:sz w:val="18"/>
-              </w:rPr>
-              <w:t>Oral Motor &amp; Feeding</w:t>
-            </w:r>
-          </w:p>
-        </w:tc>
-        <w:tc>
-          <w:tcPr>
-            <w:tcW w:type="dxa" w:w="3120"/>
-            <w:shd w:fill="F8FAFC"/>
-            <w:tcBorders>
-              <w:top w:val="single" w:sz="4" w:space="0" w:color="CBD5E1"/>
-              <w:left w:val="none"/>
-              <w:bottom w:val="single" w:sz="4" w:space="0" w:color="CBD5E1"/>
-              <w:right w:val="none"/>
-            </w:tcBorders>
-          </w:tcPr>
-          <w:p>
-            <w:pPr>
-              <w:spacing w:before="80" w:after="80"/>
-              <w:jc w:val="left"/>
-            </w:pPr>
-            <w:r>
-              <w:rPr>
-                <w:rFonts w:ascii="Calibri" w:hAnsi="Calibri"/>
-                <w:color w:val="1E293B"/>
-                <w:sz w:val="18"/>
-              </w:rPr>
-              <w:t>No dysphagia or pocketing observed. Accepts diverse textures. Mild open-mouth posture at rest.</w:t>
-            </w:r>
-          </w:p>
-        </w:tc>
-        <w:tc>
-          <w:tcPr>
-            <w:tcW w:type="dxa" w:w="3120"/>
-            <w:shd w:fill="F8FAFC"/>
-            <w:tcBorders>
-              <w:top w:val="single" w:sz="4" w:space="0" w:color="CBD5E1"/>
-              <w:left w:val="none"/>
-              <w:bottom w:val="single" w:sz="4" w:space="0" w:color="CBD5E1"/>
-              <w:right w:val="none"/>
-            </w:tcBorders>
-          </w:tcPr>
-          <w:p>
-            <w:pPr>
-              <w:spacing w:before="80" w:after="80"/>
-              <w:jc w:val="left"/>
-            </w:pPr>
-            <w:r>
-              <w:rPr>
-                <w:rFonts w:ascii="Calibri" w:hAnsi="Calibri"/>
-                <w:color w:val="1E293B"/>
-                <w:sz w:val="18"/>
-              </w:rPr>
-              <w:t>Within Functional Limits</w:t>
-            </w:r>
-          </w:p>
-        </w:tc>
-      </w:tr>
-    </w:tbl>
     <w:p>
       <w:pPr>
-        <w:spacing w:before="0" w:after="160"/>
+        <w:spacing w:before="0" w:after="120" w:line="276" w:lineRule="auto"/>
       </w:pPr>
+      <w:r>
+        <w:rPr>
+          <w:rFonts w:ascii="Calibri" w:hAnsi="Calibri"/>
+          <w:color w:val="1E293B"/>
+          <w:sz w:val="20"/>
+        </w:rPr>
+        <w:t>2.1 Sole Guarantor Liability: The individual signing this Agreement affirms that they possess legal guardianship or custodial rights to consent to medical and speech-language therapy for the minor Patient. The signing adult is designated as the sole Legal Guarantor personally liable for all fees incurred for professional services rendered.</w:t>
+      </w:r>
     </w:p>
     <w:p>
+      <w:pPr>
+        <w:spacing w:before="0" w:after="120" w:line="276" w:lineRule="auto"/>
+      </w:pPr>
       <w:r>
-        <w:br w:type="page"/>
+        <w:rPr>
+          <w:rFonts w:ascii="Calibri" w:hAnsi="Calibri"/>
+          <w:color w:val="1E293B"/>
+          <w:sz w:val="20"/>
+        </w:rPr>
+        <w:t>2.2 Private-Pay Designation: Cuevas Speech &amp; Language Therapy operates as an out-of-network private-pay clinic. Payment in full is due at the time services are rendered or per the agreed monthly automatic billing schedule. The Clinic does not bill commercial health insurance carriers directly.</w:t>
+      </w:r>
+    </w:p>
+    <w:p>
+      <w:pPr>
+        <w:spacing w:before="0" w:after="120" w:line="276" w:lineRule="auto"/>
+      </w:pPr>
+      <w:r>
+        <w:rPr>
+          <w:rFonts w:ascii="Calibri" w:hAnsi="Calibri"/>
+          <w:color w:val="1E293B"/>
+          <w:sz w:val="20"/>
+        </w:rPr>
+        <w:t>2.3 Third-Party &amp; Custody Non-Involvement: The Clinic is not a party to domestic relations decrees, custody agreements, divorce settlements, or split financial arrangements between parents. The Legal Guarantor who executes this intake agreement remains strictly responsible for timely settlement of all clinical account balances regardless of third-party indemnification orders.</w:t>
       </w:r>
     </w:p>
     <w:p>
@@ -2662,7 +190,7 @@
           <w:color w:val="0F172A"/>
           <w:sz w:val="26"/>
         </w:rPr>
-        <w:t>SECTION 5: CLINICAL INFORMED CONSENT &amp; PRACTICE POLICIES</w:t>
+        <w:t>ARTICLE III: ATTENDANCE, ILLNESS DISCLOSURE &amp; $75 RESERVED CLINICAL HOUR POLICY</w:t>
       </w:r>
     </w:p>
     <w:p>
@@ -2675,7 +203,7 @@
           <w:color w:val="1E293B"/>
           <w:sz w:val="20"/>
         </w:rPr>
-        <w:t>1. Consent for Speech-Language Evaluation &amp; Treatment</w:t>
+        <w:t>3.1 Dedicated Clinical Hour Reservation: Because pediatric speech therapy requires dedicated clinical room preparation, specialized diagnostic materials, and individual therapist reservation, appointment times are reserved exclusively for the designated Patient.</w:t>
       </w:r>
     </w:p>
     <w:p>
@@ -2688,7 +216,7 @@
           <w:color w:val="1E293B"/>
           <w:sz w:val="20"/>
         </w:rPr>
-        <w:t>I hereby authorize Issa Cuevas, M.S., CCC-SLP (Cuevas Pediatric Speech &amp; Language Therapy LLC) to perform comprehensive speech, language, and pragmatic evaluations and administer evidence-based therapeutic interventions for the minor patient named herein.</w:t>
+        <w:t>3.2 Strict 24-Hour Cancellation Requirement: Unscheduled missed sessions without at least twenty-four (24) hours advance written notice (via secure clinic email or official text notification) are subject to the reserved clinical hour fee of $75.00.</w:t>
       </w:r>
     </w:p>
     <w:p>
@@ -2701,7 +229,7 @@
           <w:color w:val="1E293B"/>
           <w:sz w:val="20"/>
         </w:rPr>
-        <w:t>2. Notice of HIPAA Privacy Practices</w:t>
+        <w:t>3.3 Clinical Fee Justification: The Legal Guarantor acknowledges that the $75.00 charge is a professional reserved clinical hour fee reflecting committed clinical overhead and therapist scheduling, and is not an administrative penalty. Third-party insurance carriers do not reimburse missed session fees; this amount is the direct personal responsibility of the Legal Guarantor.</w:t>
       </w:r>
     </w:p>
     <w:p>
@@ -2714,7 +242,7 @@
           <w:color w:val="1E293B"/>
           <w:sz w:val="20"/>
         </w:rPr>
-        <w:t>Protected Health Information (PHI) is handled in strict compliance with the Health Insurance Portability and Accountability Act of 1996. Clinical progress notes, standardized assessment scores, and evaluation summaries are retained securely for a statutory minimum of 7 years.</w:t>
+        <w:t>3.4 Pediatric Illness Disclosure Protocol: To protect immunocompromised pediatric patients, children exhibiting symptoms of fever (&gt;100.4°F without antipyretics within 24 hours), vomiting, contagious rash, or active respiratory infection must not attend in-person clinic sessions. Where medically appropriate and requested before 8:00 AM on the day of the session, the Clinic will convert the reserved hour to a HIPAA-compliant telepractice session with no cancellation fee assessed.</w:t>
       </w:r>
     </w:p>
     <w:p>
@@ -2727,46 +255,7 @@
           <w:color w:val="1E293B"/>
           <w:sz w:val="20"/>
         </w:rPr>
-        <w:t>3. Attendance Policy &amp; $75 Reserved Hour Fee</w:t>
-      </w:r>
-    </w:p>
-    <w:p>
-      <w:pPr>
-        <w:spacing w:before="0" w:after="120" w:line="276" w:lineRule="auto"/>
-      </w:pPr>
-      <w:r>
-        <w:rPr>
-          <w:rFonts w:ascii="Calibri" w:hAnsi="Calibri"/>
-          <w:color w:val="1E293B"/>
-          <w:sz w:val="20"/>
-        </w:rPr>
-        <w:t>Therapy time is reserved exclusively for your child. In the event of illness or emergency, notice must be provided at least 24 hours in advance. Cancellations made with less than 24 hours notice or unattended sessions incur a $75 reserved hour charge (not billable to insurance). Alternatively, families may convert the session to a HIPAA-compliant telehealth consultation.</w:t>
-      </w:r>
-    </w:p>
-    <w:p>
-      <w:pPr>
-        <w:spacing w:before="0" w:after="120" w:line="276" w:lineRule="auto"/>
-      </w:pPr>
-      <w:r>
-        <w:rPr>
-          <w:rFonts w:ascii="Calibri" w:hAnsi="Calibri"/>
-          <w:color w:val="1E293B"/>
-          <w:sz w:val="20"/>
-        </w:rPr>
-        <w:t>4. Commercial Insurance &amp; Private Pay Acknowledgement</w:t>
-      </w:r>
-    </w:p>
-    <w:p>
-      <w:pPr>
-        <w:spacing w:before="0" w:after="120" w:line="276" w:lineRule="auto"/>
-      </w:pPr>
-      <w:r>
-        <w:rPr>
-          <w:rFonts w:ascii="Calibri" w:hAnsi="Calibri"/>
-          <w:color w:val="1E293B"/>
-          <w:sz w:val="20"/>
-        </w:rPr>
-        <w:t>Cuevas Pediatric Speech Therapy operates as an in-network provider with Blue Cross Blue Shield of Texas and a non-participating out-of-network provider for commercial plans. Families are provided itemized Superbills containing standard AMA CPT codes (e.g. CPT 92523, 92507) and ICD-10 diagnostic codes for insurance reimbursement.</w:t>
+        <w:t>3.5 Habitual Attendance Standards: Therapy progress relies on consistent weekly attendance. Patients missing three (3) consecutive sessions or failing to maintain an 80% monthly attendance rate may have their recurring preferred time slot released to families on the clinic waiting list.</w:t>
       </w:r>
     </w:p>
     <w:p>
@@ -2781,7 +270,7 @@
           <w:color w:val="0F172A"/>
           <w:sz w:val="26"/>
         </w:rPr>
-        <w:t>SECTION 6: GUARANTOR ACKNOWLEDGEMENT &amp; EXECUTION</w:t>
+        <w:t>ARTICLE IV: HIPAA PEDIATRIC PRIVACY DISCLOSURE &amp; CONFIDENTIALITY</w:t>
       </w:r>
     </w:p>
     <w:p>
@@ -2794,7 +283,7 @@
           <w:color w:val="1E293B"/>
           <w:sz w:val="20"/>
         </w:rPr>
-        <w:t>I certify that I am the legal parent or court-appointed guardian of the patient. I have read, understood, and agree to the policies, consent provisions, and fee schedules outlined in this document.</w:t>
+        <w:t>4.1 Federal &amp; State Privacy Standards: The Clinic adheres strictly to the Health Insurance Portability and Accountability Act of 1996 (HIPAA), 45 C.F.R. Parts 160 and 164, the Texas Medical Records Privacy Act (Texas Health &amp; Safety Code Chapter 181), and the Texas State Board of Examiners in Speech-Language Pathology code of ethics.</w:t>
       </w:r>
     </w:p>
     <w:p>
@@ -2807,7 +296,7 @@
           <w:color w:val="1E293B"/>
           <w:sz w:val="20"/>
         </w:rPr>
-        <w:t>Parent / Legal Guardian Signature: _____________________________________   Date: October 24, 2026</w:t>
+        <w:t>4.2 Protected Health Information (PHI) Security: All diagnostic protocols, treatment logs, video recordings, and clinical communication are secured in 256-bit AES encrypted, SOC-2 compliant Electronic Health Record (EHR) platforms with strict role-based practitioner access controls.</w:t>
       </w:r>
     </w:p>
     <w:p>
@@ -2820,7 +309,355 @@
           <w:color w:val="1E293B"/>
           <w:sz w:val="20"/>
         </w:rPr>
-        <w:t>Printed Name: Elena Martinez, M.D.                                         Relationship to Child: Mother</w:t>
+        <w:t>4.3 Permitted Disclosures: Protected Health Information is disclosed solely for treatment coordination, legally mandated child welfare reporting (Texas Family Code § 261.101), compliance audits, or pursuant to a signed, written authorization executed by the Legal Guarantor.</w:t>
+      </w:r>
+    </w:p>
+    <w:p>
+      <w:pPr>
+        <w:keepNext/>
+        <w:spacing w:before="280" w:after="80"/>
+      </w:pPr>
+      <w:r>
+        <w:rPr>
+          <w:rFonts w:ascii="Calibri" w:hAnsi="Calibri"/>
+          <w:b/>
+          <w:color w:val="0F172A"/>
+          <w:sz w:val="26"/>
+        </w:rPr>
+        <w:t>ARTICLE V: OBSERVATION ROOM, MIRROR, &amp; CLINICAL VIDEO RECORDING AUTHORIZATION</w:t>
+      </w:r>
+    </w:p>
+    <w:p>
+      <w:pPr>
+        <w:spacing w:before="0" w:after="120" w:line="276" w:lineRule="auto"/>
+      </w:pPr>
+      <w:r>
+        <w:rPr>
+          <w:rFonts w:ascii="Calibri" w:hAnsi="Calibri"/>
+          <w:color w:val="1E293B"/>
+          <w:sz w:val="20"/>
+        </w:rPr>
+        <w:t>5.1 Clinical Observation Glass: The Clinic facilities feature two-way observation mirrors and integrated audio systems designed for parent education, clinical fellow supervision, and sensory observation without triggering child separation anxiety.</w:t>
+      </w:r>
+    </w:p>
+    <w:p>
+      <w:pPr>
+        <w:spacing w:before="0" w:after="120" w:line="276" w:lineRule="auto"/>
+      </w:pPr>
+      <w:r>
+        <w:rPr>
+          <w:rFonts w:ascii="Calibri" w:hAnsi="Calibri"/>
+          <w:color w:val="1E293B"/>
+          <w:sz w:val="20"/>
+        </w:rPr>
+        <w:t>5.2 Therapeutic Video Recording Authorization: The Legal Guarantor hereby grants permission for licensed clinicians to digitally record portions of therapy sessions strictly for: (a) diagnostic baseline phonetic comparison, (b) sensory feeding progress tracking, (c) licensed speech-language pathologist clinical supervision, and (d) recorded home practice demonstrations provided directly to the parents.</w:t>
+      </w:r>
+    </w:p>
+    <w:p>
+      <w:pPr>
+        <w:spacing w:before="0" w:after="120" w:line="276" w:lineRule="auto"/>
+      </w:pPr>
+      <w:r>
+        <w:rPr>
+          <w:rFonts w:ascii="Calibri" w:hAnsi="Calibri"/>
+          <w:color w:val="1E293B"/>
+          <w:sz w:val="20"/>
+        </w:rPr>
+        <w:t>5.3 Strict Prohibition on External Use: Under no circumstances will therapeutic clinical recordings be shared, published, or utilized for public marketing, social media, or commercial purposes without separate explicit written consent.</w:t>
+      </w:r>
+    </w:p>
+    <w:p>
+      <w:pPr>
+        <w:keepNext/>
+        <w:spacing w:before="280" w:after="80"/>
+      </w:pPr>
+      <w:r>
+        <w:rPr>
+          <w:rFonts w:ascii="Calibri" w:hAnsi="Calibri"/>
+          <w:b/>
+          <w:color w:val="0F172A"/>
+          <w:sz w:val="26"/>
+        </w:rPr>
+        <w:t>ARTICLE VI: TELEHEALTH CLINICAL CONSENT &amp; HOME PRACTICE PROTOCOLS</w:t>
+      </w:r>
+    </w:p>
+    <w:p>
+      <w:pPr>
+        <w:spacing w:before="0" w:after="120" w:line="276" w:lineRule="auto"/>
+      </w:pPr>
+      <w:r>
+        <w:rPr>
+          <w:rFonts w:ascii="Calibri" w:hAnsi="Calibri"/>
+          <w:color w:val="1E293B"/>
+          <w:sz w:val="20"/>
+        </w:rPr>
+        <w:t>6.1 Telepractice Licensure &amp; Standards: Telepractice sessions are delivered in full compliance with Texas Health and Safety Code Chapter 111 and ASHA practice guidelines over high-definition, encrypted, HIPAA-compliant video links.</w:t>
+      </w:r>
+    </w:p>
+    <w:p>
+      <w:pPr>
+        <w:spacing w:before="0" w:after="120" w:line="276" w:lineRule="auto"/>
+      </w:pPr>
+      <w:r>
+        <w:rPr>
+          <w:rFonts w:ascii="Calibri" w:hAnsi="Calibri"/>
+          <w:color w:val="1E293B"/>
+          <w:sz w:val="20"/>
+        </w:rPr>
+        <w:t>6.2 Pediatric Caregiver Co-Presence Requirement: For pediatric patients under eight (8) years of age, a parent, legal guardian, or designated adult caregiver must remain physically present in the same room throughout the teletherapy session to assist with material handling, tactile prompt reinforcement, and technical connectivity.</w:t>
+      </w:r>
+    </w:p>
+    <w:p>
+      <w:pPr>
+        <w:spacing w:before="0" w:after="120" w:line="276" w:lineRule="auto"/>
+      </w:pPr>
+      <w:r>
+        <w:rPr>
+          <w:rFonts w:ascii="Calibri" w:hAnsi="Calibri"/>
+          <w:color w:val="1E293B"/>
+          <w:sz w:val="20"/>
+        </w:rPr>
+        <w:t>6.3 Technology &amp; Privacy Environment: The Legal Guarantor agrees to provide a private, quiet room free from domestic distractions (televisions, pets, siblings) and high-speed internet capability to maximize clinical effectiveness.</w:t>
+      </w:r>
+    </w:p>
+    <w:p>
+      <w:pPr>
+        <w:keepNext/>
+        <w:spacing w:before="280" w:after="80"/>
+      </w:pPr>
+      <w:r>
+        <w:rPr>
+          <w:rFonts w:ascii="Calibri" w:hAnsi="Calibri"/>
+          <w:b/>
+          <w:color w:val="0F172A"/>
+          <w:sz w:val="26"/>
+        </w:rPr>
+        <w:t>ARTICLE VII: SUPERBILL GENERATION SCHEDULE &amp; OUT-OF-NETWORK REIMBURSEMENT</w:t>
+      </w:r>
+    </w:p>
+    <w:p>
+      <w:pPr>
+        <w:spacing w:before="0" w:after="120" w:line="276" w:lineRule="auto"/>
+      </w:pPr>
+      <w:r>
+        <w:rPr>
+          <w:rFonts w:ascii="Calibri" w:hAnsi="Calibri"/>
+          <w:color w:val="1E293B"/>
+          <w:sz w:val="20"/>
+        </w:rPr>
+        <w:t>7.1 Monthly Superbill Schedule: For families seeking out-of-network reimbursement from private health insurance plans, the Clinic generates comprehensive, itemized Superbills on the first (1st) day of each calendar month covering all therapy sessions completed and paid during the preceding month.</w:t>
+      </w:r>
+    </w:p>
+    <w:p>
+      <w:pPr>
+        <w:spacing w:before="0" w:after="120" w:line="276" w:lineRule="auto"/>
+      </w:pPr>
+      <w:r>
+        <w:rPr>
+          <w:rFonts w:ascii="Calibri" w:hAnsi="Calibri"/>
+          <w:color w:val="1E293B"/>
+          <w:sz w:val="20"/>
+        </w:rPr>
+        <w:t>7.2 Standard Coding Standards: Each monthly Superbill includes the Clinic's Tax ID, NPI number, supervising SLP license number, standardized American Medical Association CPT procedure codes (e.g., 92507 for Individual Speech/Language Treatment, 92523 for Speech Sound &amp; Language Evaluation, 92526 for Oral Pharyngeal / Feeding Therapy), and exact ICD-10 diagnostic codes.</w:t>
+      </w:r>
+    </w:p>
+    <w:p>
+      <w:pPr>
+        <w:spacing w:before="0" w:after="120" w:line="276" w:lineRule="auto"/>
+      </w:pPr>
+      <w:r>
+        <w:rPr>
+          <w:rFonts w:ascii="Calibri" w:hAnsi="Calibri"/>
+          <w:color w:val="1E293B"/>
+          <w:sz w:val="20"/>
+        </w:rPr>
+        <w:t>7.3 Reimbursement Disclaimer: The Clinic provides accurate, compliant billing documentation but does not guarantee that any private insurance carrier will reimburse out-of-network claims. The Legal Guarantor is solely responsible for submitting Superbills directly to their insurer's member portal.</w:t>
+      </w:r>
+    </w:p>
+    <w:p>
+      <w:pPr>
+        <w:keepNext/>
+        <w:spacing w:before="280" w:after="80"/>
+      </w:pPr>
+      <w:r>
+        <w:rPr>
+          <w:rFonts w:ascii="Calibri" w:hAnsi="Calibri"/>
+          <w:b/>
+          <w:color w:val="0F172A"/>
+          <w:sz w:val="26"/>
+        </w:rPr>
+        <w:t>ARTICLE VIII: PROGRESS EVALUATIONS &amp; CLINICAL ESTIMATION DISCLAIMER</w:t>
+      </w:r>
+    </w:p>
+    <w:p>
+      <w:pPr>
+        <w:spacing w:before="0" w:after="120" w:line="276" w:lineRule="auto"/>
+      </w:pPr>
+      <w:r>
+        <w:rPr>
+          <w:rFonts w:ascii="Calibri" w:hAnsi="Calibri"/>
+          <w:color w:val="1E293B"/>
+          <w:sz w:val="20"/>
+        </w:rPr>
+        <w:t>8.1 Professional Clinical Estimates: Periodic formal progress updates, developmental age equivalencies, and speech intelligibility percentages reflect professional clinical diagnostic evaluations and clinical estimates based on observable behavioral data.</w:t>
+      </w:r>
+    </w:p>
+    <w:p>
+      <w:pPr>
+        <w:spacing w:before="0" w:after="120" w:line="276" w:lineRule="auto"/>
+      </w:pPr>
+      <w:r>
+        <w:rPr>
+          <w:rFonts w:ascii="Calibri" w:hAnsi="Calibri"/>
+          <w:color w:val="1E293B"/>
+          <w:sz w:val="20"/>
+        </w:rPr>
+        <w:t>8.2 Medical Outcomes Disclaimer: Because pediatric speech, language, and neuro-developmental progression depend on numerous extrinsic and biological variables—including neurological maturation, auditory processing, home practice consistency, and co-occurring developmental diagnoses—the Clinic and its clinicians do not and cannot guarantee specific educational, scholastic, or medical outcomes.</w:t>
+      </w:r>
+    </w:p>
+    <w:p>
+      <w:pPr>
+        <w:keepNext/>
+        <w:spacing w:before="280" w:after="80"/>
+      </w:pPr>
+      <w:r>
+        <w:rPr>
+          <w:rFonts w:ascii="Calibri" w:hAnsi="Calibri"/>
+          <w:b/>
+          <w:color w:val="0F172A"/>
+          <w:sz w:val="26"/>
+        </w:rPr>
+        <w:t>SIGNATURE BLOCK: LEGAL GUARANTOR ATTESTATION &amp; CLINICAL DIRECTOR ACKNOWLEDGEMENT</w:t>
+      </w:r>
+    </w:p>
+    <w:p>
+      <w:pPr>
+        <w:spacing w:before="0" w:after="120" w:line="276" w:lineRule="auto"/>
+      </w:pPr>
+      <w:r>
+        <w:rPr>
+          <w:rFonts w:ascii="Calibri" w:hAnsi="Calibri"/>
+          <w:color w:val="1E293B"/>
+          <w:sz w:val="20"/>
+        </w:rPr>
+        <w:t>By signing below, I certify that I have read, understood, and received a copy of this Master Clinical Intake Agreement, HIPAA Disclosure, and Attendance Policy. I attest that I am the legally authorized Guarantor for the Patient named below and agree to be bound by all terms, including the $75 reserved clinical hour fee policy.</w:t>
+      </w:r>
+    </w:p>
+    <w:p>
+      <w:pPr>
+        <w:spacing w:before="0" w:after="120" w:line="276" w:lineRule="auto"/>
+      </w:pPr>
+      <w:r>
+        <w:rPr>
+          <w:rFonts w:ascii="Calibri" w:hAnsi="Calibri"/>
+          <w:color w:val="1E293B"/>
+          <w:sz w:val="20"/>
+        </w:rPr>
+        <w:t>Child / Patient Legal Name: __________________________________________________</w:t>
+      </w:r>
+    </w:p>
+    <w:p>
+      <w:pPr>
+        <w:spacing w:before="0" w:after="120" w:line="276" w:lineRule="auto"/>
+      </w:pPr>
+      <w:r>
+        <w:rPr>
+          <w:rFonts w:ascii="Calibri" w:hAnsi="Calibri"/>
+          <w:color w:val="1E293B"/>
+          <w:sz w:val="20"/>
+        </w:rPr>
+        <w:t>Date of Birth (MM/DD/YYYY): _____________________ Sex / Gender: ____________</w:t>
+      </w:r>
+    </w:p>
+    <w:p>
+      <w:pPr>
+        <w:spacing w:before="0" w:after="120" w:line="276" w:lineRule="auto"/>
+      </w:pPr>
+      <w:r>
+        <w:rPr>
+          <w:rFonts w:ascii="Calibri" w:hAnsi="Calibri"/>
+          <w:color w:val="1E293B"/>
+          <w:sz w:val="20"/>
+        </w:rPr>
+        <w:t>Legal Guarantor Full Printed Name: ____________________________________________</w:t>
+      </w:r>
+    </w:p>
+    <w:p>
+      <w:pPr>
+        <w:spacing w:before="0" w:after="120" w:line="276" w:lineRule="auto"/>
+      </w:pPr>
+      <w:r>
+        <w:rPr>
+          <w:rFonts w:ascii="Calibri" w:hAnsi="Calibri"/>
+          <w:color w:val="1E293B"/>
+          <w:sz w:val="20"/>
+        </w:rPr>
+        <w:t>Relationship to Patient (Mother / Father / Legal Guardian): ____________________</w:t>
+      </w:r>
+    </w:p>
+    <w:p>
+      <w:pPr>
+        <w:spacing w:before="0" w:after="120" w:line="276" w:lineRule="auto"/>
+      </w:pPr>
+      <w:r>
+        <w:rPr>
+          <w:rFonts w:ascii="Calibri" w:hAnsi="Calibri"/>
+          <w:color w:val="1E293B"/>
+          <w:sz w:val="20"/>
+        </w:rPr>
+        <w:t>Guarantor Primary Phone: __________________ Emergency Mobile: ________________</w:t>
+      </w:r>
+    </w:p>
+    <w:p>
+      <w:pPr>
+        <w:spacing w:before="0" w:after="120" w:line="276" w:lineRule="auto"/>
+      </w:pPr>
+      <w:r>
+        <w:rPr>
+          <w:rFonts w:ascii="Calibri" w:hAnsi="Calibri"/>
+          <w:color w:val="1E293B"/>
+          <w:sz w:val="20"/>
+        </w:rPr>
+        <w:t>Billing Address: ___________________________________________________________</w:t>
+      </w:r>
+    </w:p>
+    <w:p>
+      <w:pPr>
+        <w:spacing w:before="0" w:after="120" w:line="276" w:lineRule="auto"/>
+      </w:pPr>
+      <w:r>
+        <w:rPr>
+          <w:rFonts w:ascii="Calibri" w:hAnsi="Calibri"/>
+          <w:color w:val="1E293B"/>
+          <w:sz w:val="20"/>
+        </w:rPr>
+        <w:t>Legal Guarantor Signature: _________________________________ Date: ____________</w:t>
+      </w:r>
+    </w:p>
+    <w:p>
+      <w:pPr>
+        <w:spacing w:before="0" w:after="120" w:line="276" w:lineRule="auto"/>
+      </w:pPr>
+      <w:r>
+        <w:rPr>
+          <w:rFonts w:ascii="Calibri" w:hAnsi="Calibri"/>
+          <w:color w:val="1E293B"/>
+          <w:sz w:val="20"/>
+        </w:rPr>
+        <w:t>Clinical Director Attestation: Issa Cuevas, M.S., CCC-SLP (Texas Lic #72841, NPI #1982736450)</w:t>
+      </w:r>
+    </w:p>
+    <w:p>
+      <w:pPr>
+        <w:spacing w:before="0" w:after="120" w:line="276" w:lineRule="auto"/>
+      </w:pPr>
+      <w:r>
+        <w:rPr>
+          <w:rFonts w:ascii="Calibri" w:hAnsi="Calibri"/>
+          <w:color w:val="1E293B"/>
+          <w:sz w:val="20"/>
+        </w:rPr>
+        <w:t>Clinic Authorized Signature: Issa Cuevas, M.S., CCC-SLP · Date: October 20, 2026</w:t>
       </w:r>
     </w:p>
     <w:sectPr>
@@ -2857,7 +694,7 @@
       <w:jc w:val="right"/>
     </w:pPr>
     <w:r>
-      <w:t xml:space="preserve">Cuevas Pediatric Speech Therapy — Clinical Intake &amp; Medical </w:t>
+      <w:t>Master Clinical Intake &amp; Patient Guarantor Agreement — Cueva</w:t>
     </w:r>
   </w:p>
 </w:hdr>

--- a/public/chat_files/cuevas_pediatric_intake_and_consent_final.docx
+++ b/public/chat_files/cuevas_pediatric_intake_and_consent_final.docx
@@ -13,7 +13,64 @@
           <w:color w:val="0F172A"/>
           <w:sz w:val="44"/>
         </w:rPr>
-        <w:t>Master Clinical Intake &amp; Patient Guarantor Agreement — Cuevas Speech &amp; Language Therapy (Final)</w:t>
+        <w:t>Cuevas Pediatric Speech Therapy — Clinical Intake &amp; Medical Consent Packet</w:t>
+      </w:r>
+    </w:p>
+    <w:p>
+      <w:pPr>
+        <w:spacing w:before="0" w:after="120" w:line="276" w:lineRule="auto"/>
+      </w:pPr>
+      <w:r>
+        <w:rPr>
+          <w:rFonts w:ascii="Calibri" w:hAnsi="Calibri"/>
+          <w:color w:val="1E293B"/>
+          <w:sz w:val="20"/>
+        </w:rPr>
+        <w:t>PRACTICE: Cuevas Pediatric Speech &amp; Language Therapy LLC</w:t>
+      </w:r>
+    </w:p>
+    <w:p>
+      <w:pPr>
+        <w:spacing w:before="0" w:after="120" w:line="276" w:lineRule="auto"/>
+      </w:pPr>
+      <w:r>
+        <w:rPr>
+          <w:rFonts w:ascii="Calibri" w:hAnsi="Calibri"/>
+          <w:color w:val="1E293B"/>
+          <w:sz w:val="20"/>
+        </w:rPr>
+        <w:t>LOCATION: 1211 W 6th St, Suite 300, Austin, TX 78703</w:t>
+      </w:r>
+    </w:p>
+    <w:p>
+      <w:pPr>
+        <w:spacing w:before="0" w:after="120" w:line="276" w:lineRule="auto"/>
+      </w:pPr>
+      <w:r>
+        <w:rPr>
+          <w:rFonts w:ascii="Calibri" w:hAnsi="Calibri"/>
+          <w:color w:val="1E293B"/>
+          <w:sz w:val="20"/>
+        </w:rPr>
+        <w:t>CLINICAL CREDENTIALS: Issa Cuevas, M.S., CCC-SLP · Texas License #72841 · NPI #1982736450</w:t>
+      </w:r>
+    </w:p>
+    <w:p>
+      <w:pPr>
+        <w:spacing w:before="0" w:after="120" w:line="276" w:lineRule="auto"/>
+      </w:pPr>
+      <w:r>
+        <w:rPr>
+          <w:rFonts w:ascii="Calibri" w:hAnsi="Calibri"/>
+          <w:color w:val="1E293B"/>
+          <w:sz w:val="20"/>
+        </w:rPr>
+        <w:t>DOCUMENT: Comprehensive Pediatric Intake, Medical History &amp; Consent Agreement</w:t>
+      </w:r>
+    </w:p>
+    <w:p>
+      <w:r>
+        <w:br w:type="page"/>
       </w:r>
     </w:p>
     <w:p>
@@ -28,7 +85,999 @@
           <w:color w:val="0F172A"/>
           <w:sz w:val="26"/>
         </w:rPr>
-        <w:t>CUEVAS SPEECH &amp; LANGUAGE THERAPY, PLLC — AUSTIN, TEXAS</w:t>
+        <w:t>SECTION 1: PATIENT &amp; GUARANTOR IDENTIFICATION</w:t>
+      </w:r>
+    </w:p>
+    <w:tbl>
+      <w:tblPr>
+        <w:tblW w:type="auto" w:w="0"/>
+        <w:jc w:val="center"/>
+        <w:tblLayout w:type="autofit"/>
+        <w:tblLook w:firstColumn="1" w:firstRow="1" w:lastColumn="0" w:lastRow="0" w:noHBand="0" w:noVBand="1" w:val="04A0"/>
+      </w:tblPr>
+      <w:tblGrid>
+        <w:gridCol w:w="2340"/>
+        <w:gridCol w:w="2340"/>
+        <w:gridCol w:w="2340"/>
+        <w:gridCol w:w="2340"/>
+      </w:tblGrid>
+      <w:tr>
+        <w:tc>
+          <w:tcPr>
+            <w:tcW w:type="dxa" w:w="2340"/>
+            <w:shd w:fill="0F172A"/>
+            <w:tcBorders>
+              <w:top w:val="single" w:sz="4" w:space="0" w:color="CBD5E1"/>
+              <w:left w:val="none"/>
+              <w:bottom w:val="single" w:sz="4" w:space="0" w:color="CBD5E1"/>
+              <w:right w:val="none"/>
+            </w:tcBorders>
+          </w:tcPr>
+          <w:p>
+            <w:pPr>
+              <w:spacing w:before="80" w:after="80"/>
+              <w:jc w:val="center"/>
+            </w:pPr>
+            <w:r>
+              <w:rPr>
+                <w:rFonts w:ascii="Calibri" w:hAnsi="Calibri"/>
+                <w:b/>
+                <w:color w:val="FFFFFF"/>
+                <w:sz w:val="19"/>
+              </w:rPr>
+              <w:t>Field</w:t>
+            </w:r>
+          </w:p>
+        </w:tc>
+        <w:tc>
+          <w:tcPr>
+            <w:tcW w:type="dxa" w:w="2340"/>
+            <w:shd w:fill="0F172A"/>
+            <w:tcBorders>
+              <w:top w:val="single" w:sz="4" w:space="0" w:color="CBD5E1"/>
+              <w:left w:val="none"/>
+              <w:bottom w:val="single" w:sz="4" w:space="0" w:color="CBD5E1"/>
+              <w:right w:val="none"/>
+            </w:tcBorders>
+          </w:tcPr>
+          <w:p>
+            <w:pPr>
+              <w:spacing w:before="80" w:after="80"/>
+              <w:jc w:val="center"/>
+            </w:pPr>
+            <w:r>
+              <w:rPr>
+                <w:rFonts w:ascii="Calibri" w:hAnsi="Calibri"/>
+                <w:b/>
+                <w:color w:val="FFFFFF"/>
+                <w:sz w:val="19"/>
+              </w:rPr>
+              <w:t>Primary Patient Record</w:t>
+            </w:r>
+          </w:p>
+        </w:tc>
+        <w:tc>
+          <w:tcPr>
+            <w:tcW w:type="dxa" w:w="2340"/>
+            <w:shd w:fill="0F172A"/>
+            <w:tcBorders>
+              <w:top w:val="single" w:sz="4" w:space="0" w:color="CBD5E1"/>
+              <w:left w:val="none"/>
+              <w:bottom w:val="single" w:sz="4" w:space="0" w:color="CBD5E1"/>
+              <w:right w:val="none"/>
+            </w:tcBorders>
+          </w:tcPr>
+          <w:p>
+            <w:pPr>
+              <w:spacing w:before="80" w:after="80"/>
+              <w:jc w:val="center"/>
+            </w:pPr>
+            <w:r>
+              <w:rPr>
+                <w:rFonts w:ascii="Calibri" w:hAnsi="Calibri"/>
+                <w:b/>
+                <w:color w:val="FFFFFF"/>
+                <w:sz w:val="19"/>
+              </w:rPr>
+              <w:t>Field</w:t>
+            </w:r>
+          </w:p>
+        </w:tc>
+        <w:tc>
+          <w:tcPr>
+            <w:tcW w:type="dxa" w:w="2340"/>
+            <w:shd w:fill="0F172A"/>
+            <w:tcBorders>
+              <w:top w:val="single" w:sz="4" w:space="0" w:color="CBD5E1"/>
+              <w:left w:val="none"/>
+              <w:bottom w:val="single" w:sz="4" w:space="0" w:color="CBD5E1"/>
+              <w:right w:val="none"/>
+            </w:tcBorders>
+          </w:tcPr>
+          <w:p>
+            <w:pPr>
+              <w:spacing w:before="80" w:after="80"/>
+              <w:jc w:val="center"/>
+            </w:pPr>
+            <w:r>
+              <w:rPr>
+                <w:rFonts w:ascii="Calibri" w:hAnsi="Calibri"/>
+                <w:b/>
+                <w:color w:val="FFFFFF"/>
+                <w:sz w:val="19"/>
+              </w:rPr>
+              <w:t>Secondary / Alternate</w:t>
+            </w:r>
+          </w:p>
+        </w:tc>
+      </w:tr>
+      <w:tr>
+        <w:tc>
+          <w:tcPr>
+            <w:tcW w:type="dxa" w:w="2340"/>
+            <w:shd w:fill="F8FAFC"/>
+            <w:tcBorders>
+              <w:top w:val="single" w:sz="4" w:space="0" w:color="CBD5E1"/>
+              <w:left w:val="none"/>
+              <w:bottom w:val="single" w:sz="4" w:space="0" w:color="CBD5E1"/>
+              <w:right w:val="none"/>
+            </w:tcBorders>
+          </w:tcPr>
+          <w:p>
+            <w:pPr>
+              <w:spacing w:before="80" w:after="80"/>
+              <w:jc w:val="left"/>
+            </w:pPr>
+            <w:r>
+              <w:rPr>
+                <w:rFonts w:ascii="Calibri" w:hAnsi="Calibri"/>
+                <w:color w:val="1E293B"/>
+                <w:sz w:val="18"/>
+              </w:rPr>
+              <w:t>Child Legal Name</w:t>
+            </w:r>
+          </w:p>
+        </w:tc>
+        <w:tc>
+          <w:tcPr>
+            <w:tcW w:type="dxa" w:w="2340"/>
+            <w:shd w:fill="F8FAFC"/>
+            <w:tcBorders>
+              <w:top w:val="single" w:sz="4" w:space="0" w:color="CBD5E1"/>
+              <w:left w:val="none"/>
+              <w:bottom w:val="single" w:sz="4" w:space="0" w:color="CBD5E1"/>
+              <w:right w:val="none"/>
+            </w:tcBorders>
+          </w:tcPr>
+          <w:p>
+            <w:pPr>
+              <w:spacing w:before="80" w:after="80"/>
+              <w:jc w:val="left"/>
+            </w:pPr>
+            <w:r>
+              <w:rPr>
+                <w:rFonts w:ascii="Calibri" w:hAnsi="Calibri"/>
+                <w:color w:val="1E293B"/>
+                <w:sz w:val="18"/>
+              </w:rPr>
+              <w:t>Leo Alexander Martinez</w:t>
+            </w:r>
+          </w:p>
+        </w:tc>
+        <w:tc>
+          <w:tcPr>
+            <w:tcW w:type="dxa" w:w="2340"/>
+            <w:shd w:fill="F8FAFC"/>
+            <w:tcBorders>
+              <w:top w:val="single" w:sz="4" w:space="0" w:color="CBD5E1"/>
+              <w:left w:val="none"/>
+              <w:bottom w:val="single" w:sz="4" w:space="0" w:color="CBD5E1"/>
+              <w:right w:val="none"/>
+            </w:tcBorders>
+          </w:tcPr>
+          <w:p>
+            <w:pPr>
+              <w:spacing w:before="80" w:after="80"/>
+              <w:jc w:val="left"/>
+            </w:pPr>
+            <w:r>
+              <w:rPr>
+                <w:rFonts w:ascii="Calibri" w:hAnsi="Calibri"/>
+                <w:color w:val="1E293B"/>
+                <w:sz w:val="18"/>
+              </w:rPr>
+              <w:t>Preferred Name / Nickname</w:t>
+            </w:r>
+          </w:p>
+        </w:tc>
+        <w:tc>
+          <w:tcPr>
+            <w:tcW w:type="dxa" w:w="2340"/>
+            <w:shd w:fill="F8FAFC"/>
+            <w:tcBorders>
+              <w:top w:val="single" w:sz="4" w:space="0" w:color="CBD5E1"/>
+              <w:left w:val="none"/>
+              <w:bottom w:val="single" w:sz="4" w:space="0" w:color="CBD5E1"/>
+              <w:right w:val="none"/>
+            </w:tcBorders>
+          </w:tcPr>
+          <w:p>
+            <w:pPr>
+              <w:spacing w:before="80" w:after="80"/>
+              <w:jc w:val="left"/>
+            </w:pPr>
+            <w:r>
+              <w:rPr>
+                <w:rFonts w:ascii="Calibri" w:hAnsi="Calibri"/>
+                <w:color w:val="1E293B"/>
+                <w:sz w:val="18"/>
+              </w:rPr>
+              <w:t>Leo</w:t>
+            </w:r>
+          </w:p>
+        </w:tc>
+      </w:tr>
+      <w:tr>
+        <w:tc>
+          <w:tcPr>
+            <w:tcW w:type="dxa" w:w="2340"/>
+            <w:shd w:fill="FFFFFF"/>
+            <w:tcBorders>
+              <w:top w:val="single" w:sz="4" w:space="0" w:color="CBD5E1"/>
+              <w:left w:val="none"/>
+              <w:bottom w:val="single" w:sz="4" w:space="0" w:color="CBD5E1"/>
+              <w:right w:val="none"/>
+            </w:tcBorders>
+          </w:tcPr>
+          <w:p>
+            <w:pPr>
+              <w:spacing w:before="80" w:after="80"/>
+              <w:jc w:val="left"/>
+            </w:pPr>
+            <w:r>
+              <w:rPr>
+                <w:rFonts w:ascii="Calibri" w:hAnsi="Calibri"/>
+                <w:color w:val="1E293B"/>
+                <w:sz w:val="18"/>
+              </w:rPr>
+              <w:t>Date of Birth</w:t>
+            </w:r>
+          </w:p>
+        </w:tc>
+        <w:tc>
+          <w:tcPr>
+            <w:tcW w:type="dxa" w:w="2340"/>
+            <w:shd w:fill="FFFFFF"/>
+            <w:tcBorders>
+              <w:top w:val="single" w:sz="4" w:space="0" w:color="CBD5E1"/>
+              <w:left w:val="none"/>
+              <w:bottom w:val="single" w:sz="4" w:space="0" w:color="CBD5E1"/>
+              <w:right w:val="none"/>
+            </w:tcBorders>
+          </w:tcPr>
+          <w:p>
+            <w:pPr>
+              <w:spacing w:before="80" w:after="80"/>
+              <w:jc w:val="left"/>
+            </w:pPr>
+            <w:r>
+              <w:rPr>
+                <w:rFonts w:ascii="Calibri" w:hAnsi="Calibri"/>
+                <w:color w:val="1E293B"/>
+                <w:sz w:val="18"/>
+              </w:rPr>
+              <w:t>March 14, 2023</w:t>
+            </w:r>
+          </w:p>
+        </w:tc>
+        <w:tc>
+          <w:tcPr>
+            <w:tcW w:type="dxa" w:w="2340"/>
+            <w:shd w:fill="FFFFFF"/>
+            <w:tcBorders>
+              <w:top w:val="single" w:sz="4" w:space="0" w:color="CBD5E1"/>
+              <w:left w:val="none"/>
+              <w:bottom w:val="single" w:sz="4" w:space="0" w:color="CBD5E1"/>
+              <w:right w:val="none"/>
+            </w:tcBorders>
+          </w:tcPr>
+          <w:p>
+            <w:pPr>
+              <w:spacing w:before="80" w:after="80"/>
+              <w:jc w:val="left"/>
+            </w:pPr>
+            <w:r>
+              <w:rPr>
+                <w:rFonts w:ascii="Calibri" w:hAnsi="Calibri"/>
+                <w:color w:val="1E293B"/>
+                <w:sz w:val="18"/>
+              </w:rPr>
+              <w:t>Chronological Age</w:t>
+            </w:r>
+          </w:p>
+        </w:tc>
+        <w:tc>
+          <w:tcPr>
+            <w:tcW w:type="dxa" w:w="2340"/>
+            <w:shd w:fill="FFFFFF"/>
+            <w:tcBorders>
+              <w:top w:val="single" w:sz="4" w:space="0" w:color="CBD5E1"/>
+              <w:left w:val="none"/>
+              <w:bottom w:val="single" w:sz="4" w:space="0" w:color="CBD5E1"/>
+              <w:right w:val="none"/>
+            </w:tcBorders>
+          </w:tcPr>
+          <w:p>
+            <w:pPr>
+              <w:spacing w:before="80" w:after="80"/>
+              <w:jc w:val="left"/>
+            </w:pPr>
+            <w:r>
+              <w:rPr>
+                <w:rFonts w:ascii="Calibri" w:hAnsi="Calibri"/>
+                <w:color w:val="1E293B"/>
+                <w:sz w:val="18"/>
+              </w:rPr>
+              <w:t>3 Years, 7 Months</w:t>
+            </w:r>
+          </w:p>
+        </w:tc>
+      </w:tr>
+      <w:tr>
+        <w:tc>
+          <w:tcPr>
+            <w:tcW w:type="dxa" w:w="2340"/>
+            <w:shd w:fill="F8FAFC"/>
+            <w:tcBorders>
+              <w:top w:val="single" w:sz="4" w:space="0" w:color="CBD5E1"/>
+              <w:left w:val="none"/>
+              <w:bottom w:val="single" w:sz="4" w:space="0" w:color="CBD5E1"/>
+              <w:right w:val="none"/>
+            </w:tcBorders>
+          </w:tcPr>
+          <w:p>
+            <w:pPr>
+              <w:spacing w:before="80" w:after="80"/>
+              <w:jc w:val="left"/>
+            </w:pPr>
+            <w:r>
+              <w:rPr>
+                <w:rFonts w:ascii="Calibri" w:hAnsi="Calibri"/>
+                <w:color w:val="1E293B"/>
+                <w:sz w:val="18"/>
+              </w:rPr>
+              <w:t>Biological Sex</w:t>
+            </w:r>
+          </w:p>
+        </w:tc>
+        <w:tc>
+          <w:tcPr>
+            <w:tcW w:type="dxa" w:w="2340"/>
+            <w:shd w:fill="F8FAFC"/>
+            <w:tcBorders>
+              <w:top w:val="single" w:sz="4" w:space="0" w:color="CBD5E1"/>
+              <w:left w:val="none"/>
+              <w:bottom w:val="single" w:sz="4" w:space="0" w:color="CBD5E1"/>
+              <w:right w:val="none"/>
+            </w:tcBorders>
+          </w:tcPr>
+          <w:p>
+            <w:pPr>
+              <w:spacing w:before="80" w:after="80"/>
+              <w:jc w:val="left"/>
+            </w:pPr>
+            <w:r>
+              <w:rPr>
+                <w:rFonts w:ascii="Calibri" w:hAnsi="Calibri"/>
+                <w:color w:val="1E293B"/>
+                <w:sz w:val="18"/>
+              </w:rPr>
+              <w:t>Male</w:t>
+            </w:r>
+          </w:p>
+        </w:tc>
+        <w:tc>
+          <w:tcPr>
+            <w:tcW w:type="dxa" w:w="2340"/>
+            <w:shd w:fill="F8FAFC"/>
+            <w:tcBorders>
+              <w:top w:val="single" w:sz="4" w:space="0" w:color="CBD5E1"/>
+              <w:left w:val="none"/>
+              <w:bottom w:val="single" w:sz="4" w:space="0" w:color="CBD5E1"/>
+              <w:right w:val="none"/>
+            </w:tcBorders>
+          </w:tcPr>
+          <w:p>
+            <w:pPr>
+              <w:spacing w:before="80" w:after="80"/>
+              <w:jc w:val="left"/>
+            </w:pPr>
+            <w:r>
+              <w:rPr>
+                <w:rFonts w:ascii="Calibri" w:hAnsi="Calibri"/>
+                <w:color w:val="1E293B"/>
+                <w:sz w:val="18"/>
+              </w:rPr>
+              <w:t>Gestational Age at Birth</w:t>
+            </w:r>
+          </w:p>
+        </w:tc>
+        <w:tc>
+          <w:tcPr>
+            <w:tcW w:type="dxa" w:w="2340"/>
+            <w:shd w:fill="F8FAFC"/>
+            <w:tcBorders>
+              <w:top w:val="single" w:sz="4" w:space="0" w:color="CBD5E1"/>
+              <w:left w:val="none"/>
+              <w:bottom w:val="single" w:sz="4" w:space="0" w:color="CBD5E1"/>
+              <w:right w:val="none"/>
+            </w:tcBorders>
+          </w:tcPr>
+          <w:p>
+            <w:pPr>
+              <w:spacing w:before="80" w:after="80"/>
+              <w:jc w:val="left"/>
+            </w:pPr>
+            <w:r>
+              <w:rPr>
+                <w:rFonts w:ascii="Calibri" w:hAnsi="Calibri"/>
+                <w:color w:val="1E293B"/>
+                <w:sz w:val="18"/>
+              </w:rPr>
+              <w:t>38 Weeks (Full Term)</w:t>
+            </w:r>
+          </w:p>
+        </w:tc>
+      </w:tr>
+      <w:tr>
+        <w:tc>
+          <w:tcPr>
+            <w:tcW w:type="dxa" w:w="2340"/>
+            <w:shd w:fill="FFFFFF"/>
+            <w:tcBorders>
+              <w:top w:val="single" w:sz="4" w:space="0" w:color="CBD5E1"/>
+              <w:left w:val="none"/>
+              <w:bottom w:val="single" w:sz="4" w:space="0" w:color="CBD5E1"/>
+              <w:right w:val="none"/>
+            </w:tcBorders>
+          </w:tcPr>
+          <w:p>
+            <w:pPr>
+              <w:spacing w:before="80" w:after="80"/>
+              <w:jc w:val="left"/>
+            </w:pPr>
+            <w:r>
+              <w:rPr>
+                <w:rFonts w:ascii="Calibri" w:hAnsi="Calibri"/>
+                <w:color w:val="1E293B"/>
+                <w:sz w:val="18"/>
+              </w:rPr>
+              <w:t>Primary Parent/Guardian</w:t>
+            </w:r>
+          </w:p>
+        </w:tc>
+        <w:tc>
+          <w:tcPr>
+            <w:tcW w:type="dxa" w:w="2340"/>
+            <w:shd w:fill="FFFFFF"/>
+            <w:tcBorders>
+              <w:top w:val="single" w:sz="4" w:space="0" w:color="CBD5E1"/>
+              <w:left w:val="none"/>
+              <w:bottom w:val="single" w:sz="4" w:space="0" w:color="CBD5E1"/>
+              <w:right w:val="none"/>
+            </w:tcBorders>
+          </w:tcPr>
+          <w:p>
+            <w:pPr>
+              <w:spacing w:before="80" w:after="80"/>
+              <w:jc w:val="left"/>
+            </w:pPr>
+            <w:r>
+              <w:rPr>
+                <w:rFonts w:ascii="Calibri" w:hAnsi="Calibri"/>
+                <w:color w:val="1E293B"/>
+                <w:sz w:val="18"/>
+              </w:rPr>
+              <w:t>Elena Martinez, M.D.</w:t>
+            </w:r>
+          </w:p>
+        </w:tc>
+        <w:tc>
+          <w:tcPr>
+            <w:tcW w:type="dxa" w:w="2340"/>
+            <w:shd w:fill="FFFFFF"/>
+            <w:tcBorders>
+              <w:top w:val="single" w:sz="4" w:space="0" w:color="CBD5E1"/>
+              <w:left w:val="none"/>
+              <w:bottom w:val="single" w:sz="4" w:space="0" w:color="CBD5E1"/>
+              <w:right w:val="none"/>
+            </w:tcBorders>
+          </w:tcPr>
+          <w:p>
+            <w:pPr>
+              <w:spacing w:before="80" w:after="80"/>
+              <w:jc w:val="left"/>
+            </w:pPr>
+            <w:r>
+              <w:rPr>
+                <w:rFonts w:ascii="Calibri" w:hAnsi="Calibri"/>
+                <w:color w:val="1E293B"/>
+                <w:sz w:val="18"/>
+              </w:rPr>
+              <w:t>Relationship to Child</w:t>
+            </w:r>
+          </w:p>
+        </w:tc>
+        <w:tc>
+          <w:tcPr>
+            <w:tcW w:type="dxa" w:w="2340"/>
+            <w:shd w:fill="FFFFFF"/>
+            <w:tcBorders>
+              <w:top w:val="single" w:sz="4" w:space="0" w:color="CBD5E1"/>
+              <w:left w:val="none"/>
+              <w:bottom w:val="single" w:sz="4" w:space="0" w:color="CBD5E1"/>
+              <w:right w:val="none"/>
+            </w:tcBorders>
+          </w:tcPr>
+          <w:p>
+            <w:pPr>
+              <w:spacing w:before="80" w:after="80"/>
+              <w:jc w:val="left"/>
+            </w:pPr>
+            <w:r>
+              <w:rPr>
+                <w:rFonts w:ascii="Calibri" w:hAnsi="Calibri"/>
+                <w:color w:val="1E293B"/>
+                <w:sz w:val="18"/>
+              </w:rPr>
+              <w:t>Mother (Legal Guardian)</w:t>
+            </w:r>
+          </w:p>
+        </w:tc>
+      </w:tr>
+      <w:tr>
+        <w:tc>
+          <w:tcPr>
+            <w:tcW w:type="dxa" w:w="2340"/>
+            <w:shd w:fill="F8FAFC"/>
+            <w:tcBorders>
+              <w:top w:val="single" w:sz="4" w:space="0" w:color="CBD5E1"/>
+              <w:left w:val="none"/>
+              <w:bottom w:val="single" w:sz="4" w:space="0" w:color="CBD5E1"/>
+              <w:right w:val="none"/>
+            </w:tcBorders>
+          </w:tcPr>
+          <w:p>
+            <w:pPr>
+              <w:spacing w:before="80" w:after="80"/>
+              <w:jc w:val="left"/>
+            </w:pPr>
+            <w:r>
+              <w:rPr>
+                <w:rFonts w:ascii="Calibri" w:hAnsi="Calibri"/>
+                <w:color w:val="1E293B"/>
+                <w:sz w:val="18"/>
+              </w:rPr>
+              <w:t>Home Address</w:t>
+            </w:r>
+          </w:p>
+        </w:tc>
+        <w:tc>
+          <w:tcPr>
+            <w:tcW w:type="dxa" w:w="2340"/>
+            <w:shd w:fill="F8FAFC"/>
+            <w:tcBorders>
+              <w:top w:val="single" w:sz="4" w:space="0" w:color="CBD5E1"/>
+              <w:left w:val="none"/>
+              <w:bottom w:val="single" w:sz="4" w:space="0" w:color="CBD5E1"/>
+              <w:right w:val="none"/>
+            </w:tcBorders>
+          </w:tcPr>
+          <w:p>
+            <w:pPr>
+              <w:spacing w:before="80" w:after="80"/>
+              <w:jc w:val="left"/>
+            </w:pPr>
+            <w:r>
+              <w:rPr>
+                <w:rFonts w:ascii="Calibri" w:hAnsi="Calibri"/>
+                <w:color w:val="1E293B"/>
+                <w:sz w:val="18"/>
+              </w:rPr>
+              <w:t>3812 Oakview Terrace, Austin, TX 78704</w:t>
+            </w:r>
+          </w:p>
+        </w:tc>
+        <w:tc>
+          <w:tcPr>
+            <w:tcW w:type="dxa" w:w="2340"/>
+            <w:shd w:fill="F8FAFC"/>
+            <w:tcBorders>
+              <w:top w:val="single" w:sz="4" w:space="0" w:color="CBD5E1"/>
+              <w:left w:val="none"/>
+              <w:bottom w:val="single" w:sz="4" w:space="0" w:color="CBD5E1"/>
+              <w:right w:val="none"/>
+            </w:tcBorders>
+          </w:tcPr>
+          <w:p>
+            <w:pPr>
+              <w:spacing w:before="80" w:after="80"/>
+              <w:jc w:val="left"/>
+            </w:pPr>
+            <w:r>
+              <w:rPr>
+                <w:rFonts w:ascii="Calibri" w:hAnsi="Calibri"/>
+                <w:color w:val="1E293B"/>
+                <w:sz w:val="18"/>
+              </w:rPr>
+              <w:t>Primary Phone</w:t>
+            </w:r>
+          </w:p>
+        </w:tc>
+        <w:tc>
+          <w:tcPr>
+            <w:tcW w:type="dxa" w:w="2340"/>
+            <w:shd w:fill="F8FAFC"/>
+            <w:tcBorders>
+              <w:top w:val="single" w:sz="4" w:space="0" w:color="CBD5E1"/>
+              <w:left w:val="none"/>
+              <w:bottom w:val="single" w:sz="4" w:space="0" w:color="CBD5E1"/>
+              <w:right w:val="none"/>
+            </w:tcBorders>
+          </w:tcPr>
+          <w:p>
+            <w:pPr>
+              <w:spacing w:before="80" w:after="80"/>
+              <w:jc w:val="left"/>
+            </w:pPr>
+            <w:r>
+              <w:rPr>
+                <w:rFonts w:ascii="Calibri" w:hAnsi="Calibri"/>
+                <w:color w:val="1E293B"/>
+                <w:sz w:val="18"/>
+              </w:rPr>
+              <w:t>(512) 555-0182</w:t>
+            </w:r>
+          </w:p>
+        </w:tc>
+      </w:tr>
+      <w:tr>
+        <w:tc>
+          <w:tcPr>
+            <w:tcW w:type="dxa" w:w="2340"/>
+            <w:shd w:fill="FFFFFF"/>
+            <w:tcBorders>
+              <w:top w:val="single" w:sz="4" w:space="0" w:color="CBD5E1"/>
+              <w:left w:val="none"/>
+              <w:bottom w:val="single" w:sz="4" w:space="0" w:color="CBD5E1"/>
+              <w:right w:val="none"/>
+            </w:tcBorders>
+          </w:tcPr>
+          <w:p>
+            <w:pPr>
+              <w:spacing w:before="80" w:after="80"/>
+              <w:jc w:val="left"/>
+            </w:pPr>
+            <w:r>
+              <w:rPr>
+                <w:rFonts w:ascii="Calibri" w:hAnsi="Calibri"/>
+                <w:color w:val="1E293B"/>
+                <w:sz w:val="18"/>
+              </w:rPr>
+              <w:t>Guarantor Email</w:t>
+            </w:r>
+          </w:p>
+        </w:tc>
+        <w:tc>
+          <w:tcPr>
+            <w:tcW w:type="dxa" w:w="2340"/>
+            <w:shd w:fill="FFFFFF"/>
+            <w:tcBorders>
+              <w:top w:val="single" w:sz="4" w:space="0" w:color="CBD5E1"/>
+              <w:left w:val="none"/>
+              <w:bottom w:val="single" w:sz="4" w:space="0" w:color="CBD5E1"/>
+              <w:right w:val="none"/>
+            </w:tcBorders>
+          </w:tcPr>
+          <w:p>
+            <w:pPr>
+              <w:spacing w:before="80" w:after="80"/>
+              <w:jc w:val="left"/>
+            </w:pPr>
+            <w:r>
+              <w:rPr>
+                <w:rFonts w:ascii="Calibri" w:hAnsi="Calibri"/>
+                <w:color w:val="1E293B"/>
+                <w:sz w:val="18"/>
+              </w:rPr>
+              <w:t>elena.martinez@austinpediatrics.org</w:t>
+            </w:r>
+          </w:p>
+        </w:tc>
+        <w:tc>
+          <w:tcPr>
+            <w:tcW w:type="dxa" w:w="2340"/>
+            <w:shd w:fill="FFFFFF"/>
+            <w:tcBorders>
+              <w:top w:val="single" w:sz="4" w:space="0" w:color="CBD5E1"/>
+              <w:left w:val="none"/>
+              <w:bottom w:val="single" w:sz="4" w:space="0" w:color="CBD5E1"/>
+              <w:right w:val="none"/>
+            </w:tcBorders>
+          </w:tcPr>
+          <w:p>
+            <w:pPr>
+              <w:spacing w:before="80" w:after="80"/>
+              <w:jc w:val="left"/>
+            </w:pPr>
+            <w:r>
+              <w:rPr>
+                <w:rFonts w:ascii="Calibri" w:hAnsi="Calibri"/>
+                <w:color w:val="1E293B"/>
+                <w:sz w:val="18"/>
+              </w:rPr>
+              <w:t>Secondary Parent/Guardian</w:t>
+            </w:r>
+          </w:p>
+        </w:tc>
+        <w:tc>
+          <w:tcPr>
+            <w:tcW w:type="dxa" w:w="2340"/>
+            <w:shd w:fill="FFFFFF"/>
+            <w:tcBorders>
+              <w:top w:val="single" w:sz="4" w:space="0" w:color="CBD5E1"/>
+              <w:left w:val="none"/>
+              <w:bottom w:val="single" w:sz="4" w:space="0" w:color="CBD5E1"/>
+              <w:right w:val="none"/>
+            </w:tcBorders>
+          </w:tcPr>
+          <w:p>
+            <w:pPr>
+              <w:spacing w:before="80" w:after="80"/>
+              <w:jc w:val="left"/>
+            </w:pPr>
+            <w:r>
+              <w:rPr>
+                <w:rFonts w:ascii="Calibri" w:hAnsi="Calibri"/>
+                <w:color w:val="1E293B"/>
+                <w:sz w:val="18"/>
+              </w:rPr>
+              <w:t>David Martinez (Father)</w:t>
+            </w:r>
+          </w:p>
+        </w:tc>
+      </w:tr>
+      <w:tr>
+        <w:tc>
+          <w:tcPr>
+            <w:tcW w:type="dxa" w:w="2340"/>
+            <w:shd w:fill="F8FAFC"/>
+            <w:tcBorders>
+              <w:top w:val="single" w:sz="4" w:space="0" w:color="CBD5E1"/>
+              <w:left w:val="none"/>
+              <w:bottom w:val="single" w:sz="4" w:space="0" w:color="CBD5E1"/>
+              <w:right w:val="none"/>
+            </w:tcBorders>
+          </w:tcPr>
+          <w:p>
+            <w:pPr>
+              <w:spacing w:before="80" w:after="80"/>
+              <w:jc w:val="left"/>
+            </w:pPr>
+            <w:r>
+              <w:rPr>
+                <w:rFonts w:ascii="Calibri" w:hAnsi="Calibri"/>
+                <w:color w:val="1E293B"/>
+                <w:sz w:val="18"/>
+              </w:rPr>
+              <w:t>Primary Care Physician</w:t>
+            </w:r>
+          </w:p>
+        </w:tc>
+        <w:tc>
+          <w:tcPr>
+            <w:tcW w:type="dxa" w:w="2340"/>
+            <w:shd w:fill="F8FAFC"/>
+            <w:tcBorders>
+              <w:top w:val="single" w:sz="4" w:space="0" w:color="CBD5E1"/>
+              <w:left w:val="none"/>
+              <w:bottom w:val="single" w:sz="4" w:space="0" w:color="CBD5E1"/>
+              <w:right w:val="none"/>
+            </w:tcBorders>
+          </w:tcPr>
+          <w:p>
+            <w:pPr>
+              <w:spacing w:before="80" w:after="80"/>
+              <w:jc w:val="left"/>
+            </w:pPr>
+            <w:r>
+              <w:rPr>
+                <w:rFonts w:ascii="Calibri" w:hAnsi="Calibri"/>
+                <w:color w:val="1E293B"/>
+                <w:sz w:val="18"/>
+              </w:rPr>
+              <w:t>Dr. Patricia Warren, MD</w:t>
+            </w:r>
+          </w:p>
+        </w:tc>
+        <w:tc>
+          <w:tcPr>
+            <w:tcW w:type="dxa" w:w="2340"/>
+            <w:shd w:fill="F8FAFC"/>
+            <w:tcBorders>
+              <w:top w:val="single" w:sz="4" w:space="0" w:color="CBD5E1"/>
+              <w:left w:val="none"/>
+              <w:bottom w:val="single" w:sz="4" w:space="0" w:color="CBD5E1"/>
+              <w:right w:val="none"/>
+            </w:tcBorders>
+          </w:tcPr>
+          <w:p>
+            <w:pPr>
+              <w:spacing w:before="80" w:after="80"/>
+              <w:jc w:val="left"/>
+            </w:pPr>
+            <w:r>
+              <w:rPr>
+                <w:rFonts w:ascii="Calibri" w:hAnsi="Calibri"/>
+                <w:color w:val="1E293B"/>
+                <w:sz w:val="18"/>
+              </w:rPr>
+              <w:t>Pediatric Clinic</w:t>
+            </w:r>
+          </w:p>
+        </w:tc>
+        <w:tc>
+          <w:tcPr>
+            <w:tcW w:type="dxa" w:w="2340"/>
+            <w:shd w:fill="F8FAFC"/>
+            <w:tcBorders>
+              <w:top w:val="single" w:sz="4" w:space="0" w:color="CBD5E1"/>
+              <w:left w:val="none"/>
+              <w:bottom w:val="single" w:sz="4" w:space="0" w:color="CBD5E1"/>
+              <w:right w:val="none"/>
+            </w:tcBorders>
+          </w:tcPr>
+          <w:p>
+            <w:pPr>
+              <w:spacing w:before="80" w:after="80"/>
+              <w:jc w:val="left"/>
+            </w:pPr>
+            <w:r>
+              <w:rPr>
+                <w:rFonts w:ascii="Calibri" w:hAnsi="Calibri"/>
+                <w:color w:val="1E293B"/>
+                <w:sz w:val="18"/>
+              </w:rPr>
+              <w:t>Bee Cave Pediatrics</w:t>
+            </w:r>
+          </w:p>
+        </w:tc>
+      </w:tr>
+      <w:tr>
+        <w:tc>
+          <w:tcPr>
+            <w:tcW w:type="dxa" w:w="2340"/>
+            <w:shd w:fill="FFFFFF"/>
+            <w:tcBorders>
+              <w:top w:val="single" w:sz="4" w:space="0" w:color="CBD5E1"/>
+              <w:left w:val="none"/>
+              <w:bottom w:val="single" w:sz="4" w:space="0" w:color="CBD5E1"/>
+              <w:right w:val="none"/>
+            </w:tcBorders>
+          </w:tcPr>
+          <w:p>
+            <w:pPr>
+              <w:spacing w:before="80" w:after="80"/>
+              <w:jc w:val="left"/>
+            </w:pPr>
+            <w:r>
+              <w:rPr>
+                <w:rFonts w:ascii="Calibri" w:hAnsi="Calibri"/>
+                <w:color w:val="1E293B"/>
+                <w:sz w:val="18"/>
+              </w:rPr>
+              <w:t>Referring Provider</w:t>
+            </w:r>
+          </w:p>
+        </w:tc>
+        <w:tc>
+          <w:tcPr>
+            <w:tcW w:type="dxa" w:w="2340"/>
+            <w:shd w:fill="FFFFFF"/>
+            <w:tcBorders>
+              <w:top w:val="single" w:sz="4" w:space="0" w:color="CBD5E1"/>
+              <w:left w:val="none"/>
+              <w:bottom w:val="single" w:sz="4" w:space="0" w:color="CBD5E1"/>
+              <w:right w:val="none"/>
+            </w:tcBorders>
+          </w:tcPr>
+          <w:p>
+            <w:pPr>
+              <w:spacing w:before="80" w:after="80"/>
+              <w:jc w:val="left"/>
+            </w:pPr>
+            <w:r>
+              <w:rPr>
+                <w:rFonts w:ascii="Calibri" w:hAnsi="Calibri"/>
+                <w:color w:val="1E293B"/>
+                <w:sz w:val="18"/>
+              </w:rPr>
+              <w:t>Bee Cave Pediatrics (Annual Well-Check Referral)</w:t>
+            </w:r>
+          </w:p>
+        </w:tc>
+        <w:tc>
+          <w:tcPr>
+            <w:tcW w:type="dxa" w:w="2340"/>
+            <w:shd w:fill="FFFFFF"/>
+            <w:tcBorders>
+              <w:top w:val="single" w:sz="4" w:space="0" w:color="CBD5E1"/>
+              <w:left w:val="none"/>
+              <w:bottom w:val="single" w:sz="4" w:space="0" w:color="CBD5E1"/>
+              <w:right w:val="none"/>
+            </w:tcBorders>
+          </w:tcPr>
+          <w:p>
+            <w:pPr>
+              <w:spacing w:before="80" w:after="80"/>
+              <w:jc w:val="left"/>
+            </w:pPr>
+            <w:r>
+              <w:rPr>
+                <w:rFonts w:ascii="Calibri" w:hAnsi="Calibri"/>
+                <w:color w:val="1E293B"/>
+                <w:sz w:val="18"/>
+              </w:rPr>
+              <w:t>Date of Referral</w:t>
+            </w:r>
+          </w:p>
+        </w:tc>
+        <w:tc>
+          <w:tcPr>
+            <w:tcW w:type="dxa" w:w="2340"/>
+            <w:shd w:fill="FFFFFF"/>
+            <w:tcBorders>
+              <w:top w:val="single" w:sz="4" w:space="0" w:color="CBD5E1"/>
+              <w:left w:val="none"/>
+              <w:bottom w:val="single" w:sz="4" w:space="0" w:color="CBD5E1"/>
+              <w:right w:val="none"/>
+            </w:tcBorders>
+          </w:tcPr>
+          <w:p>
+            <w:pPr>
+              <w:spacing w:before="80" w:after="80"/>
+              <w:jc w:val="left"/>
+            </w:pPr>
+            <w:r>
+              <w:rPr>
+                <w:rFonts w:ascii="Calibri" w:hAnsi="Calibri"/>
+                <w:color w:val="1E293B"/>
+                <w:sz w:val="18"/>
+              </w:rPr>
+              <w:t>October 02, 2026</w:t>
+            </w:r>
+          </w:p>
+        </w:tc>
+      </w:tr>
+    </w:tbl>
+    <w:p>
+      <w:pPr>
+        <w:spacing w:before="0" w:after="160"/>
+      </w:pPr>
+    </w:p>
+    <w:p>
+      <w:pPr>
+        <w:keepNext/>
+        <w:spacing w:before="280" w:after="80"/>
+      </w:pPr>
+      <w:r>
+        <w:rPr>
+          <w:rFonts w:ascii="Calibri" w:hAnsi="Calibri"/>
+          <w:b/>
+          <w:color w:val="0F172A"/>
+          <w:sz w:val="26"/>
+        </w:rPr>
+        <w:t>SECTION 2: CHIEF COMPLAINT &amp; DEVELOPMENTAL CONCERNS</w:t>
       </w:r>
     </w:p>
     <w:p>
@@ -41,7 +1090,7 @@
           <w:color w:val="1E293B"/>
           <w:sz w:val="20"/>
         </w:rPr>
-        <w:t>Physical Clinic: 3410 Far West Blvd, Suite 280, Austin, TX 78731 · Phone: (512) 555-0182 · Fax: (512) 555-0183</w:t>
+        <w:t>Primary Caregiver Statement: Parents note Leo has a vocabulary of approximately 45 single words but rarely combines words into two-word phrases. He experiences frequent frustration when attempting to communicate desires, frequently resorting to pointing, leading parents by the hand, or crying.</w:t>
       </w:r>
     </w:p>
     <w:p>
@@ -54,7 +1103,7 @@
           <w:color w:val="1E293B"/>
           <w:sz w:val="20"/>
         </w:rPr>
-        <w:t>Clinical Director: Issa Cuevas, M.S., CCC-SLP · Texas License #72841 · NPI #1982736450</w:t>
+        <w:t>Specific Articulation Concerns: Inability to pronounce initial consonants /b/, /d/, and /m/. Unfamiliar listeners understand less than 30% of Leo's verbal attempts.</w:t>
       </w:r>
     </w:p>
     <w:p>
@@ -67,7 +1116,12 @@
           <w:color w:val="1E293B"/>
           <w:sz w:val="20"/>
         </w:rPr>
-        <w:t>This Master Clinical Services Agreement &amp; Patient Guarantor Attestation ('Agreement') is entered into by and between Cuevas Speech &amp; Language Therapy, PLLC ('Clinic') and the undersigned Parent, Managing Conservator, or Legal Guardian ('Legal Guarantor'), acting on behalf of the minor pediatric patient ('Patient').</w:t>
+        <w:t>Previous Evaluations: Audiology screening completed at Dell Children's Medical Center on August 15, 2026. Bilateral tympanometry indicated normal middle ear function; hearing acuity within normal pediatric thresholds bilaterally.</w:t>
+      </w:r>
+    </w:p>
+    <w:p>
+      <w:r>
+        <w:br w:type="page"/>
       </w:r>
     </w:p>
     <w:p>
@@ -82,8 +1136,985 @@
           <w:color w:val="0F172A"/>
           <w:sz w:val="26"/>
         </w:rPr>
-        <w:t>ARTICLE I: CLINICAL SCOPE OF PRACTICE &amp; THERAPY DESIGNATION</w:t>
+        <w:t>SECTION 3: BIRTH, PRENATAL &amp; MEDICAL TIMELINE</w:t>
       </w:r>
+    </w:p>
+    <w:tbl>
+      <w:tblPr>
+        <w:tblW w:type="auto" w:w="0"/>
+        <w:jc w:val="center"/>
+        <w:tblLayout w:type="autofit"/>
+        <w:tblLook w:firstColumn="1" w:firstRow="1" w:lastColumn="0" w:lastRow="0" w:noHBand="0" w:noVBand="1" w:val="04A0"/>
+      </w:tblPr>
+      <w:tblGrid>
+        <w:gridCol w:w="2340"/>
+        <w:gridCol w:w="2340"/>
+        <w:gridCol w:w="2340"/>
+        <w:gridCol w:w="2340"/>
+      </w:tblGrid>
+      <w:tr>
+        <w:tc>
+          <w:tcPr>
+            <w:tcW w:type="dxa" w:w="2340"/>
+            <w:shd w:fill="0F172A"/>
+            <w:tcBorders>
+              <w:top w:val="single" w:sz="4" w:space="0" w:color="CBD5E1"/>
+              <w:left w:val="none"/>
+              <w:bottom w:val="single" w:sz="4" w:space="0" w:color="CBD5E1"/>
+              <w:right w:val="none"/>
+            </w:tcBorders>
+          </w:tcPr>
+          <w:p>
+            <w:pPr>
+              <w:spacing w:before="80" w:after="80"/>
+              <w:jc w:val="center"/>
+            </w:pPr>
+            <w:r>
+              <w:rPr>
+                <w:rFonts w:ascii="Calibri" w:hAnsi="Calibri"/>
+                <w:b/>
+                <w:color w:val="FFFFFF"/>
+                <w:sz w:val="19"/>
+              </w:rPr>
+              <w:t>Developmental Milestone</w:t>
+            </w:r>
+          </w:p>
+        </w:tc>
+        <w:tc>
+          <w:tcPr>
+            <w:tcW w:type="dxa" w:w="2340"/>
+            <w:shd w:fill="0F172A"/>
+            <w:tcBorders>
+              <w:top w:val="single" w:sz="4" w:space="0" w:color="CBD5E1"/>
+              <w:left w:val="none"/>
+              <w:bottom w:val="single" w:sz="4" w:space="0" w:color="CBD5E1"/>
+              <w:right w:val="none"/>
+            </w:tcBorders>
+          </w:tcPr>
+          <w:p>
+            <w:pPr>
+              <w:spacing w:before="80" w:after="80"/>
+              <w:jc w:val="center"/>
+            </w:pPr>
+            <w:r>
+              <w:rPr>
+                <w:rFonts w:ascii="Calibri" w:hAnsi="Calibri"/>
+                <w:b/>
+                <w:color w:val="FFFFFF"/>
+                <w:sz w:val="19"/>
+              </w:rPr>
+              <w:t>Age Achieved</w:t>
+            </w:r>
+          </w:p>
+        </w:tc>
+        <w:tc>
+          <w:tcPr>
+            <w:tcW w:type="dxa" w:w="2340"/>
+            <w:shd w:fill="0F172A"/>
+            <w:tcBorders>
+              <w:top w:val="single" w:sz="4" w:space="0" w:color="CBD5E1"/>
+              <w:left w:val="none"/>
+              <w:bottom w:val="single" w:sz="4" w:space="0" w:color="CBD5E1"/>
+              <w:right w:val="none"/>
+            </w:tcBorders>
+          </w:tcPr>
+          <w:p>
+            <w:pPr>
+              <w:spacing w:before="80" w:after="80"/>
+              <w:jc w:val="center"/>
+            </w:pPr>
+            <w:r>
+              <w:rPr>
+                <w:rFonts w:ascii="Calibri" w:hAnsi="Calibri"/>
+                <w:b/>
+                <w:color w:val="FFFFFF"/>
+                <w:sz w:val="19"/>
+              </w:rPr>
+              <w:t>Clinical Reference Range</w:t>
+            </w:r>
+          </w:p>
+        </w:tc>
+        <w:tc>
+          <w:tcPr>
+            <w:tcW w:type="dxa" w:w="2340"/>
+            <w:shd w:fill="0F172A"/>
+            <w:tcBorders>
+              <w:top w:val="single" w:sz="4" w:space="0" w:color="CBD5E1"/>
+              <w:left w:val="none"/>
+              <w:bottom w:val="single" w:sz="4" w:space="0" w:color="CBD5E1"/>
+              <w:right w:val="none"/>
+            </w:tcBorders>
+          </w:tcPr>
+          <w:p>
+            <w:pPr>
+              <w:spacing w:before="80" w:after="80"/>
+              <w:jc w:val="center"/>
+            </w:pPr>
+            <w:r>
+              <w:rPr>
+                <w:rFonts w:ascii="Calibri" w:hAnsi="Calibri"/>
+                <w:b/>
+                <w:color w:val="FFFFFF"/>
+                <w:sz w:val="19"/>
+              </w:rPr>
+              <w:t>Status</w:t>
+            </w:r>
+          </w:p>
+        </w:tc>
+      </w:tr>
+      <w:tr>
+        <w:tc>
+          <w:tcPr>
+            <w:tcW w:type="dxa" w:w="2340"/>
+            <w:shd w:fill="F8FAFC"/>
+            <w:tcBorders>
+              <w:top w:val="single" w:sz="4" w:space="0" w:color="CBD5E1"/>
+              <w:left w:val="none"/>
+              <w:bottom w:val="single" w:sz="4" w:space="0" w:color="CBD5E1"/>
+              <w:right w:val="none"/>
+            </w:tcBorders>
+          </w:tcPr>
+          <w:p>
+            <w:pPr>
+              <w:spacing w:before="80" w:after="80"/>
+              <w:jc w:val="left"/>
+            </w:pPr>
+            <w:r>
+              <w:rPr>
+                <w:rFonts w:ascii="Calibri" w:hAnsi="Calibri"/>
+                <w:color w:val="1E293B"/>
+                <w:sz w:val="18"/>
+              </w:rPr>
+              <w:t>First Social Smile</w:t>
+            </w:r>
+          </w:p>
+        </w:tc>
+        <w:tc>
+          <w:tcPr>
+            <w:tcW w:type="dxa" w:w="2340"/>
+            <w:shd w:fill="F8FAFC"/>
+            <w:tcBorders>
+              <w:top w:val="single" w:sz="4" w:space="0" w:color="CBD5E1"/>
+              <w:left w:val="none"/>
+              <w:bottom w:val="single" w:sz="4" w:space="0" w:color="CBD5E1"/>
+              <w:right w:val="none"/>
+            </w:tcBorders>
+          </w:tcPr>
+          <w:p>
+            <w:pPr>
+              <w:spacing w:before="80" w:after="80"/>
+              <w:jc w:val="left"/>
+            </w:pPr>
+            <w:r>
+              <w:rPr>
+                <w:rFonts w:ascii="Calibri" w:hAnsi="Calibri"/>
+                <w:color w:val="1E293B"/>
+                <w:sz w:val="18"/>
+              </w:rPr>
+              <w:t>6 Weeks</w:t>
+            </w:r>
+          </w:p>
+        </w:tc>
+        <w:tc>
+          <w:tcPr>
+            <w:tcW w:type="dxa" w:w="2340"/>
+            <w:shd w:fill="F8FAFC"/>
+            <w:tcBorders>
+              <w:top w:val="single" w:sz="4" w:space="0" w:color="CBD5E1"/>
+              <w:left w:val="none"/>
+              <w:bottom w:val="single" w:sz="4" w:space="0" w:color="CBD5E1"/>
+              <w:right w:val="none"/>
+            </w:tcBorders>
+          </w:tcPr>
+          <w:p>
+            <w:pPr>
+              <w:spacing w:before="80" w:after="80"/>
+              <w:jc w:val="left"/>
+            </w:pPr>
+            <w:r>
+              <w:rPr>
+                <w:rFonts w:ascii="Calibri" w:hAnsi="Calibri"/>
+                <w:color w:val="1E293B"/>
+                <w:sz w:val="18"/>
+              </w:rPr>
+              <w:t>4–8 Weeks</w:t>
+            </w:r>
+          </w:p>
+        </w:tc>
+        <w:tc>
+          <w:tcPr>
+            <w:tcW w:type="dxa" w:w="2340"/>
+            <w:shd w:fill="F8FAFC"/>
+            <w:tcBorders>
+              <w:top w:val="single" w:sz="4" w:space="0" w:color="CBD5E1"/>
+              <w:left w:val="none"/>
+              <w:bottom w:val="single" w:sz="4" w:space="0" w:color="CBD5E1"/>
+              <w:right w:val="none"/>
+            </w:tcBorders>
+          </w:tcPr>
+          <w:p>
+            <w:pPr>
+              <w:spacing w:before="80" w:after="80"/>
+              <w:jc w:val="left"/>
+            </w:pPr>
+            <w:r>
+              <w:rPr>
+                <w:rFonts w:ascii="Calibri" w:hAnsi="Calibri"/>
+                <w:color w:val="1E293B"/>
+                <w:sz w:val="18"/>
+              </w:rPr>
+              <w:t>Typical</w:t>
+            </w:r>
+          </w:p>
+        </w:tc>
+      </w:tr>
+      <w:tr>
+        <w:tc>
+          <w:tcPr>
+            <w:tcW w:type="dxa" w:w="2340"/>
+            <w:shd w:fill="FFFFFF"/>
+            <w:tcBorders>
+              <w:top w:val="single" w:sz="4" w:space="0" w:color="CBD5E1"/>
+              <w:left w:val="none"/>
+              <w:bottom w:val="single" w:sz="4" w:space="0" w:color="CBD5E1"/>
+              <w:right w:val="none"/>
+            </w:tcBorders>
+          </w:tcPr>
+          <w:p>
+            <w:pPr>
+              <w:spacing w:before="80" w:after="80"/>
+              <w:jc w:val="left"/>
+            </w:pPr>
+            <w:r>
+              <w:rPr>
+                <w:rFonts w:ascii="Calibri" w:hAnsi="Calibri"/>
+                <w:color w:val="1E293B"/>
+                <w:sz w:val="18"/>
+              </w:rPr>
+              <w:t>Sat Independently Without Support</w:t>
+            </w:r>
+          </w:p>
+        </w:tc>
+        <w:tc>
+          <w:tcPr>
+            <w:tcW w:type="dxa" w:w="2340"/>
+            <w:shd w:fill="FFFFFF"/>
+            <w:tcBorders>
+              <w:top w:val="single" w:sz="4" w:space="0" w:color="CBD5E1"/>
+              <w:left w:val="none"/>
+              <w:bottom w:val="single" w:sz="4" w:space="0" w:color="CBD5E1"/>
+              <w:right w:val="none"/>
+            </w:tcBorders>
+          </w:tcPr>
+          <w:p>
+            <w:pPr>
+              <w:spacing w:before="80" w:after="80"/>
+              <w:jc w:val="left"/>
+            </w:pPr>
+            <w:r>
+              <w:rPr>
+                <w:rFonts w:ascii="Calibri" w:hAnsi="Calibri"/>
+                <w:color w:val="1E293B"/>
+                <w:sz w:val="18"/>
+              </w:rPr>
+              <w:t>6.5 Months</w:t>
+            </w:r>
+          </w:p>
+        </w:tc>
+        <w:tc>
+          <w:tcPr>
+            <w:tcW w:type="dxa" w:w="2340"/>
+            <w:shd w:fill="FFFFFF"/>
+            <w:tcBorders>
+              <w:top w:val="single" w:sz="4" w:space="0" w:color="CBD5E1"/>
+              <w:left w:val="none"/>
+              <w:bottom w:val="single" w:sz="4" w:space="0" w:color="CBD5E1"/>
+              <w:right w:val="none"/>
+            </w:tcBorders>
+          </w:tcPr>
+          <w:p>
+            <w:pPr>
+              <w:spacing w:before="80" w:after="80"/>
+              <w:jc w:val="left"/>
+            </w:pPr>
+            <w:r>
+              <w:rPr>
+                <w:rFonts w:ascii="Calibri" w:hAnsi="Calibri"/>
+                <w:color w:val="1E293B"/>
+                <w:sz w:val="18"/>
+              </w:rPr>
+              <w:t>5–8 Months</w:t>
+            </w:r>
+          </w:p>
+        </w:tc>
+        <w:tc>
+          <w:tcPr>
+            <w:tcW w:type="dxa" w:w="2340"/>
+            <w:shd w:fill="FFFFFF"/>
+            <w:tcBorders>
+              <w:top w:val="single" w:sz="4" w:space="0" w:color="CBD5E1"/>
+              <w:left w:val="none"/>
+              <w:bottom w:val="single" w:sz="4" w:space="0" w:color="CBD5E1"/>
+              <w:right w:val="none"/>
+            </w:tcBorders>
+          </w:tcPr>
+          <w:p>
+            <w:pPr>
+              <w:spacing w:before="80" w:after="80"/>
+              <w:jc w:val="left"/>
+            </w:pPr>
+            <w:r>
+              <w:rPr>
+                <w:rFonts w:ascii="Calibri" w:hAnsi="Calibri"/>
+                <w:color w:val="1E293B"/>
+                <w:sz w:val="18"/>
+              </w:rPr>
+              <w:t>Typical</w:t>
+            </w:r>
+          </w:p>
+        </w:tc>
+      </w:tr>
+      <w:tr>
+        <w:tc>
+          <w:tcPr>
+            <w:tcW w:type="dxa" w:w="2340"/>
+            <w:shd w:fill="F8FAFC"/>
+            <w:tcBorders>
+              <w:top w:val="single" w:sz="4" w:space="0" w:color="CBD5E1"/>
+              <w:left w:val="none"/>
+              <w:bottom w:val="single" w:sz="4" w:space="0" w:color="CBD5E1"/>
+              <w:right w:val="none"/>
+            </w:tcBorders>
+          </w:tcPr>
+          <w:p>
+            <w:pPr>
+              <w:spacing w:before="80" w:after="80"/>
+              <w:jc w:val="left"/>
+            </w:pPr>
+            <w:r>
+              <w:rPr>
+                <w:rFonts w:ascii="Calibri" w:hAnsi="Calibri"/>
+                <w:color w:val="1E293B"/>
+                <w:sz w:val="18"/>
+              </w:rPr>
+              <w:t>Crawled on Hands and Knees</w:t>
+            </w:r>
+          </w:p>
+        </w:tc>
+        <w:tc>
+          <w:tcPr>
+            <w:tcW w:type="dxa" w:w="2340"/>
+            <w:shd w:fill="F8FAFC"/>
+            <w:tcBorders>
+              <w:top w:val="single" w:sz="4" w:space="0" w:color="CBD5E1"/>
+              <w:left w:val="none"/>
+              <w:bottom w:val="single" w:sz="4" w:space="0" w:color="CBD5E1"/>
+              <w:right w:val="none"/>
+            </w:tcBorders>
+          </w:tcPr>
+          <w:p>
+            <w:pPr>
+              <w:spacing w:before="80" w:after="80"/>
+              <w:jc w:val="left"/>
+            </w:pPr>
+            <w:r>
+              <w:rPr>
+                <w:rFonts w:ascii="Calibri" w:hAnsi="Calibri"/>
+                <w:color w:val="1E293B"/>
+                <w:sz w:val="18"/>
+              </w:rPr>
+              <w:t>9 Months</w:t>
+            </w:r>
+          </w:p>
+        </w:tc>
+        <w:tc>
+          <w:tcPr>
+            <w:tcW w:type="dxa" w:w="2340"/>
+            <w:shd w:fill="F8FAFC"/>
+            <w:tcBorders>
+              <w:top w:val="single" w:sz="4" w:space="0" w:color="CBD5E1"/>
+              <w:left w:val="none"/>
+              <w:bottom w:val="single" w:sz="4" w:space="0" w:color="CBD5E1"/>
+              <w:right w:val="none"/>
+            </w:tcBorders>
+          </w:tcPr>
+          <w:p>
+            <w:pPr>
+              <w:spacing w:before="80" w:after="80"/>
+              <w:jc w:val="left"/>
+            </w:pPr>
+            <w:r>
+              <w:rPr>
+                <w:rFonts w:ascii="Calibri" w:hAnsi="Calibri"/>
+                <w:color w:val="1E293B"/>
+                <w:sz w:val="18"/>
+              </w:rPr>
+              <w:t>7–10 Months</w:t>
+            </w:r>
+          </w:p>
+        </w:tc>
+        <w:tc>
+          <w:tcPr>
+            <w:tcW w:type="dxa" w:w="2340"/>
+            <w:shd w:fill="F8FAFC"/>
+            <w:tcBorders>
+              <w:top w:val="single" w:sz="4" w:space="0" w:color="CBD5E1"/>
+              <w:left w:val="none"/>
+              <w:bottom w:val="single" w:sz="4" w:space="0" w:color="CBD5E1"/>
+              <w:right w:val="none"/>
+            </w:tcBorders>
+          </w:tcPr>
+          <w:p>
+            <w:pPr>
+              <w:spacing w:before="80" w:after="80"/>
+              <w:jc w:val="left"/>
+            </w:pPr>
+            <w:r>
+              <w:rPr>
+                <w:rFonts w:ascii="Calibri" w:hAnsi="Calibri"/>
+                <w:color w:val="1E293B"/>
+                <w:sz w:val="18"/>
+              </w:rPr>
+              <w:t>Typical</w:t>
+            </w:r>
+          </w:p>
+        </w:tc>
+      </w:tr>
+      <w:tr>
+        <w:tc>
+          <w:tcPr>
+            <w:tcW w:type="dxa" w:w="2340"/>
+            <w:shd w:fill="FFFFFF"/>
+            <w:tcBorders>
+              <w:top w:val="single" w:sz="4" w:space="0" w:color="CBD5E1"/>
+              <w:left w:val="none"/>
+              <w:bottom w:val="single" w:sz="4" w:space="0" w:color="CBD5E1"/>
+              <w:right w:val="none"/>
+            </w:tcBorders>
+          </w:tcPr>
+          <w:p>
+            <w:pPr>
+              <w:spacing w:before="80" w:after="80"/>
+              <w:jc w:val="left"/>
+            </w:pPr>
+            <w:r>
+              <w:rPr>
+                <w:rFonts w:ascii="Calibri" w:hAnsi="Calibri"/>
+                <w:color w:val="1E293B"/>
+                <w:sz w:val="18"/>
+              </w:rPr>
+              <w:t>Walked Independently</w:t>
+            </w:r>
+          </w:p>
+        </w:tc>
+        <w:tc>
+          <w:tcPr>
+            <w:tcW w:type="dxa" w:w="2340"/>
+            <w:shd w:fill="FFFFFF"/>
+            <w:tcBorders>
+              <w:top w:val="single" w:sz="4" w:space="0" w:color="CBD5E1"/>
+              <w:left w:val="none"/>
+              <w:bottom w:val="single" w:sz="4" w:space="0" w:color="CBD5E1"/>
+              <w:right w:val="none"/>
+            </w:tcBorders>
+          </w:tcPr>
+          <w:p>
+            <w:pPr>
+              <w:spacing w:before="80" w:after="80"/>
+              <w:jc w:val="left"/>
+            </w:pPr>
+            <w:r>
+              <w:rPr>
+                <w:rFonts w:ascii="Calibri" w:hAnsi="Calibri"/>
+                <w:color w:val="1E293B"/>
+                <w:sz w:val="18"/>
+              </w:rPr>
+              <w:t>13 Months</w:t>
+            </w:r>
+          </w:p>
+        </w:tc>
+        <w:tc>
+          <w:tcPr>
+            <w:tcW w:type="dxa" w:w="2340"/>
+            <w:shd w:fill="FFFFFF"/>
+            <w:tcBorders>
+              <w:top w:val="single" w:sz="4" w:space="0" w:color="CBD5E1"/>
+              <w:left w:val="none"/>
+              <w:bottom w:val="single" w:sz="4" w:space="0" w:color="CBD5E1"/>
+              <w:right w:val="none"/>
+            </w:tcBorders>
+          </w:tcPr>
+          <w:p>
+            <w:pPr>
+              <w:spacing w:before="80" w:after="80"/>
+              <w:jc w:val="left"/>
+            </w:pPr>
+            <w:r>
+              <w:rPr>
+                <w:rFonts w:ascii="Calibri" w:hAnsi="Calibri"/>
+                <w:color w:val="1E293B"/>
+                <w:sz w:val="18"/>
+              </w:rPr>
+              <w:t>11–15 Months</w:t>
+            </w:r>
+          </w:p>
+        </w:tc>
+        <w:tc>
+          <w:tcPr>
+            <w:tcW w:type="dxa" w:w="2340"/>
+            <w:shd w:fill="FFFFFF"/>
+            <w:tcBorders>
+              <w:top w:val="single" w:sz="4" w:space="0" w:color="CBD5E1"/>
+              <w:left w:val="none"/>
+              <w:bottom w:val="single" w:sz="4" w:space="0" w:color="CBD5E1"/>
+              <w:right w:val="none"/>
+            </w:tcBorders>
+          </w:tcPr>
+          <w:p>
+            <w:pPr>
+              <w:spacing w:before="80" w:after="80"/>
+              <w:jc w:val="left"/>
+            </w:pPr>
+            <w:r>
+              <w:rPr>
+                <w:rFonts w:ascii="Calibri" w:hAnsi="Calibri"/>
+                <w:color w:val="1E293B"/>
+                <w:sz w:val="18"/>
+              </w:rPr>
+              <w:t>Typical</w:t>
+            </w:r>
+          </w:p>
+        </w:tc>
+      </w:tr>
+      <w:tr>
+        <w:tc>
+          <w:tcPr>
+            <w:tcW w:type="dxa" w:w="2340"/>
+            <w:shd w:fill="F8FAFC"/>
+            <w:tcBorders>
+              <w:top w:val="single" w:sz="4" w:space="0" w:color="CBD5E1"/>
+              <w:left w:val="none"/>
+              <w:bottom w:val="single" w:sz="4" w:space="0" w:color="CBD5E1"/>
+              <w:right w:val="none"/>
+            </w:tcBorders>
+          </w:tcPr>
+          <w:p>
+            <w:pPr>
+              <w:spacing w:before="80" w:after="80"/>
+              <w:jc w:val="left"/>
+            </w:pPr>
+            <w:r>
+              <w:rPr>
+                <w:rFonts w:ascii="Calibri" w:hAnsi="Calibri"/>
+                <w:color w:val="1E293B"/>
+                <w:sz w:val="18"/>
+              </w:rPr>
+              <w:t>First True Consonant Babbling (ba-ba, ma-ma)</w:t>
+            </w:r>
+          </w:p>
+        </w:tc>
+        <w:tc>
+          <w:tcPr>
+            <w:tcW w:type="dxa" w:w="2340"/>
+            <w:shd w:fill="F8FAFC"/>
+            <w:tcBorders>
+              <w:top w:val="single" w:sz="4" w:space="0" w:color="CBD5E1"/>
+              <w:left w:val="none"/>
+              <w:bottom w:val="single" w:sz="4" w:space="0" w:color="CBD5E1"/>
+              <w:right w:val="none"/>
+            </w:tcBorders>
+          </w:tcPr>
+          <w:p>
+            <w:pPr>
+              <w:spacing w:before="80" w:after="80"/>
+              <w:jc w:val="left"/>
+            </w:pPr>
+            <w:r>
+              <w:rPr>
+                <w:rFonts w:ascii="Calibri" w:hAnsi="Calibri"/>
+                <w:color w:val="1E293B"/>
+                <w:sz w:val="18"/>
+              </w:rPr>
+              <w:t>14 Months</w:t>
+            </w:r>
+          </w:p>
+        </w:tc>
+        <w:tc>
+          <w:tcPr>
+            <w:tcW w:type="dxa" w:w="2340"/>
+            <w:shd w:fill="F8FAFC"/>
+            <w:tcBorders>
+              <w:top w:val="single" w:sz="4" w:space="0" w:color="CBD5E1"/>
+              <w:left w:val="none"/>
+              <w:bottom w:val="single" w:sz="4" w:space="0" w:color="CBD5E1"/>
+              <w:right w:val="none"/>
+            </w:tcBorders>
+          </w:tcPr>
+          <w:p>
+            <w:pPr>
+              <w:spacing w:before="80" w:after="80"/>
+              <w:jc w:val="left"/>
+            </w:pPr>
+            <w:r>
+              <w:rPr>
+                <w:rFonts w:ascii="Calibri" w:hAnsi="Calibri"/>
+                <w:color w:val="1E293B"/>
+                <w:sz w:val="18"/>
+              </w:rPr>
+              <w:t>6–9 Months</w:t>
+            </w:r>
+          </w:p>
+        </w:tc>
+        <w:tc>
+          <w:tcPr>
+            <w:tcW w:type="dxa" w:w="2340"/>
+            <w:shd w:fill="F8FAFC"/>
+            <w:tcBorders>
+              <w:top w:val="single" w:sz="4" w:space="0" w:color="CBD5E1"/>
+              <w:left w:val="none"/>
+              <w:bottom w:val="single" w:sz="4" w:space="0" w:color="CBD5E1"/>
+              <w:right w:val="none"/>
+            </w:tcBorders>
+          </w:tcPr>
+          <w:p>
+            <w:pPr>
+              <w:spacing w:before="80" w:after="80"/>
+              <w:jc w:val="left"/>
+            </w:pPr>
+            <w:r>
+              <w:rPr>
+                <w:rFonts w:ascii="Calibri" w:hAnsi="Calibri"/>
+                <w:color w:val="1E293B"/>
+                <w:sz w:val="18"/>
+              </w:rPr>
+              <w:t>Delayed</w:t>
+            </w:r>
+          </w:p>
+        </w:tc>
+      </w:tr>
+      <w:tr>
+        <w:tc>
+          <w:tcPr>
+            <w:tcW w:type="dxa" w:w="2340"/>
+            <w:shd w:fill="FFFFFF"/>
+            <w:tcBorders>
+              <w:top w:val="single" w:sz="4" w:space="0" w:color="CBD5E1"/>
+              <w:left w:val="none"/>
+              <w:bottom w:val="single" w:sz="4" w:space="0" w:color="CBD5E1"/>
+              <w:right w:val="none"/>
+            </w:tcBorders>
+          </w:tcPr>
+          <w:p>
+            <w:pPr>
+              <w:spacing w:before="80" w:after="80"/>
+              <w:jc w:val="left"/>
+            </w:pPr>
+            <w:r>
+              <w:rPr>
+                <w:rFonts w:ascii="Calibri" w:hAnsi="Calibri"/>
+                <w:color w:val="1E293B"/>
+                <w:sz w:val="18"/>
+              </w:rPr>
+              <w:t>First Meaningful Single Word</w:t>
+            </w:r>
+          </w:p>
+        </w:tc>
+        <w:tc>
+          <w:tcPr>
+            <w:tcW w:type="dxa" w:w="2340"/>
+            <w:shd w:fill="FFFFFF"/>
+            <w:tcBorders>
+              <w:top w:val="single" w:sz="4" w:space="0" w:color="CBD5E1"/>
+              <w:left w:val="none"/>
+              <w:bottom w:val="single" w:sz="4" w:space="0" w:color="CBD5E1"/>
+              <w:right w:val="none"/>
+            </w:tcBorders>
+          </w:tcPr>
+          <w:p>
+            <w:pPr>
+              <w:spacing w:before="80" w:after="80"/>
+              <w:jc w:val="left"/>
+            </w:pPr>
+            <w:r>
+              <w:rPr>
+                <w:rFonts w:ascii="Calibri" w:hAnsi="Calibri"/>
+                <w:color w:val="1E293B"/>
+                <w:sz w:val="18"/>
+              </w:rPr>
+              <w:t>22 Months</w:t>
+            </w:r>
+          </w:p>
+        </w:tc>
+        <w:tc>
+          <w:tcPr>
+            <w:tcW w:type="dxa" w:w="2340"/>
+            <w:shd w:fill="FFFFFF"/>
+            <w:tcBorders>
+              <w:top w:val="single" w:sz="4" w:space="0" w:color="CBD5E1"/>
+              <w:left w:val="none"/>
+              <w:bottom w:val="single" w:sz="4" w:space="0" w:color="CBD5E1"/>
+              <w:right w:val="none"/>
+            </w:tcBorders>
+          </w:tcPr>
+          <w:p>
+            <w:pPr>
+              <w:spacing w:before="80" w:after="80"/>
+              <w:jc w:val="left"/>
+            </w:pPr>
+            <w:r>
+              <w:rPr>
+                <w:rFonts w:ascii="Calibri" w:hAnsi="Calibri"/>
+                <w:color w:val="1E293B"/>
+                <w:sz w:val="18"/>
+              </w:rPr>
+              <w:t>10–14 Months</w:t>
+            </w:r>
+          </w:p>
+        </w:tc>
+        <w:tc>
+          <w:tcPr>
+            <w:tcW w:type="dxa" w:w="2340"/>
+            <w:shd w:fill="FFFFFF"/>
+            <w:tcBorders>
+              <w:top w:val="single" w:sz="4" w:space="0" w:color="CBD5E1"/>
+              <w:left w:val="none"/>
+              <w:bottom w:val="single" w:sz="4" w:space="0" w:color="CBD5E1"/>
+              <w:right w:val="none"/>
+            </w:tcBorders>
+          </w:tcPr>
+          <w:p>
+            <w:pPr>
+              <w:spacing w:before="80" w:after="80"/>
+              <w:jc w:val="left"/>
+            </w:pPr>
+            <w:r>
+              <w:rPr>
+                <w:rFonts w:ascii="Calibri" w:hAnsi="Calibri"/>
+                <w:color w:val="1E293B"/>
+                <w:sz w:val="18"/>
+              </w:rPr>
+              <w:t>Delayed</w:t>
+            </w:r>
+          </w:p>
+        </w:tc>
+      </w:tr>
+      <w:tr>
+        <w:tc>
+          <w:tcPr>
+            <w:tcW w:type="dxa" w:w="2340"/>
+            <w:shd w:fill="F8FAFC"/>
+            <w:tcBorders>
+              <w:top w:val="single" w:sz="4" w:space="0" w:color="CBD5E1"/>
+              <w:left w:val="none"/>
+              <w:bottom w:val="single" w:sz="4" w:space="0" w:color="CBD5E1"/>
+              <w:right w:val="none"/>
+            </w:tcBorders>
+          </w:tcPr>
+          <w:p>
+            <w:pPr>
+              <w:spacing w:before="80" w:after="80"/>
+              <w:jc w:val="left"/>
+            </w:pPr>
+            <w:r>
+              <w:rPr>
+                <w:rFonts w:ascii="Calibri" w:hAnsi="Calibri"/>
+                <w:color w:val="1E293B"/>
+                <w:sz w:val="18"/>
+              </w:rPr>
+              <w:t>Spontaneous Two-Word Combinations</w:t>
+            </w:r>
+          </w:p>
+        </w:tc>
+        <w:tc>
+          <w:tcPr>
+            <w:tcW w:type="dxa" w:w="2340"/>
+            <w:shd w:fill="F8FAFC"/>
+            <w:tcBorders>
+              <w:top w:val="single" w:sz="4" w:space="0" w:color="CBD5E1"/>
+              <w:left w:val="none"/>
+              <w:bottom w:val="single" w:sz="4" w:space="0" w:color="CBD5E1"/>
+              <w:right w:val="none"/>
+            </w:tcBorders>
+          </w:tcPr>
+          <w:p>
+            <w:pPr>
+              <w:spacing w:before="80" w:after="80"/>
+              <w:jc w:val="left"/>
+            </w:pPr>
+            <w:r>
+              <w:rPr>
+                <w:rFonts w:ascii="Calibri" w:hAnsi="Calibri"/>
+                <w:color w:val="1E293B"/>
+                <w:sz w:val="18"/>
+              </w:rPr>
+              <w:t>Not Yet Emerging</w:t>
+            </w:r>
+          </w:p>
+        </w:tc>
+        <w:tc>
+          <w:tcPr>
+            <w:tcW w:type="dxa" w:w="2340"/>
+            <w:shd w:fill="F8FAFC"/>
+            <w:tcBorders>
+              <w:top w:val="single" w:sz="4" w:space="0" w:color="CBD5E1"/>
+              <w:left w:val="none"/>
+              <w:bottom w:val="single" w:sz="4" w:space="0" w:color="CBD5E1"/>
+              <w:right w:val="none"/>
+            </w:tcBorders>
+          </w:tcPr>
+          <w:p>
+            <w:pPr>
+              <w:spacing w:before="80" w:after="80"/>
+              <w:jc w:val="left"/>
+            </w:pPr>
+            <w:r>
+              <w:rPr>
+                <w:rFonts w:ascii="Calibri" w:hAnsi="Calibri"/>
+                <w:color w:val="1E293B"/>
+                <w:sz w:val="18"/>
+              </w:rPr>
+              <w:t>18–24 Months</w:t>
+            </w:r>
+          </w:p>
+        </w:tc>
+        <w:tc>
+          <w:tcPr>
+            <w:tcW w:type="dxa" w:w="2340"/>
+            <w:shd w:fill="F8FAFC"/>
+            <w:tcBorders>
+              <w:top w:val="single" w:sz="4" w:space="0" w:color="CBD5E1"/>
+              <w:left w:val="none"/>
+              <w:bottom w:val="single" w:sz="4" w:space="0" w:color="CBD5E1"/>
+              <w:right w:val="none"/>
+            </w:tcBorders>
+          </w:tcPr>
+          <w:p>
+            <w:pPr>
+              <w:spacing w:before="80" w:after="80"/>
+              <w:jc w:val="left"/>
+            </w:pPr>
+            <w:r>
+              <w:rPr>
+                <w:rFonts w:ascii="Calibri" w:hAnsi="Calibri"/>
+                <w:color w:val="1E293B"/>
+                <w:sz w:val="18"/>
+              </w:rPr>
+              <w:t>Significantly Delayed</w:t>
+            </w:r>
+          </w:p>
+        </w:tc>
+      </w:tr>
+      <w:tr>
+        <w:tc>
+          <w:tcPr>
+            <w:tcW w:type="dxa" w:w="2340"/>
+            <w:shd w:fill="FFFFFF"/>
+            <w:tcBorders>
+              <w:top w:val="single" w:sz="4" w:space="0" w:color="CBD5E1"/>
+              <w:left w:val="none"/>
+              <w:bottom w:val="single" w:sz="4" w:space="0" w:color="CBD5E1"/>
+              <w:right w:val="none"/>
+            </w:tcBorders>
+          </w:tcPr>
+          <w:p>
+            <w:pPr>
+              <w:spacing w:before="80" w:after="80"/>
+              <w:jc w:val="left"/>
+            </w:pPr>
+            <w:r>
+              <w:rPr>
+                <w:rFonts w:ascii="Calibri" w:hAnsi="Calibri"/>
+                <w:color w:val="1E293B"/>
+                <w:sz w:val="18"/>
+              </w:rPr>
+              <w:t>Independent Cup Drinking &amp; Chewing Solids</w:t>
+            </w:r>
+          </w:p>
+        </w:tc>
+        <w:tc>
+          <w:tcPr>
+            <w:tcW w:type="dxa" w:w="2340"/>
+            <w:shd w:fill="FFFFFF"/>
+            <w:tcBorders>
+              <w:top w:val="single" w:sz="4" w:space="0" w:color="CBD5E1"/>
+              <w:left w:val="none"/>
+              <w:bottom w:val="single" w:sz="4" w:space="0" w:color="CBD5E1"/>
+              <w:right w:val="none"/>
+            </w:tcBorders>
+          </w:tcPr>
+          <w:p>
+            <w:pPr>
+              <w:spacing w:before="80" w:after="80"/>
+              <w:jc w:val="left"/>
+            </w:pPr>
+            <w:r>
+              <w:rPr>
+                <w:rFonts w:ascii="Calibri" w:hAnsi="Calibri"/>
+                <w:color w:val="1E293B"/>
+                <w:sz w:val="18"/>
+              </w:rPr>
+              <w:t>12 Months</w:t>
+            </w:r>
+          </w:p>
+        </w:tc>
+        <w:tc>
+          <w:tcPr>
+            <w:tcW w:type="dxa" w:w="2340"/>
+            <w:shd w:fill="FFFFFF"/>
+            <w:tcBorders>
+              <w:top w:val="single" w:sz="4" w:space="0" w:color="CBD5E1"/>
+              <w:left w:val="none"/>
+              <w:bottom w:val="single" w:sz="4" w:space="0" w:color="CBD5E1"/>
+              <w:right w:val="none"/>
+            </w:tcBorders>
+          </w:tcPr>
+          <w:p>
+            <w:pPr>
+              <w:spacing w:before="80" w:after="80"/>
+              <w:jc w:val="left"/>
+            </w:pPr>
+            <w:r>
+              <w:rPr>
+                <w:rFonts w:ascii="Calibri" w:hAnsi="Calibri"/>
+                <w:color w:val="1E293B"/>
+                <w:sz w:val="18"/>
+              </w:rPr>
+              <w:t>9–14 Months</w:t>
+            </w:r>
+          </w:p>
+        </w:tc>
+        <w:tc>
+          <w:tcPr>
+            <w:tcW w:type="dxa" w:w="2340"/>
+            <w:shd w:fill="FFFFFF"/>
+            <w:tcBorders>
+              <w:top w:val="single" w:sz="4" w:space="0" w:color="CBD5E1"/>
+              <w:left w:val="none"/>
+              <w:bottom w:val="single" w:sz="4" w:space="0" w:color="CBD5E1"/>
+              <w:right w:val="none"/>
+            </w:tcBorders>
+          </w:tcPr>
+          <w:p>
+            <w:pPr>
+              <w:spacing w:before="80" w:after="80"/>
+              <w:jc w:val="left"/>
+            </w:pPr>
+            <w:r>
+              <w:rPr>
+                <w:rFonts w:ascii="Calibri" w:hAnsi="Calibri"/>
+                <w:color w:val="1E293B"/>
+                <w:sz w:val="18"/>
+              </w:rPr>
+              <w:t>Typical</w:t>
+            </w:r>
+          </w:p>
+        </w:tc>
+      </w:tr>
+    </w:tbl>
+    <w:p>
+      <w:pPr>
+        <w:spacing w:before="0" w:after="160"/>
+      </w:pPr>
     </w:p>
     <w:p>
       <w:pPr>
@@ -95,33 +2126,7 @@
           <w:color w:val="1E293B"/>
           <w:sz w:val="20"/>
         </w:rPr>
-        <w:t>1.1 Comprehensive Clinical Scope: The Clinic provides specialized pediatric diagnostic evaluations and therapeutic interventions, including articulation therapy, receptive and expressive language intervention, childhood apraxia of speech (CAS), pragmatics/social cognitive development, fluency disorders, and pediatric sensory-based feeding therapy.</w:t>
-      </w:r>
-    </w:p>
-    <w:p>
-      <w:pPr>
-        <w:spacing w:before="0" w:after="120" w:line="276" w:lineRule="auto"/>
-      </w:pPr>
-      <w:r>
-        <w:rPr>
-          <w:rFonts w:ascii="Calibri" w:hAnsi="Calibri"/>
-          <w:color w:val="1E293B"/>
-          <w:sz w:val="20"/>
-        </w:rPr>
-        <w:t>1.2 Individualized Treatment Plans: Therapy frequency, duration (typically 30-minute, 45-minute, or 60-minute clinical units), and clinical modalities are established exclusively following a licensed speech-language pathologist evaluation and formal diagnostic baseline assessment.</w:t>
-      </w:r>
-    </w:p>
-    <w:p>
-      <w:pPr>
-        <w:spacing w:before="0" w:after="120" w:line="276" w:lineRule="auto"/>
-      </w:pPr>
-      <w:r>
-        <w:rPr>
-          <w:rFonts w:ascii="Calibri" w:hAnsi="Calibri"/>
-          <w:color w:val="1E293B"/>
-          <w:sz w:val="20"/>
-        </w:rPr>
-        <w:t>1.3 Multi-Disciplinary Coordination: The Legal Guarantor authorizes the Clinic to exchange relevant clinical notes, IEP summaries, and developmental histories with the Patient's designated Primary Care Physician (PCP), pediatric ENT, occupational therapists, and school speech pathologists to ensure continuity of care.</w:t>
+        <w:t>Medical History: Born via uncomplicated spontaneous vaginal delivery. Birth weight 7 lbs 6 oz. No neonatal ICU stay. Experienced three recurrent episodes of acute otitis media between 9 and 16 months of age; treated successfully with oral amoxicillin. No history of seizures, head trauma, or chronic medical diagnoses.</w:t>
       </w:r>
     </w:p>
     <w:p>
@@ -136,46 +2141,513 @@
           <w:color w:val="0F172A"/>
           <w:sz w:val="26"/>
         </w:rPr>
-        <w:t>ARTICLE II: DESIGNATION OF LEGAL FINANCIAL GUARANTOR</w:t>
+        <w:t>SECTION 4: CLINICAL SPEECH &amp; PRAGMATIC COMMUNICATION MATRIX</w:t>
       </w:r>
     </w:p>
+    <w:tbl>
+      <w:tblPr>
+        <w:tblW w:type="auto" w:w="0"/>
+        <w:jc w:val="center"/>
+        <w:tblLayout w:type="autofit"/>
+        <w:tblLook w:firstColumn="1" w:firstRow="1" w:lastColumn="0" w:lastRow="0" w:noHBand="0" w:noVBand="1" w:val="04A0"/>
+      </w:tblPr>
+      <w:tblGrid>
+        <w:gridCol w:w="3120"/>
+        <w:gridCol w:w="3120"/>
+        <w:gridCol w:w="3120"/>
+      </w:tblGrid>
+      <w:tr>
+        <w:tc>
+          <w:tcPr>
+            <w:tcW w:type="dxa" w:w="3120"/>
+            <w:shd w:fill="0F172A"/>
+            <w:tcBorders>
+              <w:top w:val="single" w:sz="4" w:space="0" w:color="CBD5E1"/>
+              <w:left w:val="none"/>
+              <w:bottom w:val="single" w:sz="4" w:space="0" w:color="CBD5E1"/>
+              <w:right w:val="none"/>
+            </w:tcBorders>
+          </w:tcPr>
+          <w:p>
+            <w:pPr>
+              <w:spacing w:before="80" w:after="80"/>
+              <w:jc w:val="center"/>
+            </w:pPr>
+            <w:r>
+              <w:rPr>
+                <w:rFonts w:ascii="Calibri" w:hAnsi="Calibri"/>
+                <w:b/>
+                <w:color w:val="FFFFFF"/>
+                <w:sz w:val="19"/>
+              </w:rPr>
+              <w:t>Domain</w:t>
+            </w:r>
+          </w:p>
+        </w:tc>
+        <w:tc>
+          <w:tcPr>
+            <w:tcW w:type="dxa" w:w="3120"/>
+            <w:shd w:fill="0F172A"/>
+            <w:tcBorders>
+              <w:top w:val="single" w:sz="4" w:space="0" w:color="CBD5E1"/>
+              <w:left w:val="none"/>
+              <w:bottom w:val="single" w:sz="4" w:space="0" w:color="CBD5E1"/>
+              <w:right w:val="none"/>
+            </w:tcBorders>
+          </w:tcPr>
+          <w:p>
+            <w:pPr>
+              <w:spacing w:before="80" w:after="80"/>
+              <w:jc w:val="center"/>
+            </w:pPr>
+            <w:r>
+              <w:rPr>
+                <w:rFonts w:ascii="Calibri" w:hAnsi="Calibri"/>
+                <w:b/>
+                <w:color w:val="FFFFFF"/>
+                <w:sz w:val="19"/>
+              </w:rPr>
+              <w:t>Observed Behaviors</w:t>
+            </w:r>
+          </w:p>
+        </w:tc>
+        <w:tc>
+          <w:tcPr>
+            <w:tcW w:type="dxa" w:w="3120"/>
+            <w:shd w:fill="0F172A"/>
+            <w:tcBorders>
+              <w:top w:val="single" w:sz="4" w:space="0" w:color="CBD5E1"/>
+              <w:left w:val="none"/>
+              <w:bottom w:val="single" w:sz="4" w:space="0" w:color="CBD5E1"/>
+              <w:right w:val="none"/>
+            </w:tcBorders>
+          </w:tcPr>
+          <w:p>
+            <w:pPr>
+              <w:spacing w:before="80" w:after="80"/>
+              <w:jc w:val="center"/>
+            </w:pPr>
+            <w:r>
+              <w:rPr>
+                <w:rFonts w:ascii="Calibri" w:hAnsi="Calibri"/>
+                <w:b/>
+                <w:color w:val="FFFFFF"/>
+                <w:sz w:val="19"/>
+              </w:rPr>
+              <w:t>Clinical Screener Status</w:t>
+            </w:r>
+          </w:p>
+        </w:tc>
+      </w:tr>
+      <w:tr>
+        <w:tc>
+          <w:tcPr>
+            <w:tcW w:type="dxa" w:w="3120"/>
+            <w:shd w:fill="F8FAFC"/>
+            <w:tcBorders>
+              <w:top w:val="single" w:sz="4" w:space="0" w:color="CBD5E1"/>
+              <w:left w:val="none"/>
+              <w:bottom w:val="single" w:sz="4" w:space="0" w:color="CBD5E1"/>
+              <w:right w:val="none"/>
+            </w:tcBorders>
+          </w:tcPr>
+          <w:p>
+            <w:pPr>
+              <w:spacing w:before="80" w:after="80"/>
+              <w:jc w:val="left"/>
+            </w:pPr>
+            <w:r>
+              <w:rPr>
+                <w:rFonts w:ascii="Calibri" w:hAnsi="Calibri"/>
+                <w:color w:val="1E293B"/>
+                <w:sz w:val="18"/>
+              </w:rPr>
+              <w:t>Receptive Language</w:t>
+            </w:r>
+          </w:p>
+        </w:tc>
+        <w:tc>
+          <w:tcPr>
+            <w:tcW w:type="dxa" w:w="3120"/>
+            <w:shd w:fill="F8FAFC"/>
+            <w:tcBorders>
+              <w:top w:val="single" w:sz="4" w:space="0" w:color="CBD5E1"/>
+              <w:left w:val="none"/>
+              <w:bottom w:val="single" w:sz="4" w:space="0" w:color="CBD5E1"/>
+              <w:right w:val="none"/>
+            </w:tcBorders>
+          </w:tcPr>
+          <w:p>
+            <w:pPr>
+              <w:spacing w:before="80" w:after="80"/>
+              <w:jc w:val="left"/>
+            </w:pPr>
+            <w:r>
+              <w:rPr>
+                <w:rFonts w:ascii="Calibri" w:hAnsi="Calibri"/>
+                <w:color w:val="1E293B"/>
+                <w:sz w:val="18"/>
+              </w:rPr>
+              <w:t>Follows 1-step familiar commands ('get your shoes'). Struggles with 2-step unrelated directives.</w:t>
+            </w:r>
+          </w:p>
+        </w:tc>
+        <w:tc>
+          <w:tcPr>
+            <w:tcW w:type="dxa" w:w="3120"/>
+            <w:shd w:fill="F8FAFC"/>
+            <w:tcBorders>
+              <w:top w:val="single" w:sz="4" w:space="0" w:color="CBD5E1"/>
+              <w:left w:val="none"/>
+              <w:bottom w:val="single" w:sz="4" w:space="0" w:color="CBD5E1"/>
+              <w:right w:val="none"/>
+            </w:tcBorders>
+          </w:tcPr>
+          <w:p>
+            <w:pPr>
+              <w:spacing w:before="80" w:after="80"/>
+              <w:jc w:val="left"/>
+            </w:pPr>
+            <w:r>
+              <w:rPr>
+                <w:rFonts w:ascii="Calibri" w:hAnsi="Calibri"/>
+                <w:color w:val="1E293B"/>
+                <w:sz w:val="18"/>
+              </w:rPr>
+              <w:t>Mild Delay (-1.2 SD)</w:t>
+            </w:r>
+          </w:p>
+        </w:tc>
+      </w:tr>
+      <w:tr>
+        <w:tc>
+          <w:tcPr>
+            <w:tcW w:type="dxa" w:w="3120"/>
+            <w:shd w:fill="FFFFFF"/>
+            <w:tcBorders>
+              <w:top w:val="single" w:sz="4" w:space="0" w:color="CBD5E1"/>
+              <w:left w:val="none"/>
+              <w:bottom w:val="single" w:sz="4" w:space="0" w:color="CBD5E1"/>
+              <w:right w:val="none"/>
+            </w:tcBorders>
+          </w:tcPr>
+          <w:p>
+            <w:pPr>
+              <w:spacing w:before="80" w:after="80"/>
+              <w:jc w:val="left"/>
+            </w:pPr>
+            <w:r>
+              <w:rPr>
+                <w:rFonts w:ascii="Calibri" w:hAnsi="Calibri"/>
+                <w:color w:val="1E293B"/>
+                <w:sz w:val="18"/>
+              </w:rPr>
+              <w:t>Expressive Vocabulary</w:t>
+            </w:r>
+          </w:p>
+        </w:tc>
+        <w:tc>
+          <w:tcPr>
+            <w:tcW w:type="dxa" w:w="3120"/>
+            <w:shd w:fill="FFFFFF"/>
+            <w:tcBorders>
+              <w:top w:val="single" w:sz="4" w:space="0" w:color="CBD5E1"/>
+              <w:left w:val="none"/>
+              <w:bottom w:val="single" w:sz="4" w:space="0" w:color="CBD5E1"/>
+              <w:right w:val="none"/>
+            </w:tcBorders>
+          </w:tcPr>
+          <w:p>
+            <w:pPr>
+              <w:spacing w:before="80" w:after="80"/>
+              <w:jc w:val="left"/>
+            </w:pPr>
+            <w:r>
+              <w:rPr>
+                <w:rFonts w:ascii="Calibri" w:hAnsi="Calibri"/>
+                <w:color w:val="1E293B"/>
+                <w:sz w:val="18"/>
+              </w:rPr>
+              <w:t>Estimated 40–50 single nouns and proto-words. Missing verbs, prepositions, and pronouns.</w:t>
+            </w:r>
+          </w:p>
+        </w:tc>
+        <w:tc>
+          <w:tcPr>
+            <w:tcW w:type="dxa" w:w="3120"/>
+            <w:shd w:fill="FFFFFF"/>
+            <w:tcBorders>
+              <w:top w:val="single" w:sz="4" w:space="0" w:color="CBD5E1"/>
+              <w:left w:val="none"/>
+              <w:bottom w:val="single" w:sz="4" w:space="0" w:color="CBD5E1"/>
+              <w:right w:val="none"/>
+            </w:tcBorders>
+          </w:tcPr>
+          <w:p>
+            <w:pPr>
+              <w:spacing w:before="80" w:after="80"/>
+              <w:jc w:val="left"/>
+            </w:pPr>
+            <w:r>
+              <w:rPr>
+                <w:rFonts w:ascii="Calibri" w:hAnsi="Calibri"/>
+                <w:color w:val="1E293B"/>
+                <w:sz w:val="18"/>
+              </w:rPr>
+              <w:t>Moderate-Severe Delay (-2.1 SD)</w:t>
+            </w:r>
+          </w:p>
+        </w:tc>
+      </w:tr>
+      <w:tr>
+        <w:tc>
+          <w:tcPr>
+            <w:tcW w:type="dxa" w:w="3120"/>
+            <w:shd w:fill="F8FAFC"/>
+            <w:tcBorders>
+              <w:top w:val="single" w:sz="4" w:space="0" w:color="CBD5E1"/>
+              <w:left w:val="none"/>
+              <w:bottom w:val="single" w:sz="4" w:space="0" w:color="CBD5E1"/>
+              <w:right w:val="none"/>
+            </w:tcBorders>
+          </w:tcPr>
+          <w:p>
+            <w:pPr>
+              <w:spacing w:before="80" w:after="80"/>
+              <w:jc w:val="left"/>
+            </w:pPr>
+            <w:r>
+              <w:rPr>
+                <w:rFonts w:ascii="Calibri" w:hAnsi="Calibri"/>
+                <w:color w:val="1E293B"/>
+                <w:sz w:val="18"/>
+              </w:rPr>
+              <w:t>Speech Intelligibility</w:t>
+            </w:r>
+          </w:p>
+        </w:tc>
+        <w:tc>
+          <w:tcPr>
+            <w:tcW w:type="dxa" w:w="3120"/>
+            <w:shd w:fill="F8FAFC"/>
+            <w:tcBorders>
+              <w:top w:val="single" w:sz="4" w:space="0" w:color="CBD5E1"/>
+              <w:left w:val="none"/>
+              <w:bottom w:val="single" w:sz="4" w:space="0" w:color="CBD5E1"/>
+              <w:right w:val="none"/>
+            </w:tcBorders>
+          </w:tcPr>
+          <w:p>
+            <w:pPr>
+              <w:spacing w:before="80" w:after="80"/>
+              <w:jc w:val="left"/>
+            </w:pPr>
+            <w:r>
+              <w:rPr>
+                <w:rFonts w:ascii="Calibri" w:hAnsi="Calibri"/>
+                <w:color w:val="1E293B"/>
+                <w:sz w:val="18"/>
+              </w:rPr>
+              <w:t>Understood 60% by parents, &lt;25% by unfamiliar adults. Frequent vowel elongation with final consonant deletion.</w:t>
+            </w:r>
+          </w:p>
+        </w:tc>
+        <w:tc>
+          <w:tcPr>
+            <w:tcW w:type="dxa" w:w="3120"/>
+            <w:shd w:fill="F8FAFC"/>
+            <w:tcBorders>
+              <w:top w:val="single" w:sz="4" w:space="0" w:color="CBD5E1"/>
+              <w:left w:val="none"/>
+              <w:bottom w:val="single" w:sz="4" w:space="0" w:color="CBD5E1"/>
+              <w:right w:val="none"/>
+            </w:tcBorders>
+          </w:tcPr>
+          <w:p>
+            <w:pPr>
+              <w:spacing w:before="80" w:after="80"/>
+              <w:jc w:val="left"/>
+            </w:pPr>
+            <w:r>
+              <w:rPr>
+                <w:rFonts w:ascii="Calibri" w:hAnsi="Calibri"/>
+                <w:color w:val="1E293B"/>
+                <w:sz w:val="18"/>
+              </w:rPr>
+              <w:t>Significant Phonological Delay</w:t>
+            </w:r>
+          </w:p>
+        </w:tc>
+      </w:tr>
+      <w:tr>
+        <w:tc>
+          <w:tcPr>
+            <w:tcW w:type="dxa" w:w="3120"/>
+            <w:shd w:fill="FFFFFF"/>
+            <w:tcBorders>
+              <w:top w:val="single" w:sz="4" w:space="0" w:color="CBD5E1"/>
+              <w:left w:val="none"/>
+              <w:bottom w:val="single" w:sz="4" w:space="0" w:color="CBD5E1"/>
+              <w:right w:val="none"/>
+            </w:tcBorders>
+          </w:tcPr>
+          <w:p>
+            <w:pPr>
+              <w:spacing w:before="80" w:after="80"/>
+              <w:jc w:val="left"/>
+            </w:pPr>
+            <w:r>
+              <w:rPr>
+                <w:rFonts w:ascii="Calibri" w:hAnsi="Calibri"/>
+                <w:color w:val="1E293B"/>
+                <w:sz w:val="18"/>
+              </w:rPr>
+              <w:t>Social / Pragmatic</w:t>
+            </w:r>
+          </w:p>
+        </w:tc>
+        <w:tc>
+          <w:tcPr>
+            <w:tcW w:type="dxa" w:w="3120"/>
+            <w:shd w:fill="FFFFFF"/>
+            <w:tcBorders>
+              <w:top w:val="single" w:sz="4" w:space="0" w:color="CBD5E1"/>
+              <w:left w:val="none"/>
+              <w:bottom w:val="single" w:sz="4" w:space="0" w:color="CBD5E1"/>
+              <w:right w:val="none"/>
+            </w:tcBorders>
+          </w:tcPr>
+          <w:p>
+            <w:pPr>
+              <w:spacing w:before="80" w:after="80"/>
+              <w:jc w:val="left"/>
+            </w:pPr>
+            <w:r>
+              <w:rPr>
+                <w:rFonts w:ascii="Calibri" w:hAnsi="Calibri"/>
+                <w:color w:val="1E293B"/>
+                <w:sz w:val="18"/>
+              </w:rPr>
+              <w:t>Maintains warm eye contact, engages in reciprocal peek-a-boo, shares joint attention with preferred toys.</w:t>
+            </w:r>
+          </w:p>
+        </w:tc>
+        <w:tc>
+          <w:tcPr>
+            <w:tcW w:type="dxa" w:w="3120"/>
+            <w:shd w:fill="FFFFFF"/>
+            <w:tcBorders>
+              <w:top w:val="single" w:sz="4" w:space="0" w:color="CBD5E1"/>
+              <w:left w:val="none"/>
+              <w:bottom w:val="single" w:sz="4" w:space="0" w:color="CBD5E1"/>
+              <w:right w:val="none"/>
+            </w:tcBorders>
+          </w:tcPr>
+          <w:p>
+            <w:pPr>
+              <w:spacing w:before="80" w:after="80"/>
+              <w:jc w:val="left"/>
+            </w:pPr>
+            <w:r>
+              <w:rPr>
+                <w:rFonts w:ascii="Calibri" w:hAnsi="Calibri"/>
+                <w:color w:val="1E293B"/>
+                <w:sz w:val="18"/>
+              </w:rPr>
+              <w:t>Age Appropriate</w:t>
+            </w:r>
+          </w:p>
+        </w:tc>
+      </w:tr>
+      <w:tr>
+        <w:tc>
+          <w:tcPr>
+            <w:tcW w:type="dxa" w:w="3120"/>
+            <w:shd w:fill="F8FAFC"/>
+            <w:tcBorders>
+              <w:top w:val="single" w:sz="4" w:space="0" w:color="CBD5E1"/>
+              <w:left w:val="none"/>
+              <w:bottom w:val="single" w:sz="4" w:space="0" w:color="CBD5E1"/>
+              <w:right w:val="none"/>
+            </w:tcBorders>
+          </w:tcPr>
+          <w:p>
+            <w:pPr>
+              <w:spacing w:before="80" w:after="80"/>
+              <w:jc w:val="left"/>
+            </w:pPr>
+            <w:r>
+              <w:rPr>
+                <w:rFonts w:ascii="Calibri" w:hAnsi="Calibri"/>
+                <w:color w:val="1E293B"/>
+                <w:sz w:val="18"/>
+              </w:rPr>
+              <w:t>Oral Motor &amp; Feeding</w:t>
+            </w:r>
+          </w:p>
+        </w:tc>
+        <w:tc>
+          <w:tcPr>
+            <w:tcW w:type="dxa" w:w="3120"/>
+            <w:shd w:fill="F8FAFC"/>
+            <w:tcBorders>
+              <w:top w:val="single" w:sz="4" w:space="0" w:color="CBD5E1"/>
+              <w:left w:val="none"/>
+              <w:bottom w:val="single" w:sz="4" w:space="0" w:color="CBD5E1"/>
+              <w:right w:val="none"/>
+            </w:tcBorders>
+          </w:tcPr>
+          <w:p>
+            <w:pPr>
+              <w:spacing w:before="80" w:after="80"/>
+              <w:jc w:val="left"/>
+            </w:pPr>
+            <w:r>
+              <w:rPr>
+                <w:rFonts w:ascii="Calibri" w:hAnsi="Calibri"/>
+                <w:color w:val="1E293B"/>
+                <w:sz w:val="18"/>
+              </w:rPr>
+              <w:t>No dysphagia or pocketing observed. Accepts diverse textures. Mild open-mouth posture at rest.</w:t>
+            </w:r>
+          </w:p>
+        </w:tc>
+        <w:tc>
+          <w:tcPr>
+            <w:tcW w:type="dxa" w:w="3120"/>
+            <w:shd w:fill="F8FAFC"/>
+            <w:tcBorders>
+              <w:top w:val="single" w:sz="4" w:space="0" w:color="CBD5E1"/>
+              <w:left w:val="none"/>
+              <w:bottom w:val="single" w:sz="4" w:space="0" w:color="CBD5E1"/>
+              <w:right w:val="none"/>
+            </w:tcBorders>
+          </w:tcPr>
+          <w:p>
+            <w:pPr>
+              <w:spacing w:before="80" w:after="80"/>
+              <w:jc w:val="left"/>
+            </w:pPr>
+            <w:r>
+              <w:rPr>
+                <w:rFonts w:ascii="Calibri" w:hAnsi="Calibri"/>
+                <w:color w:val="1E293B"/>
+                <w:sz w:val="18"/>
+              </w:rPr>
+              <w:t>Within Functional Limits</w:t>
+            </w:r>
+          </w:p>
+        </w:tc>
+      </w:tr>
+    </w:tbl>
     <w:p>
       <w:pPr>
-        <w:spacing w:before="0" w:after="120" w:line="276" w:lineRule="auto"/>
+        <w:spacing w:before="0" w:after="160"/>
       </w:pPr>
-      <w:r>
-        <w:rPr>
-          <w:rFonts w:ascii="Calibri" w:hAnsi="Calibri"/>
-          <w:color w:val="1E293B"/>
-          <w:sz w:val="20"/>
-        </w:rPr>
-        <w:t>2.1 Sole Guarantor Liability: The individual signing this Agreement affirms that they possess legal guardianship or custodial rights to consent to medical and speech-language therapy for the minor Patient. The signing adult is designated as the sole Legal Guarantor personally liable for all fees incurred for professional services rendered.</w:t>
-      </w:r>
     </w:p>
     <w:p>
-      <w:pPr>
-        <w:spacing w:before="0" w:after="120" w:line="276" w:lineRule="auto"/>
-      </w:pPr>
       <w:r>
-        <w:rPr>
-          <w:rFonts w:ascii="Calibri" w:hAnsi="Calibri"/>
-          <w:color w:val="1E293B"/>
-          <w:sz w:val="20"/>
-        </w:rPr>
-        <w:t>2.2 Private-Pay Designation: Cuevas Speech &amp; Language Therapy operates as an out-of-network private-pay clinic. Payment in full is due at the time services are rendered or per the agreed monthly automatic billing schedule. The Clinic does not bill commercial health insurance carriers directly.</w:t>
-      </w:r>
-    </w:p>
-    <w:p>
-      <w:pPr>
-        <w:spacing w:before="0" w:after="120" w:line="276" w:lineRule="auto"/>
-      </w:pPr>
-      <w:r>
-        <w:rPr>
-          <w:rFonts w:ascii="Calibri" w:hAnsi="Calibri"/>
-          <w:color w:val="1E293B"/>
-          <w:sz w:val="20"/>
-        </w:rPr>
-        <w:t>2.3 Third-Party &amp; Custody Non-Involvement: The Clinic is not a party to domestic relations decrees, custody agreements, divorce settlements, or split financial arrangements between parents. The Legal Guarantor who executes this intake agreement remains strictly responsible for timely settlement of all clinical account balances regardless of third-party indemnification orders.</w:t>
+        <w:br w:type="page"/>
       </w:r>
     </w:p>
     <w:p>
@@ -190,7 +2662,7 @@
           <w:color w:val="0F172A"/>
           <w:sz w:val="26"/>
         </w:rPr>
-        <w:t>ARTICLE III: ATTENDANCE, ILLNESS DISCLOSURE &amp; $75 RESERVED CLINICAL HOUR POLICY</w:t>
+        <w:t>SECTION 5: CLINICAL INFORMED CONSENT &amp; PRACTICE POLICIES</w:t>
       </w:r>
     </w:p>
     <w:p>
@@ -203,7 +2675,7 @@
           <w:color w:val="1E293B"/>
           <w:sz w:val="20"/>
         </w:rPr>
-        <w:t>3.1 Dedicated Clinical Hour Reservation: Because pediatric speech therapy requires dedicated clinical room preparation, specialized diagnostic materials, and individual therapist reservation, appointment times are reserved exclusively for the designated Patient.</w:t>
+        <w:t>1. Consent for Speech-Language Evaluation &amp; Treatment</w:t>
       </w:r>
     </w:p>
     <w:p>
@@ -216,7 +2688,7 @@
           <w:color w:val="1E293B"/>
           <w:sz w:val="20"/>
         </w:rPr>
-        <w:t>3.2 Strict 24-Hour Cancellation Requirement: Unscheduled missed sessions without at least twenty-four (24) hours advance written notice (via secure clinic email or official text notification) are subject to the reserved clinical hour fee of $75.00.</w:t>
+        <w:t>I hereby authorize Issa Cuevas, M.S., CCC-SLP (Cuevas Pediatric Speech &amp; Language Therapy LLC) to perform comprehensive speech, language, and pragmatic evaluations and administer evidence-based therapeutic interventions for the minor patient named herein.</w:t>
       </w:r>
     </w:p>
     <w:p>
@@ -229,7 +2701,7 @@
           <w:color w:val="1E293B"/>
           <w:sz w:val="20"/>
         </w:rPr>
-        <w:t>3.3 Clinical Fee Justification: The Legal Guarantor acknowledges that the $75.00 charge is a professional reserved clinical hour fee reflecting committed clinical overhead and therapist scheduling, and is not an administrative penalty. Third-party insurance carriers do not reimburse missed session fees; this amount is the direct personal responsibility of the Legal Guarantor.</w:t>
+        <w:t>2. Notice of HIPAA Privacy Practices</w:t>
       </w:r>
     </w:p>
     <w:p>
@@ -242,7 +2714,7 @@
           <w:color w:val="1E293B"/>
           <w:sz w:val="20"/>
         </w:rPr>
-        <w:t>3.4 Pediatric Illness Disclosure Protocol: To protect immunocompromised pediatric patients, children exhibiting symptoms of fever (&gt;100.4°F without antipyretics within 24 hours), vomiting, contagious rash, or active respiratory infection must not attend in-person clinic sessions. Where medically appropriate and requested before 8:00 AM on the day of the session, the Clinic will convert the reserved hour to a HIPAA-compliant telepractice session with no cancellation fee assessed.</w:t>
+        <w:t>Protected Health Information (PHI) is handled in strict compliance with the Health Insurance Portability and Accountability Act of 1996. Clinical progress notes, standardized assessment scores, and evaluation summaries are retained securely for a statutory minimum of 7 years.</w:t>
       </w:r>
     </w:p>
     <w:p>
@@ -255,7 +2727,46 @@
           <w:color w:val="1E293B"/>
           <w:sz w:val="20"/>
         </w:rPr>
-        <w:t>3.5 Habitual Attendance Standards: Therapy progress relies on consistent weekly attendance. Patients missing three (3) consecutive sessions or failing to maintain an 80% monthly attendance rate may have their recurring preferred time slot released to families on the clinic waiting list.</w:t>
+        <w:t>3. Attendance Policy &amp; $75 Reserved Hour Fee</w:t>
+      </w:r>
+    </w:p>
+    <w:p>
+      <w:pPr>
+        <w:spacing w:before="0" w:after="120" w:line="276" w:lineRule="auto"/>
+      </w:pPr>
+      <w:r>
+        <w:rPr>
+          <w:rFonts w:ascii="Calibri" w:hAnsi="Calibri"/>
+          <w:color w:val="1E293B"/>
+          <w:sz w:val="20"/>
+        </w:rPr>
+        <w:t>Therapy time is reserved exclusively for your child. In the event of illness or emergency, notice must be provided at least 24 hours in advance. Cancellations made with less than 24 hours notice or unattended sessions incur a $75 reserved hour charge (not billable to insurance). Alternatively, families may convert the session to a HIPAA-compliant telehealth consultation.</w:t>
+      </w:r>
+    </w:p>
+    <w:p>
+      <w:pPr>
+        <w:spacing w:before="0" w:after="120" w:line="276" w:lineRule="auto"/>
+      </w:pPr>
+      <w:r>
+        <w:rPr>
+          <w:rFonts w:ascii="Calibri" w:hAnsi="Calibri"/>
+          <w:color w:val="1E293B"/>
+          <w:sz w:val="20"/>
+        </w:rPr>
+        <w:t>4. Commercial Insurance &amp; Private Pay Acknowledgement</w:t>
+      </w:r>
+    </w:p>
+    <w:p>
+      <w:pPr>
+        <w:spacing w:before="0" w:after="120" w:line="276" w:lineRule="auto"/>
+      </w:pPr>
+      <w:r>
+        <w:rPr>
+          <w:rFonts w:ascii="Calibri" w:hAnsi="Calibri"/>
+          <w:color w:val="1E293B"/>
+          <w:sz w:val="20"/>
+        </w:rPr>
+        <w:t>Cuevas Pediatric Speech Therapy operates as an in-network provider with Blue Cross Blue Shield of Texas and a non-participating out-of-network provider for commercial plans. Families are provided itemized Superbills containing standard AMA CPT codes (e.g. CPT 92523, 92507) and ICD-10 diagnostic codes for insurance reimbursement.</w:t>
       </w:r>
     </w:p>
     <w:p>
@@ -270,7 +2781,7 @@
           <w:color w:val="0F172A"/>
           <w:sz w:val="26"/>
         </w:rPr>
-        <w:t>ARTICLE IV: HIPAA PEDIATRIC PRIVACY DISCLOSURE &amp; CONFIDENTIALITY</w:t>
+        <w:t>SECTION 6: GUARANTOR ACKNOWLEDGEMENT &amp; EXECUTION</w:t>
       </w:r>
     </w:p>
     <w:p>
@@ -283,7 +2794,7 @@
           <w:color w:val="1E293B"/>
           <w:sz w:val="20"/>
         </w:rPr>
-        <w:t>4.1 Federal &amp; State Privacy Standards: The Clinic adheres strictly to the Health Insurance Portability and Accountability Act of 1996 (HIPAA), 45 C.F.R. Parts 160 and 164, the Texas Medical Records Privacy Act (Texas Health &amp; Safety Code Chapter 181), and the Texas State Board of Examiners in Speech-Language Pathology code of ethics.</w:t>
+        <w:t>I certify that I am the legal parent or court-appointed guardian of the patient. I have read, understood, and agree to the policies, consent provisions, and fee schedules outlined in this document.</w:t>
       </w:r>
     </w:p>
     <w:p>
@@ -296,7 +2807,7 @@
           <w:color w:val="1E293B"/>
           <w:sz w:val="20"/>
         </w:rPr>
-        <w:t>4.2 Protected Health Information (PHI) Security: All diagnostic protocols, treatment logs, video recordings, and clinical communication are secured in 256-bit AES encrypted, SOC-2 compliant Electronic Health Record (EHR) platforms with strict role-based practitioner access controls.</w:t>
+        <w:t>Parent / Legal Guardian Signature: _____________________________________   Date: October 24, 2026</w:t>
       </w:r>
     </w:p>
     <w:p>
@@ -309,355 +2820,7 @@
           <w:color w:val="1E293B"/>
           <w:sz w:val="20"/>
         </w:rPr>
-        <w:t>4.3 Permitted Disclosures: Protected Health Information is disclosed solely for treatment coordination, legally mandated child welfare reporting (Texas Family Code § 261.101), compliance audits, or pursuant to a signed, written authorization executed by the Legal Guarantor.</w:t>
-      </w:r>
-    </w:p>
-    <w:p>
-      <w:pPr>
-        <w:keepNext/>
-        <w:spacing w:before="280" w:after="80"/>
-      </w:pPr>
-      <w:r>
-        <w:rPr>
-          <w:rFonts w:ascii="Calibri" w:hAnsi="Calibri"/>
-          <w:b/>
-          <w:color w:val="0F172A"/>
-          <w:sz w:val="26"/>
-        </w:rPr>
-        <w:t>ARTICLE V: OBSERVATION ROOM, MIRROR, &amp; CLINICAL VIDEO RECORDING AUTHORIZATION</w:t>
-      </w:r>
-    </w:p>
-    <w:p>
-      <w:pPr>
-        <w:spacing w:before="0" w:after="120" w:line="276" w:lineRule="auto"/>
-      </w:pPr>
-      <w:r>
-        <w:rPr>
-          <w:rFonts w:ascii="Calibri" w:hAnsi="Calibri"/>
-          <w:color w:val="1E293B"/>
-          <w:sz w:val="20"/>
-        </w:rPr>
-        <w:t>5.1 Clinical Observation Glass: The Clinic facilities feature two-way observation mirrors and integrated audio systems designed for parent education, clinical fellow supervision, and sensory observation without triggering child separation anxiety.</w:t>
-      </w:r>
-    </w:p>
-    <w:p>
-      <w:pPr>
-        <w:spacing w:before="0" w:after="120" w:line="276" w:lineRule="auto"/>
-      </w:pPr>
-      <w:r>
-        <w:rPr>
-          <w:rFonts w:ascii="Calibri" w:hAnsi="Calibri"/>
-          <w:color w:val="1E293B"/>
-          <w:sz w:val="20"/>
-        </w:rPr>
-        <w:t>5.2 Therapeutic Video Recording Authorization: The Legal Guarantor hereby grants permission for licensed clinicians to digitally record portions of therapy sessions strictly for: (a) diagnostic baseline phonetic comparison, (b) sensory feeding progress tracking, (c) licensed speech-language pathologist clinical supervision, and (d) recorded home practice demonstrations provided directly to the parents.</w:t>
-      </w:r>
-    </w:p>
-    <w:p>
-      <w:pPr>
-        <w:spacing w:before="0" w:after="120" w:line="276" w:lineRule="auto"/>
-      </w:pPr>
-      <w:r>
-        <w:rPr>
-          <w:rFonts w:ascii="Calibri" w:hAnsi="Calibri"/>
-          <w:color w:val="1E293B"/>
-          <w:sz w:val="20"/>
-        </w:rPr>
-        <w:t>5.3 Strict Prohibition on External Use: Under no circumstances will therapeutic clinical recordings be shared, published, or utilized for public marketing, social media, or commercial purposes without separate explicit written consent.</w:t>
-      </w:r>
-    </w:p>
-    <w:p>
-      <w:pPr>
-        <w:keepNext/>
-        <w:spacing w:before="280" w:after="80"/>
-      </w:pPr>
-      <w:r>
-        <w:rPr>
-          <w:rFonts w:ascii="Calibri" w:hAnsi="Calibri"/>
-          <w:b/>
-          <w:color w:val="0F172A"/>
-          <w:sz w:val="26"/>
-        </w:rPr>
-        <w:t>ARTICLE VI: TELEHEALTH CLINICAL CONSENT &amp; HOME PRACTICE PROTOCOLS</w:t>
-      </w:r>
-    </w:p>
-    <w:p>
-      <w:pPr>
-        <w:spacing w:before="0" w:after="120" w:line="276" w:lineRule="auto"/>
-      </w:pPr>
-      <w:r>
-        <w:rPr>
-          <w:rFonts w:ascii="Calibri" w:hAnsi="Calibri"/>
-          <w:color w:val="1E293B"/>
-          <w:sz w:val="20"/>
-        </w:rPr>
-        <w:t>6.1 Telepractice Licensure &amp; Standards: Telepractice sessions are delivered in full compliance with Texas Health and Safety Code Chapter 111 and ASHA practice guidelines over high-definition, encrypted, HIPAA-compliant video links.</w:t>
-      </w:r>
-    </w:p>
-    <w:p>
-      <w:pPr>
-        <w:spacing w:before="0" w:after="120" w:line="276" w:lineRule="auto"/>
-      </w:pPr>
-      <w:r>
-        <w:rPr>
-          <w:rFonts w:ascii="Calibri" w:hAnsi="Calibri"/>
-          <w:color w:val="1E293B"/>
-          <w:sz w:val="20"/>
-        </w:rPr>
-        <w:t>6.2 Pediatric Caregiver Co-Presence Requirement: For pediatric patients under eight (8) years of age, a parent, legal guardian, or designated adult caregiver must remain physically present in the same room throughout the teletherapy session to assist with material handling, tactile prompt reinforcement, and technical connectivity.</w:t>
-      </w:r>
-    </w:p>
-    <w:p>
-      <w:pPr>
-        <w:spacing w:before="0" w:after="120" w:line="276" w:lineRule="auto"/>
-      </w:pPr>
-      <w:r>
-        <w:rPr>
-          <w:rFonts w:ascii="Calibri" w:hAnsi="Calibri"/>
-          <w:color w:val="1E293B"/>
-          <w:sz w:val="20"/>
-        </w:rPr>
-        <w:t>6.3 Technology &amp; Privacy Environment: The Legal Guarantor agrees to provide a private, quiet room free from domestic distractions (televisions, pets, siblings) and high-speed internet capability to maximize clinical effectiveness.</w:t>
-      </w:r>
-    </w:p>
-    <w:p>
-      <w:pPr>
-        <w:keepNext/>
-        <w:spacing w:before="280" w:after="80"/>
-      </w:pPr>
-      <w:r>
-        <w:rPr>
-          <w:rFonts w:ascii="Calibri" w:hAnsi="Calibri"/>
-          <w:b/>
-          <w:color w:val="0F172A"/>
-          <w:sz w:val="26"/>
-        </w:rPr>
-        <w:t>ARTICLE VII: SUPERBILL GENERATION SCHEDULE &amp; OUT-OF-NETWORK REIMBURSEMENT</w:t>
-      </w:r>
-    </w:p>
-    <w:p>
-      <w:pPr>
-        <w:spacing w:before="0" w:after="120" w:line="276" w:lineRule="auto"/>
-      </w:pPr>
-      <w:r>
-        <w:rPr>
-          <w:rFonts w:ascii="Calibri" w:hAnsi="Calibri"/>
-          <w:color w:val="1E293B"/>
-          <w:sz w:val="20"/>
-        </w:rPr>
-        <w:t>7.1 Monthly Superbill Schedule: For families seeking out-of-network reimbursement from private health insurance plans, the Clinic generates comprehensive, itemized Superbills on the first (1st) day of each calendar month covering all therapy sessions completed and paid during the preceding month.</w:t>
-      </w:r>
-    </w:p>
-    <w:p>
-      <w:pPr>
-        <w:spacing w:before="0" w:after="120" w:line="276" w:lineRule="auto"/>
-      </w:pPr>
-      <w:r>
-        <w:rPr>
-          <w:rFonts w:ascii="Calibri" w:hAnsi="Calibri"/>
-          <w:color w:val="1E293B"/>
-          <w:sz w:val="20"/>
-        </w:rPr>
-        <w:t>7.2 Standard Coding Standards: Each monthly Superbill includes the Clinic's Tax ID, NPI number, supervising SLP license number, standardized American Medical Association CPT procedure codes (e.g., 92507 for Individual Speech/Language Treatment, 92523 for Speech Sound &amp; Language Evaluation, 92526 for Oral Pharyngeal / Feeding Therapy), and exact ICD-10 diagnostic codes.</w:t>
-      </w:r>
-    </w:p>
-    <w:p>
-      <w:pPr>
-        <w:spacing w:before="0" w:after="120" w:line="276" w:lineRule="auto"/>
-      </w:pPr>
-      <w:r>
-        <w:rPr>
-          <w:rFonts w:ascii="Calibri" w:hAnsi="Calibri"/>
-          <w:color w:val="1E293B"/>
-          <w:sz w:val="20"/>
-        </w:rPr>
-        <w:t>7.3 Reimbursement Disclaimer: The Clinic provides accurate, compliant billing documentation but does not guarantee that any private insurance carrier will reimburse out-of-network claims. The Legal Guarantor is solely responsible for submitting Superbills directly to their insurer's member portal.</w:t>
-      </w:r>
-    </w:p>
-    <w:p>
-      <w:pPr>
-        <w:keepNext/>
-        <w:spacing w:before="280" w:after="80"/>
-      </w:pPr>
-      <w:r>
-        <w:rPr>
-          <w:rFonts w:ascii="Calibri" w:hAnsi="Calibri"/>
-          <w:b/>
-          <w:color w:val="0F172A"/>
-          <w:sz w:val="26"/>
-        </w:rPr>
-        <w:t>ARTICLE VIII: PROGRESS EVALUATIONS &amp; CLINICAL ESTIMATION DISCLAIMER</w:t>
-      </w:r>
-    </w:p>
-    <w:p>
-      <w:pPr>
-        <w:spacing w:before="0" w:after="120" w:line="276" w:lineRule="auto"/>
-      </w:pPr>
-      <w:r>
-        <w:rPr>
-          <w:rFonts w:ascii="Calibri" w:hAnsi="Calibri"/>
-          <w:color w:val="1E293B"/>
-          <w:sz w:val="20"/>
-        </w:rPr>
-        <w:t>8.1 Professional Clinical Estimates: Periodic formal progress updates, developmental age equivalencies, and speech intelligibility percentages reflect professional clinical diagnostic evaluations and clinical estimates based on observable behavioral data.</w:t>
-      </w:r>
-    </w:p>
-    <w:p>
-      <w:pPr>
-        <w:spacing w:before="0" w:after="120" w:line="276" w:lineRule="auto"/>
-      </w:pPr>
-      <w:r>
-        <w:rPr>
-          <w:rFonts w:ascii="Calibri" w:hAnsi="Calibri"/>
-          <w:color w:val="1E293B"/>
-          <w:sz w:val="20"/>
-        </w:rPr>
-        <w:t>8.2 Medical Outcomes Disclaimer: Because pediatric speech, language, and neuro-developmental progression depend on numerous extrinsic and biological variables—including neurological maturation, auditory processing, home practice consistency, and co-occurring developmental diagnoses—the Clinic and its clinicians do not and cannot guarantee specific educational, scholastic, or medical outcomes.</w:t>
-      </w:r>
-    </w:p>
-    <w:p>
-      <w:pPr>
-        <w:keepNext/>
-        <w:spacing w:before="280" w:after="80"/>
-      </w:pPr>
-      <w:r>
-        <w:rPr>
-          <w:rFonts w:ascii="Calibri" w:hAnsi="Calibri"/>
-          <w:b/>
-          <w:color w:val="0F172A"/>
-          <w:sz w:val="26"/>
-        </w:rPr>
-        <w:t>SIGNATURE BLOCK: LEGAL GUARANTOR ATTESTATION &amp; CLINICAL DIRECTOR ACKNOWLEDGEMENT</w:t>
-      </w:r>
-    </w:p>
-    <w:p>
-      <w:pPr>
-        <w:spacing w:before="0" w:after="120" w:line="276" w:lineRule="auto"/>
-      </w:pPr>
-      <w:r>
-        <w:rPr>
-          <w:rFonts w:ascii="Calibri" w:hAnsi="Calibri"/>
-          <w:color w:val="1E293B"/>
-          <w:sz w:val="20"/>
-        </w:rPr>
-        <w:t>By signing below, I certify that I have read, understood, and received a copy of this Master Clinical Intake Agreement, HIPAA Disclosure, and Attendance Policy. I attest that I am the legally authorized Guarantor for the Patient named below and agree to be bound by all terms, including the $75 reserved clinical hour fee policy.</w:t>
-      </w:r>
-    </w:p>
-    <w:p>
-      <w:pPr>
-        <w:spacing w:before="0" w:after="120" w:line="276" w:lineRule="auto"/>
-      </w:pPr>
-      <w:r>
-        <w:rPr>
-          <w:rFonts w:ascii="Calibri" w:hAnsi="Calibri"/>
-          <w:color w:val="1E293B"/>
-          <w:sz w:val="20"/>
-        </w:rPr>
-        <w:t>Child / Patient Legal Name: __________________________________________________</w:t>
-      </w:r>
-    </w:p>
-    <w:p>
-      <w:pPr>
-        <w:spacing w:before="0" w:after="120" w:line="276" w:lineRule="auto"/>
-      </w:pPr>
-      <w:r>
-        <w:rPr>
-          <w:rFonts w:ascii="Calibri" w:hAnsi="Calibri"/>
-          <w:color w:val="1E293B"/>
-          <w:sz w:val="20"/>
-        </w:rPr>
-        <w:t>Date of Birth (MM/DD/YYYY): _____________________ Sex / Gender: ____________</w:t>
-      </w:r>
-    </w:p>
-    <w:p>
-      <w:pPr>
-        <w:spacing w:before="0" w:after="120" w:line="276" w:lineRule="auto"/>
-      </w:pPr>
-      <w:r>
-        <w:rPr>
-          <w:rFonts w:ascii="Calibri" w:hAnsi="Calibri"/>
-          <w:color w:val="1E293B"/>
-          <w:sz w:val="20"/>
-        </w:rPr>
-        <w:t>Legal Guarantor Full Printed Name: ____________________________________________</w:t>
-      </w:r>
-    </w:p>
-    <w:p>
-      <w:pPr>
-        <w:spacing w:before="0" w:after="120" w:line="276" w:lineRule="auto"/>
-      </w:pPr>
-      <w:r>
-        <w:rPr>
-          <w:rFonts w:ascii="Calibri" w:hAnsi="Calibri"/>
-          <w:color w:val="1E293B"/>
-          <w:sz w:val="20"/>
-        </w:rPr>
-        <w:t>Relationship to Patient (Mother / Father / Legal Guardian): ____________________</w:t>
-      </w:r>
-    </w:p>
-    <w:p>
-      <w:pPr>
-        <w:spacing w:before="0" w:after="120" w:line="276" w:lineRule="auto"/>
-      </w:pPr>
-      <w:r>
-        <w:rPr>
-          <w:rFonts w:ascii="Calibri" w:hAnsi="Calibri"/>
-          <w:color w:val="1E293B"/>
-          <w:sz w:val="20"/>
-        </w:rPr>
-        <w:t>Guarantor Primary Phone: __________________ Emergency Mobile: ________________</w:t>
-      </w:r>
-    </w:p>
-    <w:p>
-      <w:pPr>
-        <w:spacing w:before="0" w:after="120" w:line="276" w:lineRule="auto"/>
-      </w:pPr>
-      <w:r>
-        <w:rPr>
-          <w:rFonts w:ascii="Calibri" w:hAnsi="Calibri"/>
-          <w:color w:val="1E293B"/>
-          <w:sz w:val="20"/>
-        </w:rPr>
-        <w:t>Billing Address: ___________________________________________________________</w:t>
-      </w:r>
-    </w:p>
-    <w:p>
-      <w:pPr>
-        <w:spacing w:before="0" w:after="120" w:line="276" w:lineRule="auto"/>
-      </w:pPr>
-      <w:r>
-        <w:rPr>
-          <w:rFonts w:ascii="Calibri" w:hAnsi="Calibri"/>
-          <w:color w:val="1E293B"/>
-          <w:sz w:val="20"/>
-        </w:rPr>
-        <w:t>Legal Guarantor Signature: _________________________________ Date: ____________</w:t>
-      </w:r>
-    </w:p>
-    <w:p>
-      <w:pPr>
-        <w:spacing w:before="0" w:after="120" w:line="276" w:lineRule="auto"/>
-      </w:pPr>
-      <w:r>
-        <w:rPr>
-          <w:rFonts w:ascii="Calibri" w:hAnsi="Calibri"/>
-          <w:color w:val="1E293B"/>
-          <w:sz w:val="20"/>
-        </w:rPr>
-        <w:t>Clinical Director Attestation: Issa Cuevas, M.S., CCC-SLP (Texas Lic #72841, NPI #1982736450)</w:t>
-      </w:r>
-    </w:p>
-    <w:p>
-      <w:pPr>
-        <w:spacing w:before="0" w:after="120" w:line="276" w:lineRule="auto"/>
-      </w:pPr>
-      <w:r>
-        <w:rPr>
-          <w:rFonts w:ascii="Calibri" w:hAnsi="Calibri"/>
-          <w:color w:val="1E293B"/>
-          <w:sz w:val="20"/>
-        </w:rPr>
-        <w:t>Clinic Authorized Signature: Issa Cuevas, M.S., CCC-SLP · Date: October 20, 2026</w:t>
+        <w:t>Printed Name: Elena Martinez, M.D.                                         Relationship to Child: Mother</w:t>
       </w:r>
     </w:p>
     <w:sectPr>
@@ -694,7 +2857,7 @@
       <w:jc w:val="right"/>
     </w:pPr>
     <w:r>
-      <w:t>Master Clinical Intake &amp; Patient Guarantor Agreement — Cueva</w:t>
+      <w:t xml:space="preserve">Cuevas Pediatric Speech Therapy — Clinical Intake &amp; Medical </w:t>
     </w:r>
   </w:p>
 </w:hdr>
